--- a/Coursework2/CW2-Report.docx
+++ b/Coursework2/CW2-Report.docx
@@ -4,68 +4,768 @@
   <w:body>
     <w:p>
       <w:r>
-        <w:t>Report</w:t>
-      </w:r>
-    </w:p>
-    <w:p>
+        <w:rPr>
+          <w:b/>
+          <w:bCs/>
+        </w:rPr>
+        <w:t>Incident Report:</w:t>
+      </w:r>
+      <w:r>
+        <w:t xml:space="preserve"> Unauthorized Cloud Infrastructure Access &amp; Endpoint Anomalies</w:t>
+      </w:r>
+    </w:p>
+    <w:p>
+      <w:r>
+        <w:rPr>
+          <w:b/>
+          <w:bCs/>
+        </w:rPr>
+        <w:t>Project:</w:t>
+      </w:r>
+      <w:r>
+        <w:t xml:space="preserve"> BOTSv3 Incident Analysis (COMP3010)</w:t>
+      </w:r>
+      <w:r>
+        <w:br/>
+      </w:r>
+      <w:r>
+        <w:rPr>
+          <w:b/>
+          <w:bCs/>
+        </w:rPr>
+        <w:t>Author:</w:t>
+      </w:r>
+      <w:r>
+        <w:t xml:space="preserve"> Matthew Fish</w:t>
+      </w:r>
+      <w:r>
+        <w:br/>
+      </w:r>
+      <w:r>
+        <w:rPr>
+          <w:b/>
+          <w:bCs/>
+        </w:rPr>
+        <w:t>Date:</w:t>
+      </w:r>
+      <w:r>
+        <w:t xml:space="preserve"> 05 December 2025</w:t>
+      </w:r>
+      <w:r>
+        <w:br/>
+      </w:r>
+      <w:r>
+        <w:rPr>
+          <w:b/>
+          <w:bCs/>
+        </w:rPr>
+        <w:t>Reporting Authority:</w:t>
+      </w:r>
+      <w:r>
+        <w:t xml:space="preserve"> Chief Information Security Officer (CISO), </w:t>
+      </w:r>
       <w:proofErr w:type="spellStart"/>
       <w:r>
-        <w:t>Github</w:t>
+        <w:t>Frothly</w:t>
       </w:r>
       <w:proofErr w:type="spellEnd"/>
       <w:r>
-        <w:t xml:space="preserve">: </w:t>
-      </w:r>
-    </w:p>
-    <w:p>
-      <w:r>
-        <w:t xml:space="preserve">Video Walkthrough: </w:t>
-      </w:r>
-    </w:p>
-    <w:p>
-      <w:r>
-        <w:t>Introduction</w:t>
-      </w:r>
-    </w:p>
-    <w:p>
-      <w:r>
-        <w:t>SOC Roles and Incident Handling Reflection</w:t>
-      </w:r>
-    </w:p>
-    <w:p>
-      <w:r>
-        <w:t xml:space="preserve">Installation and Data Preparation </w:t>
-      </w:r>
-    </w:p>
-    <w:p>
-      <w:r>
-        <w:t xml:space="preserve">For the installation I had to go onto the </w:t>
+        <w:t xml:space="preserve"> Security Operations </w:t>
       </w:r>
       <w:proofErr w:type="spellStart"/>
       <w:r>
+        <w:t>Center</w:t>
+      </w:r>
+      <w:proofErr w:type="spellEnd"/>
+      <w:r>
+        <w:br/>
+      </w:r>
+      <w:r>
+        <w:rPr>
+          <w:b/>
+          <w:bCs/>
+        </w:rPr>
+        <w:t>Classification:</w:t>
+      </w:r>
+      <w:r>
+        <w:t xml:space="preserve"> INTERNAL / CONFIDENTIAL</w:t>
+      </w:r>
+    </w:p>
+    <w:p>
+      <w:r>
+        <w:t>https://github.com/Mattrfish/COMP3010-SecOps-and-Incident-Management.git</w:t>
+      </w:r>
+    </w:p>
+    <w:p>
+      <w:r>
+        <w:pict w14:anchorId="4D924EC2">
+          <v:rect id="_x0000_i1164" style="width:0;height:1.5pt" o:hralign="center" o:hrstd="t" o:hr="t" fillcolor="#a0a0a0" stroked="f"/>
+        </w:pict>
+      </w:r>
+    </w:p>
+    <w:p>
+      <w:r>
+        <w:t>Table of Contents</w:t>
+      </w:r>
+    </w:p>
+    <w:p>
+      <w:pPr>
+        <w:numPr>
+          <w:ilvl w:val="0"/>
+          <w:numId w:val="5"/>
+        </w:numPr>
+      </w:pPr>
+      <w:hyperlink r:id="rId5" w:anchor="1-introduction" w:history="1">
+        <w:r>
+          <w:rPr>
+            <w:rStyle w:val="Hyperlink"/>
+          </w:rPr>
+          <w:t>Introduction</w:t>
+        </w:r>
+      </w:hyperlink>
+    </w:p>
+    <w:p>
+      <w:pPr>
+        <w:numPr>
+          <w:ilvl w:val="0"/>
+          <w:numId w:val="5"/>
+        </w:numPr>
+      </w:pPr>
+      <w:hyperlink r:id="rId6" w:anchor="2-soc-roles--incident-handling-methodology" w:history="1">
+        <w:r>
+          <w:rPr>
+            <w:rStyle w:val="Hyperlink"/>
+          </w:rPr>
+          <w:t>SOC Roles &amp; Incident Handling Methodology</w:t>
+        </w:r>
+      </w:hyperlink>
+      <w:r>
+        <w:t xml:space="preserve"> </w:t>
+      </w:r>
+    </w:p>
+    <w:p>
+      <w:pPr>
+        <w:numPr>
+          <w:ilvl w:val="1"/>
+          <w:numId w:val="5"/>
+        </w:numPr>
+      </w:pPr>
+      <w:hyperlink r:id="rId7" w:anchor="21-application-of-the-nist-cycle" w:history="1">
+        <w:r>
+          <w:rPr>
+            <w:rStyle w:val="Hyperlink"/>
+          </w:rPr>
+          <w:t>2.1 Application of the NIST Cycle</w:t>
+        </w:r>
+      </w:hyperlink>
+    </w:p>
+    <w:p>
+      <w:pPr>
+        <w:numPr>
+          <w:ilvl w:val="0"/>
+          <w:numId w:val="5"/>
+        </w:numPr>
+      </w:pPr>
+      <w:hyperlink r:id="rId8" w:anchor="3-environment-setup--dataset-ingestion" w:history="1">
+        <w:r>
+          <w:rPr>
+            <w:rStyle w:val="Hyperlink"/>
+          </w:rPr>
+          <w:t>Environment Setup &amp; Dataset Ingestion</w:t>
+        </w:r>
+      </w:hyperlink>
+    </w:p>
+    <w:p>
+      <w:pPr>
+        <w:numPr>
+          <w:ilvl w:val="0"/>
+          <w:numId w:val="5"/>
+        </w:numPr>
+      </w:pPr>
+      <w:hyperlink r:id="rId9" w:anchor="4-incident-investigation-guided-analysis" w:history="1">
+        <w:r>
+          <w:rPr>
+            <w:rStyle w:val="Hyperlink"/>
+          </w:rPr>
+          <w:t>Incident Investigation (Guided Analysis)</w:t>
+        </w:r>
+      </w:hyperlink>
+      <w:r>
+        <w:t xml:space="preserve"> </w:t>
+      </w:r>
+    </w:p>
+    <w:p>
+      <w:pPr>
+        <w:numPr>
+          <w:ilvl w:val="1"/>
+          <w:numId w:val="5"/>
+        </w:numPr>
+      </w:pPr>
+      <w:hyperlink r:id="rId10" w:anchor="41-iam-account-auditing-question-1" w:history="1">
+        <w:r>
+          <w:rPr>
+            <w:rStyle w:val="Hyperlink"/>
+          </w:rPr>
+          <w:t>4.1 IAM Account Auditing</w:t>
+        </w:r>
+      </w:hyperlink>
+    </w:p>
+    <w:p>
+      <w:pPr>
+        <w:numPr>
+          <w:ilvl w:val="1"/>
+          <w:numId w:val="5"/>
+        </w:numPr>
+      </w:pPr>
+      <w:hyperlink r:id="rId11" w:anchor="42-mfa-compliance-check-question-2" w:history="1">
+        <w:r>
+          <w:rPr>
+            <w:rStyle w:val="Hyperlink"/>
+          </w:rPr>
+          <w:t>4.2 MFA Compliance Check</w:t>
+        </w:r>
+      </w:hyperlink>
+    </w:p>
+    <w:p>
+      <w:pPr>
+        <w:numPr>
+          <w:ilvl w:val="1"/>
+          <w:numId w:val="5"/>
+        </w:numPr>
+      </w:pPr>
+      <w:hyperlink r:id="rId12" w:anchor="43-web-server-asset-identification-question-3" w:history="1">
+        <w:r>
+          <w:rPr>
+            <w:rStyle w:val="Hyperlink"/>
+          </w:rPr>
+          <w:t>4.3 Web Server Asset Identification</w:t>
+        </w:r>
+      </w:hyperlink>
+    </w:p>
+    <w:p>
+      <w:pPr>
+        <w:numPr>
+          <w:ilvl w:val="1"/>
+          <w:numId w:val="5"/>
+        </w:numPr>
+      </w:pPr>
+      <w:hyperlink r:id="rId13" w:anchor="44-s3-bucket-permissions-analysis-question-4" w:history="1">
+        <w:r>
+          <w:rPr>
+            <w:rStyle w:val="Hyperlink"/>
+          </w:rPr>
+          <w:t>4.4 S3 Bucket Permissions Analysis</w:t>
+        </w:r>
+      </w:hyperlink>
+    </w:p>
+    <w:p>
+      <w:pPr>
+        <w:numPr>
+          <w:ilvl w:val="1"/>
+          <w:numId w:val="5"/>
+        </w:numPr>
+      </w:pPr>
+      <w:hyperlink r:id="rId14" w:anchor="45-attribution-of-actions-question-5" w:history="1">
+        <w:r>
+          <w:rPr>
+            <w:rStyle w:val="Hyperlink"/>
+          </w:rPr>
+          <w:t>4.5 Attribution of Actions</w:t>
+        </w:r>
+      </w:hyperlink>
+    </w:p>
+    <w:p>
+      <w:pPr>
+        <w:numPr>
+          <w:ilvl w:val="1"/>
+          <w:numId w:val="5"/>
+        </w:numPr>
+      </w:pPr>
+      <w:hyperlink r:id="rId15" w:anchor="46-data-exposure-scope-question-6" w:history="1">
+        <w:r>
+          <w:rPr>
+            <w:rStyle w:val="Hyperlink"/>
+          </w:rPr>
+          <w:t>4.6 Data Exposure Scope</w:t>
+        </w:r>
+      </w:hyperlink>
+    </w:p>
+    <w:p>
+      <w:pPr>
+        <w:numPr>
+          <w:ilvl w:val="1"/>
+          <w:numId w:val="5"/>
+        </w:numPr>
+      </w:pPr>
+      <w:hyperlink r:id="rId16" w:anchor="47-unauthorized-artifact-upload-question-7" w:history="1">
+        <w:r>
+          <w:rPr>
+            <w:rStyle w:val="Hyperlink"/>
+          </w:rPr>
+          <w:t>4.7 Unauthorized Artifact Upload</w:t>
+        </w:r>
+      </w:hyperlink>
+    </w:p>
+    <w:p>
+      <w:pPr>
+        <w:numPr>
+          <w:ilvl w:val="1"/>
+          <w:numId w:val="5"/>
+        </w:numPr>
+      </w:pPr>
+      <w:hyperlink r:id="rId17" w:anchor="48-endpoint-anomalies-question-8" w:history="1">
+        <w:r>
+          <w:rPr>
+            <w:rStyle w:val="Hyperlink"/>
+          </w:rPr>
+          <w:t>4.8 Endpoint Anomalies</w:t>
+        </w:r>
+      </w:hyperlink>
+    </w:p>
+    <w:p>
+      <w:pPr>
+        <w:numPr>
+          <w:ilvl w:val="0"/>
+          <w:numId w:val="5"/>
+        </w:numPr>
+      </w:pPr>
+      <w:hyperlink r:id="rId18" w:anchor="5-conclusion--strategic-recommendations" w:history="1">
+        <w:r>
+          <w:rPr>
+            <w:rStyle w:val="Hyperlink"/>
+          </w:rPr>
+          <w:t>Conclusion &amp; Strategic Recommendations</w:t>
+        </w:r>
+      </w:hyperlink>
+    </w:p>
+    <w:p>
+      <w:pPr>
+        <w:numPr>
+          <w:ilvl w:val="0"/>
+          <w:numId w:val="5"/>
+        </w:numPr>
+      </w:pPr>
+      <w:hyperlink r:id="rId19" w:anchor="6-references" w:history="1">
+        <w:r>
+          <w:rPr>
+            <w:rStyle w:val="Hyperlink"/>
+          </w:rPr>
+          <w:t>References</w:t>
+        </w:r>
+      </w:hyperlink>
+    </w:p>
+    <w:p>
+      <w:pPr>
+        <w:numPr>
+          <w:ilvl w:val="0"/>
+          <w:numId w:val="5"/>
+        </w:numPr>
+      </w:pPr>
+      <w:hyperlink r:id="rId20" w:anchor="7-appendix-a-video-presentation" w:history="1">
+        <w:r>
+          <w:rPr>
+            <w:rStyle w:val="Hyperlink"/>
+          </w:rPr>
+          <w:t>Appendix A: Video Presentation</w:t>
+        </w:r>
+      </w:hyperlink>
+    </w:p>
+    <w:p>
+      <w:pPr>
+        <w:numPr>
+          <w:ilvl w:val="0"/>
+          <w:numId w:val="5"/>
+        </w:numPr>
+      </w:pPr>
+      <w:hyperlink r:id="rId21" w:anchor="8-appendix-b-ai-declaration" w:history="1">
+        <w:r>
+          <w:rPr>
+            <w:rStyle w:val="Hyperlink"/>
+          </w:rPr>
+          <w:t>Appendix B: AI Declaration</w:t>
+        </w:r>
+      </w:hyperlink>
+    </w:p>
+    <w:p>
+      <w:r>
+        <w:pict w14:anchorId="00E45833">
+          <v:rect id="_x0000_i1165" style="width:0;height:1.5pt" o:hralign="center" o:hrstd="t" o:hr="t" fillcolor="#a0a0a0" stroked="f"/>
+        </w:pict>
+      </w:r>
+    </w:p>
+    <w:p>
+      <w:pPr>
+        <w:rPr>
+          <w:b/>
+          <w:bCs/>
+          <w:sz w:val="28"/>
+          <w:szCs w:val="28"/>
+        </w:rPr>
+      </w:pPr>
+      <w:r>
+        <w:rPr>
+          <w:b/>
+          <w:bCs/>
+          <w:sz w:val="28"/>
+          <w:szCs w:val="28"/>
+        </w:rPr>
+        <w:t>1. Introduction</w:t>
+      </w:r>
+    </w:p>
+    <w:p>
+      <w:r>
+        <w:t xml:space="preserve">This report presents a forensic investigation into security anomalies within </w:t>
+      </w:r>
+      <w:proofErr w:type="spellStart"/>
+      <w:r>
+        <w:t>Frothly’s</w:t>
+      </w:r>
+      <w:proofErr w:type="spellEnd"/>
+      <w:r>
+        <w:t xml:space="preserve"> cloud and endpoint infrastructure using the BOTSv3 dataset in Splunk. The scope is limited to AWS CloudTrail, S3 access logs, and Windows endpoint telemetry, with a focus on identifying misconfigurations and behaviours consistent with insider misuse or credential compromise. </w:t>
+      </w:r>
+      <w:r>
+        <w:lastRenderedPageBreak/>
+        <w:t>The primary audience is the CISO and SOC team, and the report is written as an internal incident record to inform SOC process improvements.</w:t>
+      </w:r>
+    </w:p>
+    <w:p>
+      <w:r>
+        <w:t>The report is structured as follows: Section 2 links the investigation to SOC roles and the NIST incident lifecycle; Section 3 documents Splunk setup and dataset ingestion; Section 4 provides guided analysis answering the BOTSv3 question set; Section 5 consolidates conclusions and presents a prioritised action plan.</w:t>
+      </w:r>
+    </w:p>
+    <w:p>
+      <w:r>
+        <w:pict w14:anchorId="53184955">
+          <v:rect id="_x0000_i1166" style="width:0;height:1.5pt" o:hralign="center" o:hrstd="t" o:hr="t" fillcolor="#a0a0a0" stroked="f"/>
+        </w:pict>
+      </w:r>
+    </w:p>
+    <w:p>
+      <w:pPr>
+        <w:rPr>
+          <w:b/>
+          <w:bCs/>
+        </w:rPr>
+      </w:pPr>
+      <w:r>
+        <w:rPr>
+          <w:b/>
+          <w:bCs/>
+          <w:sz w:val="28"/>
+          <w:szCs w:val="28"/>
+        </w:rPr>
+        <w:t>2. SOC Roles &amp; Incident Handling Methodology</w:t>
+      </w:r>
+    </w:p>
+    <w:p>
+      <w:r>
+        <w:t xml:space="preserve">Security Operations </w:t>
+      </w:r>
+      <w:proofErr w:type="spellStart"/>
+      <w:r>
+        <w:t>Centers</w:t>
+      </w:r>
+      <w:proofErr w:type="spellEnd"/>
+      <w:r>
+        <w:t xml:space="preserve"> (SOC) rely on a tiered structure to manage alert fatigue and ensure critical threats are escalated appropriately [1].</w:t>
+      </w:r>
+    </w:p>
+    <w:p>
+      <w:pPr>
+        <w:numPr>
+          <w:ilvl w:val="0"/>
+          <w:numId w:val="6"/>
+        </w:numPr>
+      </w:pPr>
+      <w:r>
+        <w:t>Tier 1 Analysts (Triage): Monitor SIEM alerts to distinguish false positives from genuine security events.</w:t>
+      </w:r>
+    </w:p>
+    <w:p>
+      <w:pPr>
+        <w:numPr>
+          <w:ilvl w:val="0"/>
+          <w:numId w:val="6"/>
+        </w:numPr>
+      </w:pPr>
+      <w:r>
+        <w:t xml:space="preserve">Tier 2 Analysts (Incident Responders): This investigation assumes the role of a Tier 2 analyst. The focus is not merely viewing alerts, but correlating data across multiple </w:t>
+      </w:r>
+      <w:proofErr w:type="spellStart"/>
+      <w:r>
+        <w:t>sourcetypes</w:t>
+      </w:r>
+      <w:proofErr w:type="spellEnd"/>
+      <w:r>
+        <w:t xml:space="preserve"> (AWS, Endpoint, Network) to reconstruct the attack timeline.</w:t>
+      </w:r>
+    </w:p>
+    <w:p>
+      <w:pPr>
+        <w:numPr>
+          <w:ilvl w:val="0"/>
+          <w:numId w:val="6"/>
+        </w:numPr>
+      </w:pPr>
+      <w:r>
+        <w:t>Tier 3 Analysts (Threat Hunters): Proactively search for threats that evade automated detection rules.</w:t>
+      </w:r>
+    </w:p>
+    <w:p>
+      <w:pPr>
+        <w:rPr>
+          <w:b/>
+          <w:bCs/>
+        </w:rPr>
+      </w:pPr>
+      <w:r>
+        <w:rPr>
+          <w:b/>
+          <w:bCs/>
+        </w:rPr>
+        <w:t>2.1 Application of the NIST Cycle</w:t>
+      </w:r>
+    </w:p>
+    <w:p>
+      <w:r>
+        <w:t xml:space="preserve">BOTSv3 simulates </w:t>
+      </w:r>
+      <w:proofErr w:type="spellStart"/>
+      <w:r>
+        <w:t>Frothly's</w:t>
+      </w:r>
+      <w:proofErr w:type="spellEnd"/>
+      <w:r>
+        <w:t xml:space="preserve"> production environment, including AWS web workloads, S3 storage, and corporate endpoints. Aligned with the NIST SP 800-61 Rev 3 lifecycle, this investigation aims to [2]:</w:t>
+      </w:r>
+    </w:p>
+    <w:p>
+      <w:pPr>
+        <w:numPr>
+          <w:ilvl w:val="0"/>
+          <w:numId w:val="7"/>
+        </w:numPr>
+      </w:pPr>
+      <w:r>
+        <w:t>Identify &amp; Protect: Audit user accounts and endpoints to uncover 'Least Privilege' violations.</w:t>
+      </w:r>
+    </w:p>
+    <w:p>
+      <w:pPr>
+        <w:numPr>
+          <w:ilvl w:val="0"/>
+          <w:numId w:val="7"/>
+        </w:numPr>
+      </w:pPr>
+      <w:r>
+        <w:t xml:space="preserve">Detect &amp; Respond: </w:t>
+      </w:r>
+      <w:proofErr w:type="spellStart"/>
+      <w:r>
+        <w:t>Analyze</w:t>
+      </w:r>
+      <w:proofErr w:type="spellEnd"/>
+      <w:r>
+        <w:t xml:space="preserve"> logs to determine exactly how an S3 bucket was exposed, who was responsible, and what data was at risk.</w:t>
+      </w:r>
+    </w:p>
+    <w:p>
+      <w:pPr>
+        <w:numPr>
+          <w:ilvl w:val="0"/>
+          <w:numId w:val="7"/>
+        </w:numPr>
+      </w:pPr>
+      <w:r>
+        <w:t>Recover &amp; Govern: Assess the failures in configuration and governance that caused the breach to propose strategic improvements for future resilience.</w:t>
+      </w:r>
+    </w:p>
+    <w:p>
+      <w:r>
+        <w:pict w14:anchorId="65C2338B">
+          <v:rect id="_x0000_i1167" style="width:0;height:1.5pt" o:hralign="center" o:hrstd="t" o:hr="t" fillcolor="#a0a0a0" stroked="f"/>
+        </w:pict>
+      </w:r>
+    </w:p>
+    <w:p>
+      <w:pPr>
+        <w:rPr>
+          <w:b/>
+          <w:bCs/>
+          <w:sz w:val="28"/>
+          <w:szCs w:val="28"/>
+          <w:lang w:val="fr-FR"/>
+        </w:rPr>
+      </w:pPr>
+      <w:r>
+        <w:rPr>
+          <w:b/>
+          <w:bCs/>
+          <w:sz w:val="28"/>
+          <w:szCs w:val="28"/>
+          <w:lang w:val="fr-FR"/>
+        </w:rPr>
+        <w:t xml:space="preserve">3. </w:t>
+      </w:r>
+      <w:proofErr w:type="spellStart"/>
+      <w:r>
+        <w:rPr>
+          <w:b/>
+          <w:bCs/>
+          <w:sz w:val="28"/>
+          <w:szCs w:val="28"/>
+          <w:lang w:val="fr-FR"/>
+        </w:rPr>
+        <w:t>Environment</w:t>
+      </w:r>
+      <w:proofErr w:type="spellEnd"/>
+      <w:r>
+        <w:rPr>
+          <w:b/>
+          <w:bCs/>
+          <w:sz w:val="28"/>
+          <w:szCs w:val="28"/>
+          <w:lang w:val="fr-FR"/>
+        </w:rPr>
+        <w:t xml:space="preserve"> Setup &amp; </w:t>
+      </w:r>
+      <w:proofErr w:type="spellStart"/>
+      <w:r>
+        <w:rPr>
+          <w:b/>
+          <w:bCs/>
+          <w:sz w:val="28"/>
+          <w:szCs w:val="28"/>
+          <w:lang w:val="fr-FR"/>
+        </w:rPr>
+        <w:t>Dataset</w:t>
+      </w:r>
+      <w:proofErr w:type="spellEnd"/>
+      <w:r>
+        <w:rPr>
+          <w:b/>
+          <w:bCs/>
+          <w:sz w:val="28"/>
+          <w:szCs w:val="28"/>
+          <w:lang w:val="fr-FR"/>
+        </w:rPr>
+        <w:t xml:space="preserve"> Ingestion</w:t>
+      </w:r>
+    </w:p>
+    <w:p>
+      <w:pPr>
+        <w:rPr>
+          <w:b/>
+          <w:bCs/>
+          <w:lang w:val="fr-FR"/>
+        </w:rPr>
+      </w:pPr>
+      <w:r>
+        <w:rPr>
+          <w:b/>
+          <w:bCs/>
+          <w:lang w:val="fr-FR"/>
+        </w:rPr>
+        <w:t xml:space="preserve">3.1 </w:t>
+      </w:r>
+      <w:proofErr w:type="spellStart"/>
+      <w:r>
+        <w:rPr>
+          <w:b/>
+          <w:bCs/>
+          <w:lang w:val="fr-FR"/>
+        </w:rPr>
+        <w:t>Environment</w:t>
+      </w:r>
+      <w:proofErr w:type="spellEnd"/>
+      <w:r>
+        <w:rPr>
+          <w:b/>
+          <w:bCs/>
+          <w:lang w:val="fr-FR"/>
+        </w:rPr>
+        <w:t xml:space="preserve"> Setup</w:t>
+      </w:r>
+    </w:p>
+    <w:p>
+      <w:r>
+        <w:t>A local Splunk Enterprise instance was deployed on an Ubuntu virtual machine to mimic how a SOC would typically host a centralised SIEM in a controlled environment. The VM approach isolates the BOTSv3 lab from production resources while still allowing realistic log volume and query performance. Splunk was installed under /opt to follow Linux best practice for third</w:t>
+      </w:r>
+      <w:r>
+        <w:noBreakHyphen/>
+        <w:t>party software and keep application files separate from the OS.</w:t>
+      </w:r>
+    </w:p>
+    <w:p>
+      <w:r>
+        <w:t># Commands used for installation</w:t>
+      </w:r>
+    </w:p>
+    <w:p>
+      <w:proofErr w:type="spellStart"/>
+      <w:r>
+        <w:t>wget</w:t>
+      </w:r>
+      <w:proofErr w:type="spellEnd"/>
+      <w:r>
+        <w:t xml:space="preserve"> -O splunk-8.x.x-linux-2.6-amd64.tgz 'https://download.splunk.com/...'</w:t>
+      </w:r>
+    </w:p>
+    <w:p>
+      <w:proofErr w:type="spellStart"/>
+      <w:r>
+        <w:lastRenderedPageBreak/>
+        <w:t>sudo</w:t>
+      </w:r>
+      <w:proofErr w:type="spellEnd"/>
+      <w:r>
+        <w:t xml:space="preserve"> tar -</w:t>
+      </w:r>
+      <w:proofErr w:type="spellStart"/>
+      <w:r>
+        <w:t>xvzf</w:t>
+      </w:r>
+      <w:proofErr w:type="spellEnd"/>
+      <w:r>
+        <w:t xml:space="preserve"> splunk-*.tgz -C /opt</w:t>
+      </w:r>
+    </w:p>
+    <w:p>
+      <w:proofErr w:type="spellStart"/>
+      <w:r>
+        <w:t>sudo</w:t>
+      </w:r>
+      <w:proofErr w:type="spellEnd"/>
+      <w:r>
+        <w:t xml:space="preserve"> /opt/</w:t>
+      </w:r>
+      <w:proofErr w:type="spellStart"/>
+      <w:r>
         <w:t>splunk</w:t>
       </w:r>
       <w:proofErr w:type="spellEnd"/>
       <w:r>
-        <w:t xml:space="preserve"> enterprise website and go to the downloads. From there I copied the .</w:t>
+        <w:t>/bin/</w:t>
       </w:r>
       <w:proofErr w:type="spellStart"/>
       <w:r>
-        <w:t>tgz</w:t>
+        <w:t>splunk</w:t>
       </w:r>
       <w:proofErr w:type="spellEnd"/>
       <w:r>
-        <w:t xml:space="preserve"> link into the terminal and ran it. Then I extracted it into /opt which automatically ran it on local host.</w:t>
-      </w:r>
-    </w:p>
-    <w:p/>
+        <w:t xml:space="preserve"> start --accept-license</w:t>
+      </w:r>
+    </w:p>
     <w:p>
       <w:r>
         <w:drawing>
-          <wp:inline distT="0" distB="0" distL="0" distR="0" wp14:anchorId="3CD23690" wp14:editId="00651487">
-            <wp:extent cx="5179060" cy="3761105"/>
+          <wp:inline distT="0" distB="0" distL="0" distR="0" wp14:anchorId="664055DA" wp14:editId="11F83D8E">
+            <wp:extent cx="5731510" cy="4161155"/>
             <wp:effectExtent l="0" t="0" r="2540" b="0"/>
-            <wp:docPr id="1435635347" name="Picture 1" descr="A screenshot of a computer&#10;&#10;AI-generated content may be incorrect."/>
+            <wp:docPr id="1314377391" name="Picture 36" descr="Figure 1: Verification of Splunk services running on localhost.">
+              <a:hlinkClick xmlns:a="http://schemas.openxmlformats.org/drawingml/2006/main" r:id="rId22" tgtFrame="&quot;_blank&quot;"/>
+            </wp:docPr>
             <wp:cNvGraphicFramePr>
               <a:graphicFrameLocks xmlns:a="http://schemas.openxmlformats.org/drawingml/2006/main" noChangeAspect="1"/>
             </wp:cNvGraphicFramePr>
@@ -73,12 +773,22 @@
               <a:graphicData uri="http://schemas.openxmlformats.org/drawingml/2006/picture">
                 <pic:pic xmlns:pic="http://schemas.openxmlformats.org/drawingml/2006/picture">
                   <pic:nvPicPr>
-                    <pic:cNvPr id="1435635347" name="Picture 1" descr="A screenshot of a computer&#10;&#10;AI-generated content may be incorrect."/>
-                    <pic:cNvPicPr/>
+                    <pic:cNvPr id="0" name="Picture 144" descr="Figure 1: Verification of Splunk services running on localhost.">
+                      <a:hlinkClick r:id="rId22" tgtFrame="&quot;_blank&quot;"/>
+                    </pic:cNvPr>
+                    <pic:cNvPicPr>
+                      <a:picLocks noChangeAspect="1" noChangeArrowheads="1"/>
+                    </pic:cNvPicPr>
                   </pic:nvPicPr>
-                  <pic:blipFill rotWithShape="1">
-                    <a:blip r:embed="rId4"/>
-                    <a:srcRect l="9638"/>
+                  <pic:blipFill>
+                    <a:blip r:embed="rId23">
+                      <a:extLst>
+                        <a:ext uri="{28A0092B-C50C-407E-A947-70E740481C1C}">
+                          <a14:useLocalDpi xmlns:a14="http://schemas.microsoft.com/office/drawing/2010/main" val="0"/>
+                        </a:ext>
+                      </a:extLst>
+                    </a:blip>
+                    <a:srcRect/>
                     <a:stretch>
                       <a:fillRect/>
                     </a:stretch>
@@ -86,19 +796,15 @@
                   <pic:spPr bwMode="auto">
                     <a:xfrm>
                       <a:off x="0" y="0"/>
-                      <a:ext cx="5179060" cy="3761105"/>
+                      <a:ext cx="5731510" cy="4161155"/>
                     </a:xfrm>
                     <a:prstGeom prst="rect">
                       <a:avLst/>
                     </a:prstGeom>
+                    <a:noFill/>
                     <a:ln>
                       <a:noFill/>
                     </a:ln>
-                    <a:extLst>
-                      <a:ext uri="{53640926-AAD7-44D8-BBD7-CCE9431645EC}">
-                        <a14:shadowObscured xmlns:a14="http://schemas.microsoft.com/office/drawing/2010/main"/>
-                      </a:ext>
-                    </a:extLst>
                   </pic:spPr>
                 </pic:pic>
               </a:graphicData>
@@ -108,34 +814,75 @@
       </w:r>
     </w:p>
     <w:p>
-      <w:r>
-        <w:t xml:space="preserve">After this I downloaded the botsv3 data set from the </w:t>
+      <w:pPr>
+        <w:rPr>
+          <w:b/>
+          <w:bCs/>
+        </w:rPr>
+      </w:pPr>
+      <w:r>
+        <w:rPr>
+          <w:b/>
+          <w:bCs/>
+        </w:rPr>
+        <w:t>3.2 Dataset Ingestion</w:t>
+      </w:r>
+    </w:p>
+    <w:p>
+      <w:r>
+        <w:t xml:space="preserve">The BOTSv3 dataset was downloaded from the official Splunk GitHub repository and installed as a dedicated app, with all events indexed into a separate botsv3 index. This separation prevents test data from polluting the default index and allows focused searches using index=botsv3 across multiple </w:t>
       </w:r>
       <w:proofErr w:type="spellStart"/>
       <w:r>
-        <w:t>splunk</w:t>
+        <w:t>sourcetypes</w:t>
       </w:r>
       <w:proofErr w:type="spellEnd"/>
       <w:r>
-        <w:t xml:space="preserve"> </w:t>
+        <w:t xml:space="preserve"> such as </w:t>
       </w:r>
       <w:proofErr w:type="spellStart"/>
       <w:r>
-        <w:t>github</w:t>
+        <w:t>aws:cloudtrail</w:t>
       </w:r>
       <w:proofErr w:type="spellEnd"/>
       <w:r>
-        <w:t xml:space="preserve"> page and extracted the file . </w:t>
+        <w:t xml:space="preserve">, aws:s3:accesslogs, </w:t>
+      </w:r>
+      <w:proofErr w:type="spellStart"/>
+      <w:r>
+        <w:t>WinHostMon</w:t>
+      </w:r>
+      <w:proofErr w:type="spellEnd"/>
+      <w:r>
+        <w:t xml:space="preserve">, hardware and </w:t>
+      </w:r>
+      <w:proofErr w:type="spellStart"/>
+      <w:r>
+        <w:t>access_combined</w:t>
+      </w:r>
+      <w:proofErr w:type="spellEnd"/>
+      <w:r>
+        <w:t xml:space="preserve">. Basic validation was performed by checking index event counts, confirming that expected </w:t>
+      </w:r>
+      <w:proofErr w:type="spellStart"/>
+      <w:r>
+        <w:t>sourcetypes</w:t>
+      </w:r>
+      <w:proofErr w:type="spellEnd"/>
+      <w:r>
+        <w:t xml:space="preserve"> were present, and running sample searches to ensure CloudTrail, S3 and endpoint logs were ingested correctly before starting the investigation.</w:t>
       </w:r>
     </w:p>
     <w:p>
       <w:r>
         <w:lastRenderedPageBreak/>
         <w:drawing>
-          <wp:inline distT="0" distB="0" distL="0" distR="0" wp14:anchorId="0307AF88" wp14:editId="1F4C14F9">
-            <wp:extent cx="5731510" cy="3869055"/>
+          <wp:inline distT="0" distB="0" distL="0" distR="0" wp14:anchorId="4D2A7DC9" wp14:editId="633CE146">
+            <wp:extent cx="5731510" cy="3872865"/>
             <wp:effectExtent l="0" t="0" r="2540" b="0"/>
-            <wp:docPr id="331501262" name="Picture 1" descr="A screenshot of a computer&#10;&#10;AI-generated content may be incorrect."/>
+            <wp:docPr id="928046898" name="Picture 35" descr="Figure 2: BOTSv3 dataset being retrieved from the Git repository.">
+              <a:hlinkClick xmlns:a="http://schemas.openxmlformats.org/drawingml/2006/main" r:id="rId24" tgtFrame="&quot;_blank&quot;"/>
+            </wp:docPr>
             <wp:cNvGraphicFramePr>
               <a:graphicFrameLocks xmlns:a="http://schemas.openxmlformats.org/drawingml/2006/main" noChangeAspect="1"/>
             </wp:cNvGraphicFramePr>
@@ -143,23 +890,38 @@
               <a:graphicData uri="http://schemas.openxmlformats.org/drawingml/2006/picture">
                 <pic:pic xmlns:pic="http://schemas.openxmlformats.org/drawingml/2006/picture">
                   <pic:nvPicPr>
-                    <pic:cNvPr id="331501262" name="Picture 1" descr="A screenshot of a computer&#10;&#10;AI-generated content may be incorrect."/>
-                    <pic:cNvPicPr/>
+                    <pic:cNvPr id="0" name="Picture 145" descr="Figure 2: BOTSv3 dataset being retrieved from the Git repository.">
+                      <a:hlinkClick r:id="rId24" tgtFrame="&quot;_blank&quot;"/>
+                    </pic:cNvPr>
+                    <pic:cNvPicPr>
+                      <a:picLocks noChangeAspect="1" noChangeArrowheads="1"/>
+                    </pic:cNvPicPr>
                   </pic:nvPicPr>
                   <pic:blipFill>
-                    <a:blip r:embed="rId5"/>
+                    <a:blip r:embed="rId25">
+                      <a:extLst>
+                        <a:ext uri="{28A0092B-C50C-407E-A947-70E740481C1C}">
+                          <a14:useLocalDpi xmlns:a14="http://schemas.microsoft.com/office/drawing/2010/main" val="0"/>
+                        </a:ext>
+                      </a:extLst>
+                    </a:blip>
+                    <a:srcRect/>
                     <a:stretch>
                       <a:fillRect/>
                     </a:stretch>
                   </pic:blipFill>
-                  <pic:spPr>
+                  <pic:spPr bwMode="auto">
                     <a:xfrm>
                       <a:off x="0" y="0"/>
-                      <a:ext cx="5731510" cy="3869055"/>
+                      <a:ext cx="5731510" cy="3872865"/>
                     </a:xfrm>
                     <a:prstGeom prst="rect">
                       <a:avLst/>
                     </a:prstGeom>
+                    <a:noFill/>
+                    <a:ln>
+                      <a:noFill/>
+                    </a:ln>
                   </pic:spPr>
                 </pic:pic>
               </a:graphicData>
@@ -167,14 +929,14 @@
           </wp:inline>
         </w:drawing>
       </w:r>
-    </w:p>
-    <w:p>
       <w:r>
         <w:drawing>
-          <wp:inline distT="0" distB="0" distL="0" distR="0" wp14:anchorId="445AAEB2" wp14:editId="3043FA34">
-            <wp:extent cx="5731510" cy="3983990"/>
+          <wp:inline distT="0" distB="0" distL="0" distR="0" wp14:anchorId="72286FF1" wp14:editId="0297EC14">
+            <wp:extent cx="5731510" cy="3990340"/>
             <wp:effectExtent l="0" t="0" r="2540" b="0"/>
-            <wp:docPr id="1789477059" name="Picture 1" descr="A screenshot of a computer&#10;&#10;AI-generated content may be incorrect."/>
+            <wp:docPr id="769021391" name="Picture 34" descr="Figure 3: The extracted dataset directory.">
+              <a:hlinkClick xmlns:a="http://schemas.openxmlformats.org/drawingml/2006/main" r:id="rId26" tgtFrame="&quot;_blank&quot;"/>
+            </wp:docPr>
             <wp:cNvGraphicFramePr>
               <a:graphicFrameLocks xmlns:a="http://schemas.openxmlformats.org/drawingml/2006/main" noChangeAspect="1"/>
             </wp:cNvGraphicFramePr>
@@ -182,23 +944,38 @@
               <a:graphicData uri="http://schemas.openxmlformats.org/drawingml/2006/picture">
                 <pic:pic xmlns:pic="http://schemas.openxmlformats.org/drawingml/2006/picture">
                   <pic:nvPicPr>
-                    <pic:cNvPr id="1789477059" name="Picture 1" descr="A screenshot of a computer&#10;&#10;AI-generated content may be incorrect."/>
-                    <pic:cNvPicPr/>
+                    <pic:cNvPr id="0" name="Picture 146" descr="Figure 3: The extracted dataset directory.">
+                      <a:hlinkClick r:id="rId26" tgtFrame="&quot;_blank&quot;"/>
+                    </pic:cNvPr>
+                    <pic:cNvPicPr>
+                      <a:picLocks noChangeAspect="1" noChangeArrowheads="1"/>
+                    </pic:cNvPicPr>
                   </pic:nvPicPr>
                   <pic:blipFill>
-                    <a:blip r:embed="rId6"/>
+                    <a:blip r:embed="rId27">
+                      <a:extLst>
+                        <a:ext uri="{28A0092B-C50C-407E-A947-70E740481C1C}">
+                          <a14:useLocalDpi xmlns:a14="http://schemas.microsoft.com/office/drawing/2010/main" val="0"/>
+                        </a:ext>
+                      </a:extLst>
+                    </a:blip>
+                    <a:srcRect/>
                     <a:stretch>
                       <a:fillRect/>
                     </a:stretch>
                   </pic:blipFill>
-                  <pic:spPr>
+                  <pic:spPr bwMode="auto">
                     <a:xfrm>
                       <a:off x="0" y="0"/>
-                      <a:ext cx="5731510" cy="3983990"/>
+                      <a:ext cx="5731510" cy="3990340"/>
                     </a:xfrm>
                     <a:prstGeom prst="rect">
                       <a:avLst/>
                     </a:prstGeom>
+                    <a:noFill/>
+                    <a:ln>
+                      <a:noFill/>
+                    </a:ln>
                   </pic:spPr>
                 </pic:pic>
               </a:graphicData>
@@ -206,15 +983,15 @@
           </wp:inline>
         </w:drawing>
       </w:r>
-    </w:p>
-    <w:p>
       <w:r>
         <w:lastRenderedPageBreak/>
         <w:drawing>
-          <wp:inline distT="0" distB="0" distL="0" distR="0" wp14:anchorId="03362FD3" wp14:editId="4EB68D84">
-            <wp:extent cx="5419725" cy="4195393"/>
-            <wp:effectExtent l="0" t="0" r="0" b="0"/>
-            <wp:docPr id="630272104" name="Picture 1" descr="A screenshot of a computer&#10;&#10;AI-generated content may be incorrect."/>
+          <wp:inline distT="0" distB="0" distL="0" distR="0" wp14:anchorId="145B6E49" wp14:editId="17966E5E">
+            <wp:extent cx="5731510" cy="4436745"/>
+            <wp:effectExtent l="0" t="0" r="2540" b="1905"/>
+            <wp:docPr id="65658865" name="Picture 33" descr="Figure 4: Dataset ingested as an app.">
+              <a:hlinkClick xmlns:a="http://schemas.openxmlformats.org/drawingml/2006/main" r:id="rId28" tgtFrame="&quot;_blank&quot;"/>
+            </wp:docPr>
             <wp:cNvGraphicFramePr>
               <a:graphicFrameLocks xmlns:a="http://schemas.openxmlformats.org/drawingml/2006/main" noChangeAspect="1"/>
             </wp:cNvGraphicFramePr>
@@ -222,23 +999,38 @@
               <a:graphicData uri="http://schemas.openxmlformats.org/drawingml/2006/picture">
                 <pic:pic xmlns:pic="http://schemas.openxmlformats.org/drawingml/2006/picture">
                   <pic:nvPicPr>
-                    <pic:cNvPr id="630272104" name="Picture 1" descr="A screenshot of a computer&#10;&#10;AI-generated content may be incorrect."/>
-                    <pic:cNvPicPr/>
+                    <pic:cNvPr id="0" name="Picture 147" descr="Figure 4: Dataset ingested as an app.">
+                      <a:hlinkClick r:id="rId28" tgtFrame="&quot;_blank&quot;"/>
+                    </pic:cNvPr>
+                    <pic:cNvPicPr>
+                      <a:picLocks noChangeAspect="1" noChangeArrowheads="1"/>
+                    </pic:cNvPicPr>
                   </pic:nvPicPr>
                   <pic:blipFill>
-                    <a:blip r:embed="rId7"/>
+                    <a:blip r:embed="rId29">
+                      <a:extLst>
+                        <a:ext uri="{28A0092B-C50C-407E-A947-70E740481C1C}">
+                          <a14:useLocalDpi xmlns:a14="http://schemas.microsoft.com/office/drawing/2010/main" val="0"/>
+                        </a:ext>
+                      </a:extLst>
+                    </a:blip>
+                    <a:srcRect/>
                     <a:stretch>
                       <a:fillRect/>
                     </a:stretch>
                   </pic:blipFill>
-                  <pic:spPr>
+                  <pic:spPr bwMode="auto">
                     <a:xfrm>
                       <a:off x="0" y="0"/>
-                      <a:ext cx="5428914" cy="4202506"/>
+                      <a:ext cx="5731510" cy="4436745"/>
                     </a:xfrm>
                     <a:prstGeom prst="rect">
                       <a:avLst/>
                     </a:prstGeom>
+                    <a:noFill/>
+                    <a:ln>
+                      <a:noFill/>
+                    </a:ln>
                   </pic:spPr>
                 </pic:pic>
               </a:graphicData>
@@ -246,27 +1038,14 @@
           </wp:inline>
         </w:drawing>
       </w:r>
-    </w:p>
-    <w:p>
-      <w:r>
-        <w:t xml:space="preserve">Once its extracted I run the </w:t>
-      </w:r>
-      <w:proofErr w:type="spellStart"/>
-      <w:r>
-        <w:t>splunk</w:t>
-      </w:r>
-      <w:proofErr w:type="spellEnd"/>
-      <w:r>
-        <w:t xml:space="preserve"> and log again and enter this into the search for the data set to appear</w:t>
-      </w:r>
-    </w:p>
-    <w:p>
       <w:r>
         <w:drawing>
-          <wp:inline distT="0" distB="0" distL="0" distR="0" wp14:anchorId="277AD991" wp14:editId="75998C20">
-            <wp:extent cx="5731510" cy="3769995"/>
-            <wp:effectExtent l="0" t="0" r="2540" b="1905"/>
-            <wp:docPr id="700619640" name="Picture 1" descr="A screenshot of a computer&#10;&#10;AI-generated content may be incorrect."/>
+          <wp:inline distT="0" distB="0" distL="0" distR="0" wp14:anchorId="12A29235" wp14:editId="57DA58C5">
+            <wp:extent cx="5731510" cy="3770630"/>
+            <wp:effectExtent l="0" t="0" r="2540" b="1270"/>
+            <wp:docPr id="960994498" name="Picture 32" descr="Figure 5: Confirmation of indexed events within the BOTSv3 dataset.">
+              <a:hlinkClick xmlns:a="http://schemas.openxmlformats.org/drawingml/2006/main" r:id="rId30" tgtFrame="&quot;_blank&quot;"/>
+            </wp:docPr>
             <wp:cNvGraphicFramePr>
               <a:graphicFrameLocks xmlns:a="http://schemas.openxmlformats.org/drawingml/2006/main" noChangeAspect="1"/>
             </wp:cNvGraphicFramePr>
@@ -274,23 +1053,38 @@
               <a:graphicData uri="http://schemas.openxmlformats.org/drawingml/2006/picture">
                 <pic:pic xmlns:pic="http://schemas.openxmlformats.org/drawingml/2006/picture">
                   <pic:nvPicPr>
-                    <pic:cNvPr id="700619640" name="Picture 1" descr="A screenshot of a computer&#10;&#10;AI-generated content may be incorrect."/>
-                    <pic:cNvPicPr/>
+                    <pic:cNvPr id="0" name="Picture 148" descr="Figure 5: Confirmation of indexed events within the BOTSv3 dataset.">
+                      <a:hlinkClick r:id="rId30" tgtFrame="&quot;_blank&quot;"/>
+                    </pic:cNvPr>
+                    <pic:cNvPicPr>
+                      <a:picLocks noChangeAspect="1" noChangeArrowheads="1"/>
+                    </pic:cNvPicPr>
                   </pic:nvPicPr>
                   <pic:blipFill>
-                    <a:blip r:embed="rId8"/>
+                    <a:blip r:embed="rId31">
+                      <a:extLst>
+                        <a:ext uri="{28A0092B-C50C-407E-A947-70E740481C1C}">
+                          <a14:useLocalDpi xmlns:a14="http://schemas.microsoft.com/office/drawing/2010/main" val="0"/>
+                        </a:ext>
+                      </a:extLst>
+                    </a:blip>
+                    <a:srcRect/>
                     <a:stretch>
                       <a:fillRect/>
                     </a:stretch>
                   </pic:blipFill>
-                  <pic:spPr>
+                  <pic:spPr bwMode="auto">
                     <a:xfrm>
                       <a:off x="0" y="0"/>
-                      <a:ext cx="5731510" cy="3769995"/>
+                      <a:ext cx="5731510" cy="3770630"/>
                     </a:xfrm>
                     <a:prstGeom prst="rect">
                       <a:avLst/>
                     </a:prstGeom>
+                    <a:noFill/>
+                    <a:ln>
+                      <a:noFill/>
+                    </a:ln>
                   </pic:spPr>
                 </pic:pic>
               </a:graphicData>
@@ -301,25 +1095,4318 @@
     </w:p>
     <w:p>
       <w:r>
-        <w:t>Guided Questions</w:t>
-      </w:r>
-    </w:p>
-    <w:p>
-      <w:r>
+        <w:pict w14:anchorId="01CFAAC3">
+          <v:rect id="_x0000_i1173" style="width:0;height:1.5pt" o:hralign="center" o:hrstd="t" o:hr="t" fillcolor="#a0a0a0" stroked="f"/>
+        </w:pict>
+      </w:r>
+    </w:p>
+    <w:p>
+      <w:pPr>
+        <w:rPr>
+          <w:b/>
+          <w:bCs/>
+          <w:sz w:val="24"/>
+          <w:szCs w:val="24"/>
+        </w:rPr>
+      </w:pPr>
+      <w:r>
+        <w:rPr>
+          <w:b/>
+          <w:bCs/>
+          <w:sz w:val="24"/>
+          <w:szCs w:val="24"/>
+        </w:rPr>
+        <w:t>4. Incident Investigation (Guided Analysis)</w:t>
+      </w:r>
+    </w:p>
+    <w:p>
+      <w:pPr>
+        <w:rPr>
+          <w:b/>
+          <w:bCs/>
+        </w:rPr>
+      </w:pPr>
+      <w:r>
+        <w:rPr>
+          <w:b/>
+          <w:bCs/>
+        </w:rPr>
         <w:lastRenderedPageBreak/>
-        <w:t>Conclusion</w:t>
-      </w:r>
-    </w:p>
-    <w:p>
-      <w:pPr>
-        <w:rPr>
-          <w:lang w:val="en-US"/>
-        </w:rPr>
-      </w:pPr>
-      <w:r>
-        <w:t>References</w:t>
-      </w:r>
-    </w:p>
+        <w:t>4.1 IAM Account Auditing (Question 1)</w:t>
+      </w:r>
+    </w:p>
+    <w:p>
+      <w:r>
+        <w:rPr>
+          <w:b/>
+          <w:bCs/>
+        </w:rPr>
+        <w:t>Objective:</w:t>
+      </w:r>
+      <w:r>
+        <w:t xml:space="preserve"> Identify all IAM users accessing AWS services to audit for Least Privilege violations.</w:t>
+      </w:r>
+    </w:p>
+    <w:p>
+      <w:r>
+        <w:rPr>
+          <w:b/>
+          <w:bCs/>
+        </w:rPr>
+        <w:t>Analysis:</w:t>
+      </w:r>
+      <w:r>
+        <w:t xml:space="preserve"> Querying </w:t>
+      </w:r>
+      <w:proofErr w:type="spellStart"/>
+      <w:r>
+        <w:t>aws:cloudtrail</w:t>
+      </w:r>
+      <w:proofErr w:type="spellEnd"/>
+      <w:r>
+        <w:t xml:space="preserve"> for </w:t>
+      </w:r>
+      <w:proofErr w:type="spellStart"/>
+      <w:r>
+        <w:t>userIdentity.type</w:t>
+      </w:r>
+      <w:proofErr w:type="spellEnd"/>
+      <w:r>
+        <w:t>="</w:t>
+      </w:r>
+      <w:proofErr w:type="spellStart"/>
+      <w:r>
+        <w:t>IAMUser</w:t>
+      </w:r>
+      <w:proofErr w:type="spellEnd"/>
+      <w:r>
+        <w:t>" allows us to isolate human actors from automated service roles. The stats command grouped these by username.</w:t>
+      </w:r>
+    </w:p>
+    <w:p>
+      <w:r>
+        <w:t xml:space="preserve"># Query: </w:t>
+      </w:r>
+    </w:p>
+    <w:p>
+      <w:r>
+        <w:t xml:space="preserve">index=botsv3 </w:t>
+      </w:r>
+      <w:proofErr w:type="spellStart"/>
+      <w:r>
+        <w:t>sourcetype</w:t>
+      </w:r>
+      <w:proofErr w:type="spellEnd"/>
+      <w:r>
+        <w:t>="</w:t>
+      </w:r>
+      <w:proofErr w:type="spellStart"/>
+      <w:r>
+        <w:t>aws:cloudtrail</w:t>
+      </w:r>
+      <w:proofErr w:type="spellEnd"/>
+      <w:r>
+        <w:t xml:space="preserve">" </w:t>
+      </w:r>
+      <w:proofErr w:type="spellStart"/>
+      <w:r>
+        <w:t>userIdentity.type</w:t>
+      </w:r>
+      <w:proofErr w:type="spellEnd"/>
+      <w:r>
+        <w:t>="</w:t>
+      </w:r>
+      <w:proofErr w:type="spellStart"/>
+      <w:r>
+        <w:t>IAMUser</w:t>
+      </w:r>
+      <w:proofErr w:type="spellEnd"/>
+      <w:r>
+        <w:t>"</w:t>
+      </w:r>
+    </w:p>
+    <w:p>
+      <w:r>
+        <w:t>| stats values(</w:t>
+      </w:r>
+      <w:proofErr w:type="spellStart"/>
+      <w:r>
+        <w:t>eventSource</w:t>
+      </w:r>
+      <w:proofErr w:type="spellEnd"/>
+      <w:r>
+        <w:t xml:space="preserve">) as “Services Accessed” by </w:t>
+      </w:r>
+      <w:proofErr w:type="spellStart"/>
+      <w:r>
+        <w:t>userIdentity.userName</w:t>
+      </w:r>
+      <w:proofErr w:type="spellEnd"/>
+      <w:r>
+        <w:t xml:space="preserve"> </w:t>
+      </w:r>
+    </w:p>
+    <w:p>
+      <w:r>
+        <w:rPr>
+          <w:b/>
+          <w:bCs/>
+        </w:rPr>
+        <w:t>Finding:</w:t>
+      </w:r>
+      <w:r>
+        <w:t xml:space="preserve"> The users </w:t>
+      </w:r>
+      <w:proofErr w:type="spellStart"/>
+      <w:r>
+        <w:t>bstoll,btun,splunk_access</w:t>
+      </w:r>
+      <w:proofErr w:type="spellEnd"/>
+      <w:r>
+        <w:t xml:space="preserve">, and </w:t>
+      </w:r>
+      <w:proofErr w:type="spellStart"/>
+      <w:r>
+        <w:t>web_admin</w:t>
+      </w:r>
+      <w:proofErr w:type="spellEnd"/>
+      <w:r>
+        <w:t xml:space="preserve"> were identified accessing AWS services. Knowing exactly which IAM users access AWS services allows the SOC to baseline normal behaviour, detect misuse of generic accounts like </w:t>
+      </w:r>
+      <w:proofErr w:type="spellStart"/>
+      <w:r>
+        <w:t>web_admin</w:t>
+      </w:r>
+      <w:proofErr w:type="spellEnd"/>
+      <w:r>
+        <w:t>, and investigate suspicious or dormant accounts that suddenly become active.</w:t>
+      </w:r>
+    </w:p>
+    <w:p>
+      <w:r>
+        <w:drawing>
+          <wp:inline distT="0" distB="0" distL="0" distR="0" wp14:anchorId="16D6B476" wp14:editId="1246D498">
+            <wp:extent cx="5731510" cy="5187950"/>
+            <wp:effectExtent l="0" t="0" r="2540" b="0"/>
+            <wp:docPr id="127144719" name="Picture 31" descr="Figure 6: Statistical table of IAM users and the specific AWS services they accessed.">
+              <a:hlinkClick xmlns:a="http://schemas.openxmlformats.org/drawingml/2006/main" r:id="rId32" tgtFrame="&quot;_blank&quot;"/>
+            </wp:docPr>
+            <wp:cNvGraphicFramePr>
+              <a:graphicFrameLocks xmlns:a="http://schemas.openxmlformats.org/drawingml/2006/main" noChangeAspect="1"/>
+            </wp:cNvGraphicFramePr>
+            <a:graphic xmlns:a="http://schemas.openxmlformats.org/drawingml/2006/main">
+              <a:graphicData uri="http://schemas.openxmlformats.org/drawingml/2006/picture">
+                <pic:pic xmlns:pic="http://schemas.openxmlformats.org/drawingml/2006/picture">
+                  <pic:nvPicPr>
+                    <pic:cNvPr id="0" name="Picture 150" descr="Figure 6: Statistical table of IAM users and the specific AWS services they accessed.">
+                      <a:hlinkClick r:id="rId32" tgtFrame="&quot;_blank&quot;"/>
+                    </pic:cNvPr>
+                    <pic:cNvPicPr>
+                      <a:picLocks noChangeAspect="1" noChangeArrowheads="1"/>
+                    </pic:cNvPicPr>
+                  </pic:nvPicPr>
+                  <pic:blipFill>
+                    <a:blip r:embed="rId33">
+                      <a:extLst>
+                        <a:ext uri="{28A0092B-C50C-407E-A947-70E740481C1C}">
+                          <a14:useLocalDpi xmlns:a14="http://schemas.microsoft.com/office/drawing/2010/main" val="0"/>
+                        </a:ext>
+                      </a:extLst>
+                    </a:blip>
+                    <a:srcRect/>
+                    <a:stretch>
+                      <a:fillRect/>
+                    </a:stretch>
+                  </pic:blipFill>
+                  <pic:spPr bwMode="auto">
+                    <a:xfrm>
+                      <a:off x="0" y="0"/>
+                      <a:ext cx="5731510" cy="5187950"/>
+                    </a:xfrm>
+                    <a:prstGeom prst="rect">
+                      <a:avLst/>
+                    </a:prstGeom>
+                    <a:noFill/>
+                    <a:ln>
+                      <a:noFill/>
+                    </a:ln>
+                  </pic:spPr>
+                </pic:pic>
+              </a:graphicData>
+            </a:graphic>
+          </wp:inline>
+        </w:drawing>
+      </w:r>
+    </w:p>
+    <w:p>
+      <w:pPr>
+        <w:rPr>
+          <w:b/>
+          <w:bCs/>
+        </w:rPr>
+      </w:pPr>
+      <w:r>
+        <w:rPr>
+          <w:b/>
+          <w:bCs/>
+        </w:rPr>
+        <w:t>4.2 MFA Compliance Check (Question 2)</w:t>
+      </w:r>
+    </w:p>
+    <w:p>
+      <w:r>
+        <w:rPr>
+          <w:b/>
+          <w:bCs/>
+        </w:rPr>
+        <w:t>Objective:</w:t>
+      </w:r>
+      <w:r>
+        <w:t xml:space="preserve"> Detect AWS API activity performed without Multi-Factor Authentication (MFA).</w:t>
+      </w:r>
+    </w:p>
+    <w:p>
+      <w:r>
+        <w:rPr>
+          <w:b/>
+          <w:bCs/>
+        </w:rPr>
+        <w:lastRenderedPageBreak/>
+        <w:t>Analysis:</w:t>
+      </w:r>
+      <w:r>
+        <w:t xml:space="preserve"> To identify AWS API activity occurring without MFA, I performed a keyword search using </w:t>
+      </w:r>
+      <w:proofErr w:type="spellStart"/>
+      <w:r>
+        <w:t>mfa</w:t>
+      </w:r>
+      <w:proofErr w:type="spellEnd"/>
+      <w:r>
+        <w:t xml:space="preserve"> against the </w:t>
+      </w:r>
+      <w:proofErr w:type="spellStart"/>
+      <w:r>
+        <w:t>aws:cloudtrail</w:t>
+      </w:r>
+      <w:proofErr w:type="spellEnd"/>
+      <w:r>
+        <w:t xml:space="preserve"> </w:t>
+      </w:r>
+      <w:proofErr w:type="spellStart"/>
+      <w:r>
+        <w:t>sourcetype</w:t>
+      </w:r>
+      <w:proofErr w:type="spellEnd"/>
+      <w:r>
+        <w:t xml:space="preserve">. I explicitly excluded </w:t>
+      </w:r>
+      <w:proofErr w:type="spellStart"/>
+      <w:r>
+        <w:t>ConsoleLogin</w:t>
+      </w:r>
+      <w:proofErr w:type="spellEnd"/>
+      <w:r>
+        <w:t xml:space="preserve"> events to isolate programmatic API calls from web interface logins. This revealed the nested JSON path </w:t>
+      </w:r>
+      <w:proofErr w:type="spellStart"/>
+      <w:r>
+        <w:t>userIdentity.sessionContext.attributes.mfaAuthenticated</w:t>
+      </w:r>
+      <w:proofErr w:type="spellEnd"/>
+      <w:r>
+        <w:t>.</w:t>
+      </w:r>
+    </w:p>
+    <w:p>
+      <w:r>
+        <w:rPr>
+          <w:b/>
+          <w:bCs/>
+        </w:rPr>
+        <w:t>Finding:</w:t>
+      </w:r>
+      <w:r>
+        <w:t xml:space="preserve"> 2,155 events were generated with </w:t>
+      </w:r>
+      <w:proofErr w:type="spellStart"/>
+      <w:r>
+        <w:t>mfaAuthenticated</w:t>
+      </w:r>
+      <w:proofErr w:type="spellEnd"/>
+      <w:r>
+        <w:t>=false. This volume of non-MFA activity represents a violation of the Protect function of the NIST CSF (Identity Management). In a Zero Trust architecture, the assumption that a valid API key implies a trusted user is known as "Implicit Trust"—a vulnerability that allowed the attacker to bypass verification. Monitoring this field enables the SOC to build alerts for high</w:t>
+      </w:r>
+      <w:r>
+        <w:noBreakHyphen/>
+        <w:t>risk API activity, prioritise incident response on compromised keys, and drive enforcement of stronger authentication policies [6].</w:t>
+      </w:r>
+    </w:p>
+    <w:p>
+      <w:r>
+        <w:t xml:space="preserve"># Query: </w:t>
+      </w:r>
+    </w:p>
+    <w:p>
+      <w:r>
+        <w:t xml:space="preserve">index=botsv3 </w:t>
+      </w:r>
+      <w:proofErr w:type="spellStart"/>
+      <w:r>
+        <w:t>sourcetype</w:t>
+      </w:r>
+      <w:proofErr w:type="spellEnd"/>
+      <w:r>
+        <w:t>="</w:t>
+      </w:r>
+      <w:proofErr w:type="spellStart"/>
+      <w:r>
+        <w:t>aws:cloudtrail</w:t>
+      </w:r>
+      <w:proofErr w:type="spellEnd"/>
+      <w:r>
+        <w:t xml:space="preserve">" </w:t>
+      </w:r>
+      <w:proofErr w:type="spellStart"/>
+      <w:r>
+        <w:t>eventName</w:t>
+      </w:r>
+      <w:proofErr w:type="spellEnd"/>
+      <w:r>
+        <w:t>!="</w:t>
+      </w:r>
+      <w:proofErr w:type="spellStart"/>
+      <w:r>
+        <w:t>ConsoleLogin</w:t>
+      </w:r>
+      <w:proofErr w:type="spellEnd"/>
+      <w:r>
+        <w:t xml:space="preserve">" | stats count by </w:t>
+      </w:r>
+      <w:proofErr w:type="spellStart"/>
+      <w:r>
+        <w:t>userIdentity.sessionContext.attributes.mfaAuthenticated</w:t>
+      </w:r>
+      <w:proofErr w:type="spellEnd"/>
+      <w:r>
+        <w:t xml:space="preserve"> </w:t>
+      </w:r>
+    </w:p>
+    <w:p>
+      <w:r>
+        <w:lastRenderedPageBreak/>
+        <w:drawing>
+          <wp:inline distT="0" distB="0" distL="0" distR="0" wp14:anchorId="45D5E07F" wp14:editId="386EEE61">
+            <wp:extent cx="5570220" cy="5684520"/>
+            <wp:effectExtent l="0" t="0" r="0" b="0"/>
+            <wp:docPr id="1424584944" name="Picture 30" descr="Figure 7: The nested JSON path identifying MFA status.">
+              <a:hlinkClick xmlns:a="http://schemas.openxmlformats.org/drawingml/2006/main" r:id="rId34" tgtFrame="&quot;_blank&quot;"/>
+            </wp:docPr>
+            <wp:cNvGraphicFramePr>
+              <a:graphicFrameLocks xmlns:a="http://schemas.openxmlformats.org/drawingml/2006/main" noChangeAspect="1"/>
+            </wp:cNvGraphicFramePr>
+            <a:graphic xmlns:a="http://schemas.openxmlformats.org/drawingml/2006/main">
+              <a:graphicData uri="http://schemas.openxmlformats.org/drawingml/2006/picture">
+                <pic:pic xmlns:pic="http://schemas.openxmlformats.org/drawingml/2006/picture">
+                  <pic:nvPicPr>
+                    <pic:cNvPr id="0" name="Picture 151" descr="Figure 7: The nested JSON path identifying MFA status.">
+                      <a:hlinkClick r:id="rId34" tgtFrame="&quot;_blank&quot;"/>
+                    </pic:cNvPr>
+                    <pic:cNvPicPr>
+                      <a:picLocks noChangeAspect="1" noChangeArrowheads="1"/>
+                    </pic:cNvPicPr>
+                  </pic:nvPicPr>
+                  <pic:blipFill>
+                    <a:blip r:embed="rId35">
+                      <a:extLst>
+                        <a:ext uri="{28A0092B-C50C-407E-A947-70E740481C1C}">
+                          <a14:useLocalDpi xmlns:a14="http://schemas.microsoft.com/office/drawing/2010/main" val="0"/>
+                        </a:ext>
+                      </a:extLst>
+                    </a:blip>
+                    <a:srcRect/>
+                    <a:stretch>
+                      <a:fillRect/>
+                    </a:stretch>
+                  </pic:blipFill>
+                  <pic:spPr bwMode="auto">
+                    <a:xfrm>
+                      <a:off x="0" y="0"/>
+                      <a:ext cx="5570220" cy="5684520"/>
+                    </a:xfrm>
+                    <a:prstGeom prst="rect">
+                      <a:avLst/>
+                    </a:prstGeom>
+                    <a:noFill/>
+                    <a:ln>
+                      <a:noFill/>
+                    </a:ln>
+                  </pic:spPr>
+                </pic:pic>
+              </a:graphicData>
+            </a:graphic>
+          </wp:inline>
+        </w:drawing>
+      </w:r>
+      <w:r>
+        <w:drawing>
+          <wp:inline distT="0" distB="0" distL="0" distR="0" wp14:anchorId="39123982" wp14:editId="0B454517">
+            <wp:extent cx="5731510" cy="1346200"/>
+            <wp:effectExtent l="0" t="0" r="2540" b="6350"/>
+            <wp:docPr id="1696615900" name="Picture 29" descr="Figure 8: Count of events where MFA authentication was absent.">
+              <a:hlinkClick xmlns:a="http://schemas.openxmlformats.org/drawingml/2006/main" r:id="rId36" tgtFrame="&quot;_blank&quot;"/>
+            </wp:docPr>
+            <wp:cNvGraphicFramePr>
+              <a:graphicFrameLocks xmlns:a="http://schemas.openxmlformats.org/drawingml/2006/main" noChangeAspect="1"/>
+            </wp:cNvGraphicFramePr>
+            <a:graphic xmlns:a="http://schemas.openxmlformats.org/drawingml/2006/main">
+              <a:graphicData uri="http://schemas.openxmlformats.org/drawingml/2006/picture">
+                <pic:pic xmlns:pic="http://schemas.openxmlformats.org/drawingml/2006/picture">
+                  <pic:nvPicPr>
+                    <pic:cNvPr id="0" name="Picture 152" descr="Figure 8: Count of events where MFA authentication was absent.">
+                      <a:hlinkClick r:id="rId36" tgtFrame="&quot;_blank&quot;"/>
+                    </pic:cNvPr>
+                    <pic:cNvPicPr>
+                      <a:picLocks noChangeAspect="1" noChangeArrowheads="1"/>
+                    </pic:cNvPicPr>
+                  </pic:nvPicPr>
+                  <pic:blipFill>
+                    <a:blip r:embed="rId37">
+                      <a:extLst>
+                        <a:ext uri="{28A0092B-C50C-407E-A947-70E740481C1C}">
+                          <a14:useLocalDpi xmlns:a14="http://schemas.microsoft.com/office/drawing/2010/main" val="0"/>
+                        </a:ext>
+                      </a:extLst>
+                    </a:blip>
+                    <a:srcRect/>
+                    <a:stretch>
+                      <a:fillRect/>
+                    </a:stretch>
+                  </pic:blipFill>
+                  <pic:spPr bwMode="auto">
+                    <a:xfrm>
+                      <a:off x="0" y="0"/>
+                      <a:ext cx="5731510" cy="1346200"/>
+                    </a:xfrm>
+                    <a:prstGeom prst="rect">
+                      <a:avLst/>
+                    </a:prstGeom>
+                    <a:noFill/>
+                    <a:ln>
+                      <a:noFill/>
+                    </a:ln>
+                  </pic:spPr>
+                </pic:pic>
+              </a:graphicData>
+            </a:graphic>
+          </wp:inline>
+        </w:drawing>
+      </w:r>
+    </w:p>
+    <w:p>
+      <w:pPr>
+        <w:rPr>
+          <w:b/>
+          <w:bCs/>
+          <w:lang w:val="fr-FR"/>
+        </w:rPr>
+      </w:pPr>
+      <w:r>
+        <w:rPr>
+          <w:b/>
+          <w:bCs/>
+          <w:lang w:val="fr-FR"/>
+        </w:rPr>
+        <w:t>4.3 Web Server Asset Identification (Question 3)</w:t>
+      </w:r>
+    </w:p>
+    <w:p>
+      <w:r>
+        <w:rPr>
+          <w:b/>
+          <w:bCs/>
+        </w:rPr>
+        <w:t>Objective:</w:t>
+      </w:r>
+      <w:r>
+        <w:t xml:space="preserve"> Characterize the hardware profile of the web servers.</w:t>
+      </w:r>
+    </w:p>
+    <w:p>
+      <w:r>
+        <w:rPr>
+          <w:b/>
+          <w:bCs/>
+        </w:rPr>
+        <w:t>Analysis:</w:t>
+      </w:r>
+      <w:r>
+        <w:t xml:space="preserve"> Using </w:t>
+      </w:r>
+      <w:proofErr w:type="spellStart"/>
+      <w:r>
+        <w:t>sourcetype</w:t>
+      </w:r>
+      <w:proofErr w:type="spellEnd"/>
+      <w:r>
+        <w:t xml:space="preserve">="hardware", I identified hosts named </w:t>
+      </w:r>
+      <w:proofErr w:type="spellStart"/>
+      <w:r>
+        <w:t>gacrux</w:t>
+      </w:r>
+      <w:proofErr w:type="spellEnd"/>
+      <w:r>
+        <w:t>. To verify that the '</w:t>
+      </w:r>
+      <w:proofErr w:type="spellStart"/>
+      <w:r>
+        <w:t>gacrux</w:t>
+      </w:r>
+      <w:proofErr w:type="spellEnd"/>
+      <w:r>
+        <w:t xml:space="preserve">' endpoints identified in the hardware logs were indeed the web servers, I analysed the naming convention and cross-referenced the hostname with the </w:t>
+      </w:r>
+      <w:proofErr w:type="spellStart"/>
+      <w:r>
+        <w:rPr>
+          <w:i/>
+          <w:iCs/>
+        </w:rPr>
+        <w:t>access_combined</w:t>
+      </w:r>
+      <w:proofErr w:type="spellEnd"/>
+      <w:r>
+        <w:t xml:space="preserve"> </w:t>
+      </w:r>
+      <w:proofErr w:type="spellStart"/>
+      <w:r>
+        <w:t>sourcetype</w:t>
+      </w:r>
+      <w:proofErr w:type="spellEnd"/>
+      <w:r>
+        <w:t>. This revealed that these hosts were generating Apache web logs. Furthermore, I observed high-frequency HTTP GET requests from the User-Agent ELB-</w:t>
+      </w:r>
+      <w:proofErr w:type="spellStart"/>
+      <w:r>
+        <w:t>HealthChecker</w:t>
+      </w:r>
+      <w:proofErr w:type="spellEnd"/>
+      <w:r>
+        <w:t xml:space="preserve">/2.0. This specific traffic </w:t>
+      </w:r>
+      <w:r>
+        <w:lastRenderedPageBreak/>
+        <w:t>pattern confirms that these instances are registered targets behind an AWS Elastic Load Balancer [5], actively serving HTTP traffic.</w:t>
+      </w:r>
+    </w:p>
+    <w:p>
+      <w:r>
+        <w:rPr>
+          <w:b/>
+          <w:bCs/>
+        </w:rPr>
+        <w:t>Finding:</w:t>
+      </w:r>
+      <w:r>
+        <w:t xml:space="preserve"> I found the CPU_TYPE listed as Intel Xeon CPU E5-2676 v3. Mapping hardware profiles and hostnames to web</w:t>
+      </w:r>
+      <w:r>
+        <w:noBreakHyphen/>
+        <w:t>facing services gives the SOC an accurate asset inventory, which is essential for scoping incidents, correlating web logs to specific servers, and spotting performance anomalies that may indicate attacks such as cryptojacking or DoS.</w:t>
+      </w:r>
+    </w:p>
+    <w:p>
+      <w:r>
+        <w:t xml:space="preserve"># Query: </w:t>
+      </w:r>
+    </w:p>
+    <w:p>
+      <w:r>
+        <w:t xml:space="preserve">index=botsv3 </w:t>
+      </w:r>
+      <w:proofErr w:type="spellStart"/>
+      <w:r>
+        <w:t>sourcetype</w:t>
+      </w:r>
+      <w:proofErr w:type="spellEnd"/>
+      <w:r>
+        <w:t xml:space="preserve">=”hardware” </w:t>
+      </w:r>
+    </w:p>
+    <w:p>
+      <w:r>
+        <w:t xml:space="preserve">index=botsv3 </w:t>
+      </w:r>
+      <w:proofErr w:type="spellStart"/>
+      <w:r>
+        <w:t>sourcetype</w:t>
+      </w:r>
+      <w:proofErr w:type="spellEnd"/>
+      <w:r>
+        <w:t>="</w:t>
+      </w:r>
+      <w:proofErr w:type="spellStart"/>
+      <w:r>
+        <w:t>access_combined</w:t>
+      </w:r>
+      <w:proofErr w:type="spellEnd"/>
+      <w:r>
+        <w:t>" host="gacrux.i-0920036c8ca91e501" http*</w:t>
+      </w:r>
+    </w:p>
+    <w:p>
+      <w:r>
+        <w:lastRenderedPageBreak/>
+        <w:drawing>
+          <wp:inline distT="0" distB="0" distL="0" distR="0" wp14:anchorId="0B35141C" wp14:editId="7648339A">
+            <wp:extent cx="5731510" cy="4999990"/>
+            <wp:effectExtent l="0" t="0" r="2540" b="0"/>
+            <wp:docPr id="1841052636" name="Picture 28" descr="Figure 9: List of different web servers">
+              <a:hlinkClick xmlns:a="http://schemas.openxmlformats.org/drawingml/2006/main" r:id="rId38" tgtFrame="&quot;_blank&quot;"/>
+            </wp:docPr>
+            <wp:cNvGraphicFramePr>
+              <a:graphicFrameLocks xmlns:a="http://schemas.openxmlformats.org/drawingml/2006/main" noChangeAspect="1"/>
+            </wp:cNvGraphicFramePr>
+            <a:graphic xmlns:a="http://schemas.openxmlformats.org/drawingml/2006/main">
+              <a:graphicData uri="http://schemas.openxmlformats.org/drawingml/2006/picture">
+                <pic:pic xmlns:pic="http://schemas.openxmlformats.org/drawingml/2006/picture">
+                  <pic:nvPicPr>
+                    <pic:cNvPr id="0" name="Picture 153" descr="Figure 9: List of different web servers">
+                      <a:hlinkClick r:id="rId38" tgtFrame="&quot;_blank&quot;"/>
+                    </pic:cNvPr>
+                    <pic:cNvPicPr>
+                      <a:picLocks noChangeAspect="1" noChangeArrowheads="1"/>
+                    </pic:cNvPicPr>
+                  </pic:nvPicPr>
+                  <pic:blipFill>
+                    <a:blip r:embed="rId39">
+                      <a:extLst>
+                        <a:ext uri="{28A0092B-C50C-407E-A947-70E740481C1C}">
+                          <a14:useLocalDpi xmlns:a14="http://schemas.microsoft.com/office/drawing/2010/main" val="0"/>
+                        </a:ext>
+                      </a:extLst>
+                    </a:blip>
+                    <a:srcRect/>
+                    <a:stretch>
+                      <a:fillRect/>
+                    </a:stretch>
+                  </pic:blipFill>
+                  <pic:spPr bwMode="auto">
+                    <a:xfrm>
+                      <a:off x="0" y="0"/>
+                      <a:ext cx="5731510" cy="4999990"/>
+                    </a:xfrm>
+                    <a:prstGeom prst="rect">
+                      <a:avLst/>
+                    </a:prstGeom>
+                    <a:noFill/>
+                    <a:ln>
+                      <a:noFill/>
+                    </a:ln>
+                  </pic:spPr>
+                </pic:pic>
+              </a:graphicData>
+            </a:graphic>
+          </wp:inline>
+        </w:drawing>
+      </w:r>
+      <w:r>
+        <w:drawing>
+          <wp:inline distT="0" distB="0" distL="0" distR="0" wp14:anchorId="0E512E85" wp14:editId="3DA2D24A">
+            <wp:extent cx="5731510" cy="1849120"/>
+            <wp:effectExtent l="0" t="0" r="2540" b="0"/>
+            <wp:docPr id="2029530920" name="Picture 27" descr="Figure 10: Hardware log analysis identifying the CPU type.">
+              <a:hlinkClick xmlns:a="http://schemas.openxmlformats.org/drawingml/2006/main" r:id="rId40" tgtFrame="&quot;_blank&quot;"/>
+            </wp:docPr>
+            <wp:cNvGraphicFramePr>
+              <a:graphicFrameLocks xmlns:a="http://schemas.openxmlformats.org/drawingml/2006/main" noChangeAspect="1"/>
+            </wp:cNvGraphicFramePr>
+            <a:graphic xmlns:a="http://schemas.openxmlformats.org/drawingml/2006/main">
+              <a:graphicData uri="http://schemas.openxmlformats.org/drawingml/2006/picture">
+                <pic:pic xmlns:pic="http://schemas.openxmlformats.org/drawingml/2006/picture">
+                  <pic:nvPicPr>
+                    <pic:cNvPr id="0" name="Picture 154" descr="Figure 10: Hardware log analysis identifying the CPU type.">
+                      <a:hlinkClick r:id="rId40" tgtFrame="&quot;_blank&quot;"/>
+                    </pic:cNvPr>
+                    <pic:cNvPicPr>
+                      <a:picLocks noChangeAspect="1" noChangeArrowheads="1"/>
+                    </pic:cNvPicPr>
+                  </pic:nvPicPr>
+                  <pic:blipFill>
+                    <a:blip r:embed="rId41">
+                      <a:extLst>
+                        <a:ext uri="{28A0092B-C50C-407E-A947-70E740481C1C}">
+                          <a14:useLocalDpi xmlns:a14="http://schemas.microsoft.com/office/drawing/2010/main" val="0"/>
+                        </a:ext>
+                      </a:extLst>
+                    </a:blip>
+                    <a:srcRect/>
+                    <a:stretch>
+                      <a:fillRect/>
+                    </a:stretch>
+                  </pic:blipFill>
+                  <pic:spPr bwMode="auto">
+                    <a:xfrm>
+                      <a:off x="0" y="0"/>
+                      <a:ext cx="5731510" cy="1849120"/>
+                    </a:xfrm>
+                    <a:prstGeom prst="rect">
+                      <a:avLst/>
+                    </a:prstGeom>
+                    <a:noFill/>
+                    <a:ln>
+                      <a:noFill/>
+                    </a:ln>
+                  </pic:spPr>
+                </pic:pic>
+              </a:graphicData>
+            </a:graphic>
+          </wp:inline>
+        </w:drawing>
+      </w:r>
+    </w:p>
+    <w:p>
+      <w:pPr>
+        <w:rPr>
+          <w:b/>
+          <w:bCs/>
+        </w:rPr>
+      </w:pPr>
+      <w:r>
+        <w:rPr>
+          <w:b/>
+          <w:bCs/>
+        </w:rPr>
+        <w:t>4.4 S3 Bucket Permissions Analysis (Question 4)</w:t>
+      </w:r>
+    </w:p>
+    <w:p>
+      <w:r>
+        <w:rPr>
+          <w:b/>
+          <w:bCs/>
+        </w:rPr>
+        <w:t>Objective:</w:t>
+      </w:r>
+      <w:r>
+        <w:t xml:space="preserve"> Identify the specific API call that exposed data to the public.</w:t>
+      </w:r>
+    </w:p>
+    <w:p>
+      <w:r>
+        <w:rPr>
+          <w:b/>
+          <w:bCs/>
+        </w:rPr>
+        <w:t>Analysis:</w:t>
+      </w:r>
+      <w:r>
+        <w:t xml:space="preserve"> I began by searching for </w:t>
+      </w:r>
+      <w:proofErr w:type="spellStart"/>
+      <w:r>
+        <w:t>eventName</w:t>
+      </w:r>
+      <w:proofErr w:type="spellEnd"/>
+      <w:r>
+        <w:t>='</w:t>
+      </w:r>
+      <w:proofErr w:type="spellStart"/>
+      <w:r>
+        <w:t>PutBucketAcl</w:t>
+      </w:r>
+      <w:proofErr w:type="spellEnd"/>
+      <w:r>
+        <w:t>', which tracks changes to S3 bucket permissions. This returned two events. Instead of guessing, I analysed the 'Interesting Fields' sidebar to find parameters related to access control.</w:t>
+      </w:r>
+    </w:p>
+    <w:p>
+      <w:r>
+        <w:rPr>
+          <w:b/>
+          <w:bCs/>
+        </w:rPr>
+        <w:t>Finding:</w:t>
+      </w:r>
+      <w:r>
+        <w:t xml:space="preserve"> I discovered the field requestParameters.AccessControlPolicy.AccessControlList.Grant{}.Grantee.URI. Checking the values for this field, I spotted </w:t>
+      </w:r>
+      <w:hyperlink r:id="rId42" w:history="1">
+        <w:r>
+          <w:rPr>
+            <w:rStyle w:val="Hyperlink"/>
+          </w:rPr>
+          <w:t>http://acs.amazonaws.com/groups/global/AllUsers</w:t>
+        </w:r>
+      </w:hyperlink>
+      <w:r>
+        <w:t xml:space="preserve"> - this AWS </w:t>
+      </w:r>
+      <w:r>
+        <w:lastRenderedPageBreak/>
+        <w:t>identifier for public access. I added this to my search to confirm the single relevant event, pointing to Event ID ab45689d-69cd-41e7-8705-5350402cf7ac.</w:t>
+      </w:r>
+    </w:p>
+    <w:p>
+      <w:r>
+        <w:t xml:space="preserve">While detecting </w:t>
+      </w:r>
+      <w:proofErr w:type="spellStart"/>
+      <w:r>
+        <w:t>PutBucketAcl</w:t>
+      </w:r>
+      <w:proofErr w:type="spellEnd"/>
+      <w:r>
+        <w:t xml:space="preserve"> events allows for reactive containment, the fact that this command succeeded reveals a systemic governance failure. Modern AWS environments utilize "S3 Block Public Access" settings at the account level to override such ACLs. The success of this action proves that </w:t>
+      </w:r>
+      <w:proofErr w:type="spellStart"/>
+      <w:r>
+        <w:t>Frothly's</w:t>
+      </w:r>
+      <w:proofErr w:type="spellEnd"/>
+      <w:r>
+        <w:t xml:space="preserve"> SOC lacks a Cloud Security Posture Management (CSPM) tool [7] to enforce baseline compliance, allowing a simple configuration error to escalate into a public data breach</w:t>
+      </w:r>
+    </w:p>
+    <w:p>
+      <w:r>
+        <w:t xml:space="preserve"># Query: </w:t>
+      </w:r>
+    </w:p>
+    <w:p>
+      <w:r>
+        <w:t xml:space="preserve">index=botsv3 </w:t>
+      </w:r>
+      <w:proofErr w:type="spellStart"/>
+      <w:r>
+        <w:t>sourcetype</w:t>
+      </w:r>
+      <w:proofErr w:type="spellEnd"/>
+      <w:r>
+        <w:t>="</w:t>
+      </w:r>
+      <w:proofErr w:type="spellStart"/>
+      <w:r>
+        <w:t>aws:cloudtrail</w:t>
+      </w:r>
+      <w:proofErr w:type="spellEnd"/>
+      <w:r>
+        <w:t xml:space="preserve">" </w:t>
+      </w:r>
+      <w:proofErr w:type="spellStart"/>
+      <w:r>
+        <w:t>eventName</w:t>
+      </w:r>
+      <w:proofErr w:type="spellEnd"/>
+      <w:r>
+        <w:t>="</w:t>
+      </w:r>
+      <w:proofErr w:type="spellStart"/>
+      <w:r>
+        <w:t>PutBucketAcl</w:t>
+      </w:r>
+      <w:proofErr w:type="spellEnd"/>
+      <w:r>
+        <w:t xml:space="preserve">" </w:t>
+      </w:r>
+    </w:p>
+    <w:p>
+      <w:r>
+        <w:t xml:space="preserve">requestParameters.AccessControlPolicy.AccessControlList.Grant{}.Grantee.URI="http://acs.amazonaws.com/groups/global/AllUsers" </w:t>
+      </w:r>
+    </w:p>
+    <w:p>
+      <w:r>
+        <w:lastRenderedPageBreak/>
+        <w:drawing>
+          <wp:inline distT="0" distB="0" distL="0" distR="0" wp14:anchorId="5B726E92" wp14:editId="61818A97">
+            <wp:extent cx="5731510" cy="3201670"/>
+            <wp:effectExtent l="0" t="0" r="2540" b="0"/>
+            <wp:docPr id="1677514216" name="Picture 26" descr="Figure 11: The SPL query for S3 buckets">
+              <a:hlinkClick xmlns:a="http://schemas.openxmlformats.org/drawingml/2006/main" r:id="rId43" tgtFrame="&quot;_blank&quot;"/>
+            </wp:docPr>
+            <wp:cNvGraphicFramePr>
+              <a:graphicFrameLocks xmlns:a="http://schemas.openxmlformats.org/drawingml/2006/main" noChangeAspect="1"/>
+            </wp:cNvGraphicFramePr>
+            <a:graphic xmlns:a="http://schemas.openxmlformats.org/drawingml/2006/main">
+              <a:graphicData uri="http://schemas.openxmlformats.org/drawingml/2006/picture">
+                <pic:pic xmlns:pic="http://schemas.openxmlformats.org/drawingml/2006/picture">
+                  <pic:nvPicPr>
+                    <pic:cNvPr id="0" name="Picture 155" descr="Figure 11: The SPL query for S3 buckets">
+                      <a:hlinkClick r:id="rId43" tgtFrame="&quot;_blank&quot;"/>
+                    </pic:cNvPr>
+                    <pic:cNvPicPr>
+                      <a:picLocks noChangeAspect="1" noChangeArrowheads="1"/>
+                    </pic:cNvPicPr>
+                  </pic:nvPicPr>
+                  <pic:blipFill>
+                    <a:blip r:embed="rId44">
+                      <a:extLst>
+                        <a:ext uri="{28A0092B-C50C-407E-A947-70E740481C1C}">
+                          <a14:useLocalDpi xmlns:a14="http://schemas.microsoft.com/office/drawing/2010/main" val="0"/>
+                        </a:ext>
+                      </a:extLst>
+                    </a:blip>
+                    <a:srcRect/>
+                    <a:stretch>
+                      <a:fillRect/>
+                    </a:stretch>
+                  </pic:blipFill>
+                  <pic:spPr bwMode="auto">
+                    <a:xfrm>
+                      <a:off x="0" y="0"/>
+                      <a:ext cx="5731510" cy="3201670"/>
+                    </a:xfrm>
+                    <a:prstGeom prst="rect">
+                      <a:avLst/>
+                    </a:prstGeom>
+                    <a:noFill/>
+                    <a:ln>
+                      <a:noFill/>
+                    </a:ln>
+                  </pic:spPr>
+                </pic:pic>
+              </a:graphicData>
+            </a:graphic>
+          </wp:inline>
+        </w:drawing>
+      </w:r>
+      <w:r>
+        <w:drawing>
+          <wp:inline distT="0" distB="0" distL="0" distR="0" wp14:anchorId="5008B11A" wp14:editId="2BD06B3B">
+            <wp:extent cx="5731510" cy="1741170"/>
+            <wp:effectExtent l="0" t="0" r="2540" b="0"/>
+            <wp:docPr id="470932681" name="Picture 25" descr="Figure 12: The fields sidebar showing the ACL URI JSON Path">
+              <a:hlinkClick xmlns:a="http://schemas.openxmlformats.org/drawingml/2006/main" r:id="rId45" tgtFrame="&quot;_blank&quot;"/>
+            </wp:docPr>
+            <wp:cNvGraphicFramePr>
+              <a:graphicFrameLocks xmlns:a="http://schemas.openxmlformats.org/drawingml/2006/main" noChangeAspect="1"/>
+            </wp:cNvGraphicFramePr>
+            <a:graphic xmlns:a="http://schemas.openxmlformats.org/drawingml/2006/main">
+              <a:graphicData uri="http://schemas.openxmlformats.org/drawingml/2006/picture">
+                <pic:pic xmlns:pic="http://schemas.openxmlformats.org/drawingml/2006/picture">
+                  <pic:nvPicPr>
+                    <pic:cNvPr id="0" name="Picture 156" descr="Figure 12: The fields sidebar showing the ACL URI JSON Path">
+                      <a:hlinkClick r:id="rId45" tgtFrame="&quot;_blank&quot;"/>
+                    </pic:cNvPr>
+                    <pic:cNvPicPr>
+                      <a:picLocks noChangeAspect="1" noChangeArrowheads="1"/>
+                    </pic:cNvPicPr>
+                  </pic:nvPicPr>
+                  <pic:blipFill>
+                    <a:blip r:embed="rId46">
+                      <a:extLst>
+                        <a:ext uri="{28A0092B-C50C-407E-A947-70E740481C1C}">
+                          <a14:useLocalDpi xmlns:a14="http://schemas.microsoft.com/office/drawing/2010/main" val="0"/>
+                        </a:ext>
+                      </a:extLst>
+                    </a:blip>
+                    <a:srcRect/>
+                    <a:stretch>
+                      <a:fillRect/>
+                    </a:stretch>
+                  </pic:blipFill>
+                  <pic:spPr bwMode="auto">
+                    <a:xfrm>
+                      <a:off x="0" y="0"/>
+                      <a:ext cx="5731510" cy="1741170"/>
+                    </a:xfrm>
+                    <a:prstGeom prst="rect">
+                      <a:avLst/>
+                    </a:prstGeom>
+                    <a:noFill/>
+                    <a:ln>
+                      <a:noFill/>
+                    </a:ln>
+                  </pic:spPr>
+                </pic:pic>
+              </a:graphicData>
+            </a:graphic>
+          </wp:inline>
+        </w:drawing>
+      </w:r>
+      <w:r>
+        <w:drawing>
+          <wp:inline distT="0" distB="0" distL="0" distR="0" wp14:anchorId="787F1905" wp14:editId="54BB16EF">
+            <wp:extent cx="5731510" cy="3228975"/>
+            <wp:effectExtent l="0" t="0" r="2540" b="9525"/>
+            <wp:docPr id="1499783254" name="Picture 24" descr="Figure 13: JSON payload identifying the specific Event ID granting 'AllUsers' access.">
+              <a:hlinkClick xmlns:a="http://schemas.openxmlformats.org/drawingml/2006/main" r:id="rId47" tgtFrame="&quot;_blank&quot;"/>
+            </wp:docPr>
+            <wp:cNvGraphicFramePr>
+              <a:graphicFrameLocks xmlns:a="http://schemas.openxmlformats.org/drawingml/2006/main" noChangeAspect="1"/>
+            </wp:cNvGraphicFramePr>
+            <a:graphic xmlns:a="http://schemas.openxmlformats.org/drawingml/2006/main">
+              <a:graphicData uri="http://schemas.openxmlformats.org/drawingml/2006/picture">
+                <pic:pic xmlns:pic="http://schemas.openxmlformats.org/drawingml/2006/picture">
+                  <pic:nvPicPr>
+                    <pic:cNvPr id="0" name="Picture 157" descr="Figure 13: JSON payload identifying the specific Event ID granting 'AllUsers' access.">
+                      <a:hlinkClick r:id="rId47" tgtFrame="&quot;_blank&quot;"/>
+                    </pic:cNvPr>
+                    <pic:cNvPicPr>
+                      <a:picLocks noChangeAspect="1" noChangeArrowheads="1"/>
+                    </pic:cNvPicPr>
+                  </pic:nvPicPr>
+                  <pic:blipFill>
+                    <a:blip r:embed="rId48">
+                      <a:extLst>
+                        <a:ext uri="{28A0092B-C50C-407E-A947-70E740481C1C}">
+                          <a14:useLocalDpi xmlns:a14="http://schemas.microsoft.com/office/drawing/2010/main" val="0"/>
+                        </a:ext>
+                      </a:extLst>
+                    </a:blip>
+                    <a:srcRect/>
+                    <a:stretch>
+                      <a:fillRect/>
+                    </a:stretch>
+                  </pic:blipFill>
+                  <pic:spPr bwMode="auto">
+                    <a:xfrm>
+                      <a:off x="0" y="0"/>
+                      <a:ext cx="5731510" cy="3228975"/>
+                    </a:xfrm>
+                    <a:prstGeom prst="rect">
+                      <a:avLst/>
+                    </a:prstGeom>
+                    <a:noFill/>
+                    <a:ln>
+                      <a:noFill/>
+                    </a:ln>
+                  </pic:spPr>
+                </pic:pic>
+              </a:graphicData>
+            </a:graphic>
+          </wp:inline>
+        </w:drawing>
+      </w:r>
+    </w:p>
+    <w:p>
+      <w:pPr>
+        <w:rPr>
+          <w:b/>
+          <w:bCs/>
+        </w:rPr>
+      </w:pPr>
+      <w:r>
+        <w:rPr>
+          <w:b/>
+          <w:bCs/>
+        </w:rPr>
+        <w:t>4.5 Attribution of Actions (Question 5)</w:t>
+      </w:r>
+    </w:p>
+    <w:p>
+      <w:r>
+        <w:rPr>
+          <w:b/>
+          <w:bCs/>
+        </w:rPr>
+        <w:t>Objective:</w:t>
+      </w:r>
+      <w:r>
+        <w:t xml:space="preserve"> Determine the actor responsible for the configuration change.</w:t>
+      </w:r>
+    </w:p>
+    <w:p>
+      <w:r>
+        <w:rPr>
+          <w:b/>
+          <w:bCs/>
+        </w:rPr>
+        <w:lastRenderedPageBreak/>
+        <w:t>Analysis:</w:t>
+      </w:r>
+      <w:r>
+        <w:t xml:space="preserve"> Examining the </w:t>
+      </w:r>
+      <w:proofErr w:type="spellStart"/>
+      <w:r>
+        <w:t>userIdentity</w:t>
+      </w:r>
+      <w:proofErr w:type="spellEnd"/>
+      <w:r>
+        <w:t xml:space="preserve"> object within the Event ID identified in Section 4.4.</w:t>
+      </w:r>
+    </w:p>
+    <w:p>
+      <w:r>
+        <w:rPr>
+          <w:b/>
+          <w:bCs/>
+        </w:rPr>
+        <w:t>Finding:</w:t>
+      </w:r>
+      <w:r>
+        <w:t xml:space="preserve"> The user </w:t>
+      </w:r>
+      <w:proofErr w:type="spellStart"/>
+      <w:r>
+        <w:t>bstoll</w:t>
+      </w:r>
+      <w:proofErr w:type="spellEnd"/>
+      <w:r>
+        <w:t xml:space="preserve"> (Bud) executed the command. This allows the SOC to pivot the investigation: is Bud a malicious insider, or were his non-MFA credentials (identified in Section 4.2) compromised?</w:t>
+      </w:r>
+    </w:p>
+    <w:p>
+      <w:r>
+        <w:drawing>
+          <wp:inline distT="0" distB="0" distL="0" distR="0" wp14:anchorId="3EEFC835" wp14:editId="45222197">
+            <wp:extent cx="5731510" cy="3394710"/>
+            <wp:effectExtent l="0" t="0" r="2540" b="0"/>
+            <wp:docPr id="761107583" name="Picture 23" descr="Figure 14: Attribution of the 'PutBucketAcl' event to user 'bstoll'.">
+              <a:hlinkClick xmlns:a="http://schemas.openxmlformats.org/drawingml/2006/main" r:id="rId49" tgtFrame="&quot;_blank&quot;"/>
+            </wp:docPr>
+            <wp:cNvGraphicFramePr>
+              <a:graphicFrameLocks xmlns:a="http://schemas.openxmlformats.org/drawingml/2006/main" noChangeAspect="1"/>
+            </wp:cNvGraphicFramePr>
+            <a:graphic xmlns:a="http://schemas.openxmlformats.org/drawingml/2006/main">
+              <a:graphicData uri="http://schemas.openxmlformats.org/drawingml/2006/picture">
+                <pic:pic xmlns:pic="http://schemas.openxmlformats.org/drawingml/2006/picture">
+                  <pic:nvPicPr>
+                    <pic:cNvPr id="0" name="Picture 158" descr="Figure 14: Attribution of the 'PutBucketAcl' event to user 'bstoll'.">
+                      <a:hlinkClick r:id="rId49" tgtFrame="&quot;_blank&quot;"/>
+                    </pic:cNvPr>
+                    <pic:cNvPicPr>
+                      <a:picLocks noChangeAspect="1" noChangeArrowheads="1"/>
+                    </pic:cNvPicPr>
+                  </pic:nvPicPr>
+                  <pic:blipFill>
+                    <a:blip r:embed="rId50">
+                      <a:extLst>
+                        <a:ext uri="{28A0092B-C50C-407E-A947-70E740481C1C}">
+                          <a14:useLocalDpi xmlns:a14="http://schemas.microsoft.com/office/drawing/2010/main" val="0"/>
+                        </a:ext>
+                      </a:extLst>
+                    </a:blip>
+                    <a:srcRect/>
+                    <a:stretch>
+                      <a:fillRect/>
+                    </a:stretch>
+                  </pic:blipFill>
+                  <pic:spPr bwMode="auto">
+                    <a:xfrm>
+                      <a:off x="0" y="0"/>
+                      <a:ext cx="5731510" cy="3394710"/>
+                    </a:xfrm>
+                    <a:prstGeom prst="rect">
+                      <a:avLst/>
+                    </a:prstGeom>
+                    <a:noFill/>
+                    <a:ln>
+                      <a:noFill/>
+                    </a:ln>
+                  </pic:spPr>
+                </pic:pic>
+              </a:graphicData>
+            </a:graphic>
+          </wp:inline>
+        </w:drawing>
+      </w:r>
+    </w:p>
+    <w:p>
+      <w:pPr>
+        <w:rPr>
+          <w:b/>
+          <w:bCs/>
+        </w:rPr>
+      </w:pPr>
+      <w:r>
+        <w:rPr>
+          <w:b/>
+          <w:bCs/>
+        </w:rPr>
+        <w:t>4.6 Data Exposure Scope (Question 6)</w:t>
+      </w:r>
+    </w:p>
+    <w:p>
+      <w:r>
+        <w:rPr>
+          <w:b/>
+          <w:bCs/>
+        </w:rPr>
+        <w:t>Objective:</w:t>
+      </w:r>
+      <w:r>
+        <w:t xml:space="preserve"> Identify the exposed resource.</w:t>
+      </w:r>
+    </w:p>
+    <w:p>
+      <w:r>
+        <w:rPr>
+          <w:b/>
+          <w:bCs/>
+        </w:rPr>
+        <w:t>Analysis:</w:t>
+      </w:r>
+      <w:r>
+        <w:t xml:space="preserve"> The </w:t>
+      </w:r>
+      <w:proofErr w:type="spellStart"/>
+      <w:r>
+        <w:t>requestParameters</w:t>
+      </w:r>
+      <w:proofErr w:type="spellEnd"/>
+      <w:r>
+        <w:t xml:space="preserve"> field in the log entry specified the target bucket.</w:t>
+      </w:r>
+    </w:p>
+    <w:p>
+      <w:r>
+        <w:rPr>
+          <w:b/>
+          <w:bCs/>
+        </w:rPr>
+        <w:t>Finding:</w:t>
+      </w:r>
+      <w:r>
+        <w:t xml:space="preserve"> The bucket name is </w:t>
+      </w:r>
+      <w:proofErr w:type="spellStart"/>
+      <w:r>
+        <w:t>frothlywebcode</w:t>
+      </w:r>
+      <w:proofErr w:type="spellEnd"/>
+      <w:r>
+        <w:t xml:space="preserve"> which implies source code exposure, risking API keys or IP theft (MITRE ATT&amp;CK T1530 [3]). The identification allows the SOC to estimate business impact and prioritise remediation.</w:t>
+      </w:r>
+    </w:p>
+    <w:p>
+      <w:r>
+        <w:lastRenderedPageBreak/>
+        <w:drawing>
+          <wp:inline distT="0" distB="0" distL="0" distR="0" wp14:anchorId="0FE0689B" wp14:editId="7B6973A0">
+            <wp:extent cx="5731510" cy="6277610"/>
+            <wp:effectExtent l="0" t="0" r="2540" b="8890"/>
+            <wp:docPr id="1180673162" name="Picture 22" descr="Figure 15: Target resource identification confirming the bucket 'frothlywebcode'.">
+              <a:hlinkClick xmlns:a="http://schemas.openxmlformats.org/drawingml/2006/main" r:id="rId51" tgtFrame="&quot;_blank&quot;"/>
+            </wp:docPr>
+            <wp:cNvGraphicFramePr>
+              <a:graphicFrameLocks xmlns:a="http://schemas.openxmlformats.org/drawingml/2006/main" noChangeAspect="1"/>
+            </wp:cNvGraphicFramePr>
+            <a:graphic xmlns:a="http://schemas.openxmlformats.org/drawingml/2006/main">
+              <a:graphicData uri="http://schemas.openxmlformats.org/drawingml/2006/picture">
+                <pic:pic xmlns:pic="http://schemas.openxmlformats.org/drawingml/2006/picture">
+                  <pic:nvPicPr>
+                    <pic:cNvPr id="0" name="Picture 159" descr="Figure 15: Target resource identification confirming the bucket 'frothlywebcode'.">
+                      <a:hlinkClick r:id="rId51" tgtFrame="&quot;_blank&quot;"/>
+                    </pic:cNvPr>
+                    <pic:cNvPicPr>
+                      <a:picLocks noChangeAspect="1" noChangeArrowheads="1"/>
+                    </pic:cNvPicPr>
+                  </pic:nvPicPr>
+                  <pic:blipFill>
+                    <a:blip r:embed="rId52">
+                      <a:extLst>
+                        <a:ext uri="{28A0092B-C50C-407E-A947-70E740481C1C}">
+                          <a14:useLocalDpi xmlns:a14="http://schemas.microsoft.com/office/drawing/2010/main" val="0"/>
+                        </a:ext>
+                      </a:extLst>
+                    </a:blip>
+                    <a:srcRect/>
+                    <a:stretch>
+                      <a:fillRect/>
+                    </a:stretch>
+                  </pic:blipFill>
+                  <pic:spPr bwMode="auto">
+                    <a:xfrm>
+                      <a:off x="0" y="0"/>
+                      <a:ext cx="5731510" cy="6277610"/>
+                    </a:xfrm>
+                    <a:prstGeom prst="rect">
+                      <a:avLst/>
+                    </a:prstGeom>
+                    <a:noFill/>
+                    <a:ln>
+                      <a:noFill/>
+                    </a:ln>
+                  </pic:spPr>
+                </pic:pic>
+              </a:graphicData>
+            </a:graphic>
+          </wp:inline>
+        </w:drawing>
+      </w:r>
+    </w:p>
+    <w:p>
+      <w:pPr>
+        <w:rPr>
+          <w:b/>
+          <w:bCs/>
+        </w:rPr>
+      </w:pPr>
+      <w:r>
+        <w:rPr>
+          <w:b/>
+          <w:bCs/>
+        </w:rPr>
+        <w:t>4.7 Unauthorized Artifact Upload (Question 7)</w:t>
+      </w:r>
+    </w:p>
+    <w:p>
+      <w:r>
+        <w:rPr>
+          <w:b/>
+          <w:bCs/>
+        </w:rPr>
+        <w:t>Objective:</w:t>
+      </w:r>
+      <w:r>
+        <w:t xml:space="preserve"> Confirm if the exposure was exploited.</w:t>
+      </w:r>
+    </w:p>
+    <w:p>
+      <w:r>
+        <w:rPr>
+          <w:b/>
+          <w:bCs/>
+        </w:rPr>
+        <w:t>Analysis:</w:t>
+      </w:r>
+      <w:r>
+        <w:t xml:space="preserve"> I queried aws:s3:accesslogs for the .txt extension and PUT method to find successful uploads by external parties.</w:t>
+      </w:r>
+    </w:p>
+    <w:p>
+      <w:r>
+        <w:rPr>
+          <w:b/>
+          <w:bCs/>
+        </w:rPr>
+        <w:t>Finding:</w:t>
+      </w:r>
+      <w:r>
+        <w:t xml:space="preserve"> A file named OPEN_BUCKET_PLEASE_FIX.txt was uploaded. The filename suggests a "Gray Hat" security researcher. Confirming that external actors were able to write into the bucket proves that integrity was breached, which helps the SOC justify immediate containment, deeper threat hunting for potential payloads, and long</w:t>
+      </w:r>
+      <w:r>
+        <w:noBreakHyphen/>
+        <w:t>term hardening of cloud storage controls.</w:t>
+      </w:r>
+    </w:p>
+    <w:p>
+      <w:r>
+        <w:t xml:space="preserve"># Query: </w:t>
+      </w:r>
+    </w:p>
+    <w:p>
+      <w:r>
+        <w:lastRenderedPageBreak/>
+        <w:t xml:space="preserve">index=botsv3 </w:t>
+      </w:r>
+      <w:proofErr w:type="spellStart"/>
+      <w:r>
+        <w:t>sourcetype</w:t>
+      </w:r>
+      <w:proofErr w:type="spellEnd"/>
+      <w:r>
+        <w:t xml:space="preserve">="aws:s3:accesslogs" .txt PUT </w:t>
+      </w:r>
+    </w:p>
+    <w:p>
+      <w:r>
+        <w:drawing>
+          <wp:inline distT="0" distB="0" distL="0" distR="0" wp14:anchorId="2F19C37F" wp14:editId="39384A1F">
+            <wp:extent cx="5731510" cy="1334770"/>
+            <wp:effectExtent l="0" t="0" r="2540" b="0"/>
+            <wp:docPr id="1508862472" name="Picture 21" descr="Figure 16: Access logs confirming the upload of the text file.">
+              <a:hlinkClick xmlns:a="http://schemas.openxmlformats.org/drawingml/2006/main" r:id="rId53" tgtFrame="&quot;_blank&quot;"/>
+            </wp:docPr>
+            <wp:cNvGraphicFramePr>
+              <a:graphicFrameLocks xmlns:a="http://schemas.openxmlformats.org/drawingml/2006/main" noChangeAspect="1"/>
+            </wp:cNvGraphicFramePr>
+            <a:graphic xmlns:a="http://schemas.openxmlformats.org/drawingml/2006/main">
+              <a:graphicData uri="http://schemas.openxmlformats.org/drawingml/2006/picture">
+                <pic:pic xmlns:pic="http://schemas.openxmlformats.org/drawingml/2006/picture">
+                  <pic:nvPicPr>
+                    <pic:cNvPr id="0" name="Picture 160" descr="Figure 16: Access logs confirming the upload of the text file.">
+                      <a:hlinkClick r:id="rId53" tgtFrame="&quot;_blank&quot;"/>
+                    </pic:cNvPr>
+                    <pic:cNvPicPr>
+                      <a:picLocks noChangeAspect="1" noChangeArrowheads="1"/>
+                    </pic:cNvPicPr>
+                  </pic:nvPicPr>
+                  <pic:blipFill>
+                    <a:blip r:embed="rId54">
+                      <a:extLst>
+                        <a:ext uri="{28A0092B-C50C-407E-A947-70E740481C1C}">
+                          <a14:useLocalDpi xmlns:a14="http://schemas.microsoft.com/office/drawing/2010/main" val="0"/>
+                        </a:ext>
+                      </a:extLst>
+                    </a:blip>
+                    <a:srcRect/>
+                    <a:stretch>
+                      <a:fillRect/>
+                    </a:stretch>
+                  </pic:blipFill>
+                  <pic:spPr bwMode="auto">
+                    <a:xfrm>
+                      <a:off x="0" y="0"/>
+                      <a:ext cx="5731510" cy="1334770"/>
+                    </a:xfrm>
+                    <a:prstGeom prst="rect">
+                      <a:avLst/>
+                    </a:prstGeom>
+                    <a:noFill/>
+                    <a:ln>
+                      <a:noFill/>
+                    </a:ln>
+                  </pic:spPr>
+                </pic:pic>
+              </a:graphicData>
+            </a:graphic>
+          </wp:inline>
+        </w:drawing>
+      </w:r>
+    </w:p>
+    <w:p>
+      <w:pPr>
+        <w:rPr>
+          <w:b/>
+          <w:bCs/>
+        </w:rPr>
+      </w:pPr>
+      <w:r>
+        <w:rPr>
+          <w:b/>
+          <w:bCs/>
+        </w:rPr>
+        <w:t>4.8 Endpoint Anomalies (Question 8)</w:t>
+      </w:r>
+    </w:p>
+    <w:p>
+      <w:r>
+        <w:rPr>
+          <w:b/>
+          <w:bCs/>
+        </w:rPr>
+        <w:t>Objective:</w:t>
+      </w:r>
+      <w:r>
+        <w:t xml:space="preserve"> Detect configuration drift in endpoints.</w:t>
+      </w:r>
+    </w:p>
+    <w:p>
+      <w:r>
+        <w:rPr>
+          <w:b/>
+          <w:bCs/>
+        </w:rPr>
+        <w:t>Analysis:</w:t>
+      </w:r>
+      <w:r>
+        <w:t xml:space="preserve"> Using </w:t>
+      </w:r>
+      <w:proofErr w:type="spellStart"/>
+      <w:r>
+        <w:t>sourcetype</w:t>
+      </w:r>
+      <w:proofErr w:type="spellEnd"/>
+      <w:r>
+        <w:t>="</w:t>
+      </w:r>
+      <w:proofErr w:type="spellStart"/>
+      <w:r>
+        <w:t>WinHostMon</w:t>
+      </w:r>
+      <w:proofErr w:type="spellEnd"/>
+      <w:r>
+        <w:t>", I grouped hosts by OS version. However, the standard host field only provided the short hostname, leaving the domain uncertain. To resolve this, I performed some investigative digging through the raw log entries for BSTOLL-L.</w:t>
+      </w:r>
+    </w:p>
+    <w:p>
+      <w:r>
+        <w:rPr>
+          <w:b/>
+          <w:bCs/>
+        </w:rPr>
+        <w:t xml:space="preserve">Finding: </w:t>
+      </w:r>
+      <w:r>
+        <w:t xml:space="preserve">The </w:t>
+      </w:r>
+      <w:proofErr w:type="spellStart"/>
+      <w:r>
+        <w:t>ComputerName</w:t>
+      </w:r>
+      <w:proofErr w:type="spellEnd"/>
+      <w:r>
+        <w:t xml:space="preserve"> field reveals the full path BSTOLL-L.froth.ly; unlike most hosts running Windows 10 Pro, this endpoint runs Windows 10 Enterprise, indicating an administrator workstation linked to the same user and timeframe as the risky cloud activity. This makes it a high-value </w:t>
+      </w:r>
+      <w:proofErr w:type="spellStart"/>
+      <w:r>
+        <w:t>assest</w:t>
+      </w:r>
+      <w:proofErr w:type="spellEnd"/>
+      <w:r>
+        <w:t xml:space="preserve"> and priority for SOC containment. If compromised, BSTOLL-L.froth.ly could hold credentials enabling lateral movement [4] across the domain, escalating the breach from a cloud misconfiguration to a full domain compromise.</w:t>
+      </w:r>
+    </w:p>
+    <w:p>
+      <w:r>
+        <w:t xml:space="preserve"># Query: </w:t>
+      </w:r>
+    </w:p>
+    <w:p>
+      <w:r>
+        <w:t xml:space="preserve">index=botsv3 </w:t>
+      </w:r>
+      <w:proofErr w:type="spellStart"/>
+      <w:r>
+        <w:t>sourcetype</w:t>
+      </w:r>
+      <w:proofErr w:type="spellEnd"/>
+      <w:r>
+        <w:t>="</w:t>
+      </w:r>
+      <w:proofErr w:type="spellStart"/>
+      <w:r>
+        <w:t>WinHostMon</w:t>
+      </w:r>
+      <w:proofErr w:type="spellEnd"/>
+      <w:r>
+        <w:t xml:space="preserve">" | stats count by host, OS Version </w:t>
+      </w:r>
+    </w:p>
+    <w:p>
+      <w:r>
+        <w:t xml:space="preserve">index=botsv3 host="BSTOLL-L" </w:t>
+      </w:r>
+      <w:proofErr w:type="spellStart"/>
+      <w:r>
+        <w:t>computername</w:t>
+      </w:r>
+      <w:proofErr w:type="spellEnd"/>
+    </w:p>
+    <w:p>
+      <w:r>
+        <w:lastRenderedPageBreak/>
+        <w:drawing>
+          <wp:inline distT="0" distB="0" distL="0" distR="0" wp14:anchorId="0A6DBA07" wp14:editId="11B65B40">
+            <wp:extent cx="5731510" cy="2360930"/>
+            <wp:effectExtent l="0" t="0" r="2540" b="1270"/>
+            <wp:docPr id="500824834" name="Picture 20" descr="Figure 17: OS Version comparison identifying the outlier endpoint.">
+              <a:hlinkClick xmlns:a="http://schemas.openxmlformats.org/drawingml/2006/main" r:id="rId55" tgtFrame="&quot;_blank&quot;"/>
+            </wp:docPr>
+            <wp:cNvGraphicFramePr>
+              <a:graphicFrameLocks xmlns:a="http://schemas.openxmlformats.org/drawingml/2006/main" noChangeAspect="1"/>
+            </wp:cNvGraphicFramePr>
+            <a:graphic xmlns:a="http://schemas.openxmlformats.org/drawingml/2006/main">
+              <a:graphicData uri="http://schemas.openxmlformats.org/drawingml/2006/picture">
+                <pic:pic xmlns:pic="http://schemas.openxmlformats.org/drawingml/2006/picture">
+                  <pic:nvPicPr>
+                    <pic:cNvPr id="0" name="Picture 161" descr="Figure 17: OS Version comparison identifying the outlier endpoint.">
+                      <a:hlinkClick r:id="rId55" tgtFrame="&quot;_blank&quot;"/>
+                    </pic:cNvPr>
+                    <pic:cNvPicPr>
+                      <a:picLocks noChangeAspect="1" noChangeArrowheads="1"/>
+                    </pic:cNvPicPr>
+                  </pic:nvPicPr>
+                  <pic:blipFill>
+                    <a:blip r:embed="rId56">
+                      <a:extLst>
+                        <a:ext uri="{28A0092B-C50C-407E-A947-70E740481C1C}">
+                          <a14:useLocalDpi xmlns:a14="http://schemas.microsoft.com/office/drawing/2010/main" val="0"/>
+                        </a:ext>
+                      </a:extLst>
+                    </a:blip>
+                    <a:srcRect/>
+                    <a:stretch>
+                      <a:fillRect/>
+                    </a:stretch>
+                  </pic:blipFill>
+                  <pic:spPr bwMode="auto">
+                    <a:xfrm>
+                      <a:off x="0" y="0"/>
+                      <a:ext cx="5731510" cy="2360930"/>
+                    </a:xfrm>
+                    <a:prstGeom prst="rect">
+                      <a:avLst/>
+                    </a:prstGeom>
+                    <a:noFill/>
+                    <a:ln>
+                      <a:noFill/>
+                    </a:ln>
+                  </pic:spPr>
+                </pic:pic>
+              </a:graphicData>
+            </a:graphic>
+          </wp:inline>
+        </w:drawing>
+      </w:r>
+      <w:r>
+        <w:drawing>
+          <wp:inline distT="0" distB="0" distL="0" distR="0" wp14:anchorId="2E865EAF" wp14:editId="581D4CC9">
+            <wp:extent cx="5731510" cy="3724910"/>
+            <wp:effectExtent l="0" t="0" r="2540" b="8890"/>
+            <wp:docPr id="1166666509" name="Picture 19" descr="Figure 18: The full bstoll computername.">
+              <a:hlinkClick xmlns:a="http://schemas.openxmlformats.org/drawingml/2006/main" r:id="rId57" tgtFrame="&quot;_blank&quot;"/>
+            </wp:docPr>
+            <wp:cNvGraphicFramePr>
+              <a:graphicFrameLocks xmlns:a="http://schemas.openxmlformats.org/drawingml/2006/main" noChangeAspect="1"/>
+            </wp:cNvGraphicFramePr>
+            <a:graphic xmlns:a="http://schemas.openxmlformats.org/drawingml/2006/main">
+              <a:graphicData uri="http://schemas.openxmlformats.org/drawingml/2006/picture">
+                <pic:pic xmlns:pic="http://schemas.openxmlformats.org/drawingml/2006/picture">
+                  <pic:nvPicPr>
+                    <pic:cNvPr id="0" name="Picture 162" descr="Figure 18: The full bstoll computername.">
+                      <a:hlinkClick r:id="rId57" tgtFrame="&quot;_blank&quot;"/>
+                    </pic:cNvPr>
+                    <pic:cNvPicPr>
+                      <a:picLocks noChangeAspect="1" noChangeArrowheads="1"/>
+                    </pic:cNvPicPr>
+                  </pic:nvPicPr>
+                  <pic:blipFill>
+                    <a:blip r:embed="rId58">
+                      <a:extLst>
+                        <a:ext uri="{28A0092B-C50C-407E-A947-70E740481C1C}">
+                          <a14:useLocalDpi xmlns:a14="http://schemas.microsoft.com/office/drawing/2010/main" val="0"/>
+                        </a:ext>
+                      </a:extLst>
+                    </a:blip>
+                    <a:srcRect/>
+                    <a:stretch>
+                      <a:fillRect/>
+                    </a:stretch>
+                  </pic:blipFill>
+                  <pic:spPr bwMode="auto">
+                    <a:xfrm>
+                      <a:off x="0" y="0"/>
+                      <a:ext cx="5731510" cy="3724910"/>
+                    </a:xfrm>
+                    <a:prstGeom prst="rect">
+                      <a:avLst/>
+                    </a:prstGeom>
+                    <a:noFill/>
+                    <a:ln>
+                      <a:noFill/>
+                    </a:ln>
+                  </pic:spPr>
+                </pic:pic>
+              </a:graphicData>
+            </a:graphic>
+          </wp:inline>
+        </w:drawing>
+      </w:r>
+    </w:p>
+    <w:p>
+      <w:r>
+        <w:pict w14:anchorId="73EB25A1">
+          <v:rect id="_x0000_i1187" style="width:0;height:1.5pt" o:hralign="center" o:hrstd="t" o:hr="t" fillcolor="#a0a0a0" stroked="f"/>
+        </w:pict>
+      </w:r>
+    </w:p>
+    <w:p>
+      <w:pPr>
+        <w:rPr>
+          <w:b/>
+          <w:bCs/>
+          <w:sz w:val="28"/>
+          <w:szCs w:val="28"/>
+        </w:rPr>
+      </w:pPr>
+      <w:r>
+        <w:rPr>
+          <w:b/>
+          <w:bCs/>
+          <w:sz w:val="28"/>
+          <w:szCs w:val="28"/>
+        </w:rPr>
+        <w:t>5. Conclusion &amp; Strategic Recommendations</w:t>
+      </w:r>
+    </w:p>
+    <w:p>
+      <w:r>
+        <w:t xml:space="preserve">The investigation confirms that a preventable cloud misconfiguration, executed by the user </w:t>
+      </w:r>
+      <w:proofErr w:type="spellStart"/>
+      <w:r>
+        <w:t>bstoll</w:t>
+      </w:r>
+      <w:proofErr w:type="spellEnd"/>
+      <w:r>
+        <w:t xml:space="preserve"> from the high</w:t>
+      </w:r>
+      <w:r>
+        <w:noBreakHyphen/>
+        <w:t xml:space="preserve">privilege endpoint BSTOLL-L.froth.ly, exposed the </w:t>
+      </w:r>
+      <w:proofErr w:type="spellStart"/>
+      <w:r>
+        <w:t>frothlywebcode</w:t>
+      </w:r>
+      <w:proofErr w:type="spellEnd"/>
+      <w:r>
+        <w:t xml:space="preserve"> S3 bucket to the public internet and allowed at least one external write operation. This occurred in an environment where MFA was not enforced for API activity and no automated control prevented or rolled back risky ACL changes, significantly increasing the likelihood and impact of credential theft and data exposure.</w:t>
+      </w:r>
+    </w:p>
+    <w:p>
+      <w:r>
+        <w:t>From a SOC point of view, the case highlights the need to link Tier 1 CloudTrail monitoring with Tier 2 correlation across cloud, S3 and endpoint logs, and Tier 3 hunting for similar misconfigurations and lateral movement paths. Key lessons are to default</w:t>
+      </w:r>
+      <w:r>
+        <w:noBreakHyphen/>
+        <w:t xml:space="preserve">deny S3 access, </w:t>
+      </w:r>
+      <w:r>
+        <w:lastRenderedPageBreak/>
+        <w:t>enforce MFA on all privileged API usage, and treat administrator endpoints such as BSTOLL-L.froth.ly as high</w:t>
+      </w:r>
+      <w:r>
+        <w:noBreakHyphen/>
+        <w:t>value assets needing additional monitoring and control.</w:t>
+      </w:r>
+    </w:p>
+    <w:p>
+      <w:pPr>
+        <w:rPr>
+          <w:b/>
+          <w:bCs/>
+        </w:rPr>
+      </w:pPr>
+      <w:r>
+        <w:rPr>
+          <w:b/>
+          <w:bCs/>
+        </w:rPr>
+        <w:t>5.1 Immediate containment (0–24 hours)</w:t>
+      </w:r>
+    </w:p>
+    <w:p>
+      <w:pPr>
+        <w:numPr>
+          <w:ilvl w:val="0"/>
+          <w:numId w:val="8"/>
+        </w:numPr>
+      </w:pPr>
+      <w:r>
+        <w:t xml:space="preserve">Block public access on </w:t>
+      </w:r>
+      <w:proofErr w:type="spellStart"/>
+      <w:r>
+        <w:t>frothlywebcode</w:t>
+      </w:r>
+      <w:proofErr w:type="spellEnd"/>
+      <w:r>
+        <w:t xml:space="preserve"> and verify no other buckets grant </w:t>
+      </w:r>
+      <w:proofErr w:type="spellStart"/>
+      <w:r>
+        <w:rPr>
+          <w:i/>
+          <w:iCs/>
+        </w:rPr>
+        <w:t>AllUsers</w:t>
+      </w:r>
+      <w:proofErr w:type="spellEnd"/>
+      <w:r>
+        <w:rPr>
+          <w:i/>
+          <w:iCs/>
+        </w:rPr>
+        <w:t>/</w:t>
+      </w:r>
+      <w:proofErr w:type="spellStart"/>
+      <w:r>
+        <w:rPr>
+          <w:i/>
+          <w:iCs/>
+        </w:rPr>
+        <w:t>AuthenticatedUsers</w:t>
+      </w:r>
+      <w:proofErr w:type="spellEnd"/>
+      <w:r>
+        <w:t xml:space="preserve"> ACLs.</w:t>
+      </w:r>
+    </w:p>
+    <w:p>
+      <w:pPr>
+        <w:numPr>
+          <w:ilvl w:val="0"/>
+          <w:numId w:val="8"/>
+        </w:numPr>
+      </w:pPr>
+      <w:r>
+        <w:t xml:space="preserve">Rotate credentials for </w:t>
+      </w:r>
+      <w:proofErr w:type="spellStart"/>
+      <w:r>
+        <w:t>bstoll</w:t>
+      </w:r>
+      <w:proofErr w:type="spellEnd"/>
+      <w:r>
+        <w:t xml:space="preserve"> and related IAM roles, and remove unapproved uploads such as </w:t>
+      </w:r>
+      <w:r>
+        <w:rPr>
+          <w:i/>
+          <w:iCs/>
+        </w:rPr>
+        <w:t>OPEN_BUCKET_PLEASE_FIX.txt</w:t>
+      </w:r>
+      <w:r>
+        <w:t xml:space="preserve"> after preserving evidence.</w:t>
+      </w:r>
+    </w:p>
+    <w:p>
+      <w:pPr>
+        <w:rPr>
+          <w:b/>
+          <w:bCs/>
+        </w:rPr>
+      </w:pPr>
+      <w:r>
+        <w:rPr>
+          <w:b/>
+          <w:bCs/>
+        </w:rPr>
+        <w:t>5.2 Short</w:t>
+      </w:r>
+      <w:r>
+        <w:rPr>
+          <w:b/>
+          <w:bCs/>
+        </w:rPr>
+        <w:noBreakHyphen/>
+        <w:t>term recovery (next 1–2 weeks)</w:t>
+      </w:r>
+    </w:p>
+    <w:p>
+      <w:pPr>
+        <w:numPr>
+          <w:ilvl w:val="0"/>
+          <w:numId w:val="9"/>
+        </w:numPr>
+      </w:pPr>
+      <w:r>
+        <w:t>Enforce an IAM condition that denies API actions unless MFA is true for all human users and high</w:t>
+      </w:r>
+      <w:r>
+        <w:noBreakHyphen/>
+        <w:t>risk roles.</w:t>
+      </w:r>
+    </w:p>
+    <w:p>
+      <w:pPr>
+        <w:numPr>
+          <w:ilvl w:val="0"/>
+          <w:numId w:val="9"/>
+        </w:numPr>
+      </w:pPr>
+      <w:r>
+        <w:t>Isolate BSTOLL-L.froth.ly for full forensic analysis, including malware scanning, credential dump checks, and review of administrative tool usage.</w:t>
+      </w:r>
+    </w:p>
+    <w:p>
+      <w:pPr>
+        <w:numPr>
+          <w:ilvl w:val="0"/>
+          <w:numId w:val="9"/>
+        </w:numPr>
+      </w:pPr>
+      <w:r>
+        <w:t xml:space="preserve">Develop and deploy rules that alert on </w:t>
+      </w:r>
+      <w:proofErr w:type="spellStart"/>
+      <w:r>
+        <w:rPr>
+          <w:i/>
+          <w:iCs/>
+        </w:rPr>
+        <w:t>PutBucketAcl</w:t>
+      </w:r>
+      <w:proofErr w:type="spellEnd"/>
+      <w:r>
+        <w:t xml:space="preserve"> granting public access, high</w:t>
+      </w:r>
+      <w:r>
+        <w:noBreakHyphen/>
+        <w:t>volume non</w:t>
+      </w:r>
+      <w:r>
+        <w:noBreakHyphen/>
+        <w:t>MFA API activity, and changes originating from privileged endpoints.</w:t>
+      </w:r>
+    </w:p>
+    <w:p>
+      <w:pPr>
+        <w:rPr>
+          <w:b/>
+          <w:bCs/>
+        </w:rPr>
+      </w:pPr>
+      <w:r>
+        <w:rPr>
+          <w:b/>
+          <w:bCs/>
+        </w:rPr>
+        <w:t>5.3 Long</w:t>
+      </w:r>
+      <w:r>
+        <w:rPr>
+          <w:b/>
+          <w:bCs/>
+        </w:rPr>
+        <w:noBreakHyphen/>
+        <w:t>term SOC improvements (1–3 months)</w:t>
+      </w:r>
+    </w:p>
+    <w:p>
+      <w:pPr>
+        <w:numPr>
+          <w:ilvl w:val="0"/>
+          <w:numId w:val="10"/>
+        </w:numPr>
+      </w:pPr>
+      <w:r>
+        <w:t>Implement a CSPM capability to continuously detect and auto</w:t>
+      </w:r>
+      <w:r>
+        <w:noBreakHyphen/>
+        <w:t>remediate public S3 buckets and other misconfigurations [7].</w:t>
+      </w:r>
+    </w:p>
+    <w:p>
+      <w:pPr>
+        <w:numPr>
+          <w:ilvl w:val="0"/>
+          <w:numId w:val="10"/>
+        </w:numPr>
+      </w:pPr>
+      <w:r>
+        <w:t>Conduct a least</w:t>
+      </w:r>
+      <w:r>
+        <w:noBreakHyphen/>
+        <w:t>privilege review of IAM users and roles, ensuring developers cannot modify global ACLs without change control and dual authorisation.</w:t>
+      </w:r>
+    </w:p>
+    <w:p>
+      <w:pPr>
+        <w:numPr>
+          <w:ilvl w:val="0"/>
+          <w:numId w:val="10"/>
+        </w:numPr>
+      </w:pPr>
+      <w:r>
+        <w:t>Integrate scenarios like this BOTSv3 incident into SOC runbooks and training so Tier 1–3 analysts can rapidly recognise similar patterns and execute coordinated response and recovery.</w:t>
+      </w:r>
+    </w:p>
+    <w:p>
+      <w:r>
+        <w:pict w14:anchorId="1F0F8B53">
+          <v:rect id="_x0000_i1188" style="width:0;height:1.5pt" o:hralign="center" o:hrstd="t" o:hr="t" fillcolor="#a0a0a0" stroked="f"/>
+        </w:pict>
+      </w:r>
+    </w:p>
+    <w:p>
+      <w:pPr>
+        <w:rPr>
+          <w:b/>
+          <w:bCs/>
+          <w:sz w:val="28"/>
+          <w:szCs w:val="28"/>
+        </w:rPr>
+      </w:pPr>
+      <w:r>
+        <w:rPr>
+          <w:b/>
+          <w:bCs/>
+          <w:sz w:val="28"/>
+          <w:szCs w:val="28"/>
+        </w:rPr>
+        <w:t>6. References</w:t>
+      </w:r>
+    </w:p>
+    <w:p>
+      <w:pPr>
+        <w:numPr>
+          <w:ilvl w:val="0"/>
+          <w:numId w:val="11"/>
+        </w:numPr>
+      </w:pPr>
+      <w:r>
+        <w:t xml:space="preserve">[1] Security Operations </w:t>
+      </w:r>
+      <w:proofErr w:type="spellStart"/>
+      <w:r>
+        <w:t>Center</w:t>
+      </w:r>
+      <w:proofErr w:type="spellEnd"/>
+      <w:r>
+        <w:t xml:space="preserve"> (SOC) roles and Responsibilities (no date) Palo Alto Networks. Available at: </w:t>
+      </w:r>
+      <w:hyperlink r:id="rId59" w:history="1">
+        <w:r>
+          <w:rPr>
+            <w:rStyle w:val="Hyperlink"/>
+          </w:rPr>
+          <w:t>https://www.paloaltonetworks.co.uk/cyberpedia/soc-roles-and-responsibilities</w:t>
+        </w:r>
+      </w:hyperlink>
+      <w:r>
+        <w:t xml:space="preserve"> (Accessed: 07 December 2025).</w:t>
+      </w:r>
+    </w:p>
+    <w:p>
+      <w:pPr>
+        <w:numPr>
+          <w:ilvl w:val="0"/>
+          <w:numId w:val="11"/>
+        </w:numPr>
+      </w:pPr>
+      <w:r>
+        <w:t xml:space="preserve">[2] Nelson, A. et al. (2025) Incident Response Recommendations and Considerations for Cybersecurity Risk Management, NIST. Available at: </w:t>
+      </w:r>
+      <w:hyperlink r:id="rId60" w:history="1">
+        <w:r>
+          <w:rPr>
+            <w:rStyle w:val="Hyperlink"/>
+          </w:rPr>
+          <w:t>https://nvlpubs.nist.gov/nistpubs/SpecialPublications/NIST.SP.800-61r3.pdf</w:t>
+        </w:r>
+      </w:hyperlink>
+      <w:r>
+        <w:t xml:space="preserve"> (Accessed: 07 December 2025). (accessed Dec. 7, 2025).</w:t>
+      </w:r>
+    </w:p>
+    <w:p>
+      <w:pPr>
+        <w:numPr>
+          <w:ilvl w:val="0"/>
+          <w:numId w:val="11"/>
+        </w:numPr>
+      </w:pPr>
+      <w:r>
+        <w:t xml:space="preserve">[3] Borges, D. and @1njection (2017) Remote Services: SMB/windows admin shares, Remote Services: SMB/Windows Admin Shares, Sub-technique T1021.002 - Enterprise | MITRE ATT&amp;CK®. Available at: </w:t>
+      </w:r>
+      <w:hyperlink r:id="rId61" w:history="1">
+        <w:r>
+          <w:rPr>
+            <w:rStyle w:val="Hyperlink"/>
+          </w:rPr>
+          <w:t>https://attack.cloudfall.cn/techniques/T1021/002/</w:t>
+        </w:r>
+      </w:hyperlink>
+      <w:r>
+        <w:t xml:space="preserve"> (Accessed: 07 December 2025).</w:t>
+      </w:r>
+    </w:p>
+    <w:p>
+      <w:pPr>
+        <w:numPr>
+          <w:ilvl w:val="0"/>
+          <w:numId w:val="11"/>
+        </w:numPr>
+      </w:pPr>
+      <w:r>
+        <w:t xml:space="preserve">[4] </w:t>
+      </w:r>
+      <w:proofErr w:type="spellStart"/>
+      <w:r>
+        <w:t>AppOmni</w:t>
+      </w:r>
+      <w:proofErr w:type="spellEnd"/>
+      <w:r>
+        <w:t xml:space="preserve"> et al. (2019) Data from cloud storage, Data from Cloud Storage, Technique T1530 - Enterprise | MITRE ATT&amp;CK®. Available at: </w:t>
+      </w:r>
+      <w:hyperlink r:id="rId62" w:history="1">
+        <w:r>
+          <w:rPr>
+            <w:rStyle w:val="Hyperlink"/>
+          </w:rPr>
+          <w:t>https://attack.mitre.org/techniques/T1530/</w:t>
+        </w:r>
+      </w:hyperlink>
+      <w:r>
+        <w:t xml:space="preserve"> (Accessed: 07 December 2025).</w:t>
+      </w:r>
+    </w:p>
+    <w:p>
+      <w:pPr>
+        <w:numPr>
+          <w:ilvl w:val="0"/>
+          <w:numId w:val="11"/>
+        </w:numPr>
+      </w:pPr>
+      <w:r>
+        <w:lastRenderedPageBreak/>
+        <w:t xml:space="preserve">[5] (No date) How </w:t>
+      </w:r>
+      <w:proofErr w:type="spellStart"/>
+      <w:r>
+        <w:t>elb</w:t>
+      </w:r>
+      <w:proofErr w:type="spellEnd"/>
+      <w:r>
+        <w:t xml:space="preserve"> works - elastic load balancing. Available at: </w:t>
+      </w:r>
+      <w:hyperlink r:id="rId63" w:history="1">
+        <w:r>
+          <w:rPr>
+            <w:rStyle w:val="Hyperlink"/>
+          </w:rPr>
+          <w:t>https://docs.aws.amazon.com/elasticloadbalancing/latest/userguide/how-elastic-load-balancing-works.html</w:t>
+        </w:r>
+      </w:hyperlink>
+      <w:r>
+        <w:t xml:space="preserve"> (Accessed: 07 December 2025).</w:t>
+      </w:r>
+    </w:p>
+    <w:p>
+      <w:pPr>
+        <w:numPr>
+          <w:ilvl w:val="0"/>
+          <w:numId w:val="11"/>
+        </w:numPr>
+      </w:pPr>
+      <w:r>
+        <w:t xml:space="preserve">[6] G, Alistair. (22/01/2025) How attackers bypass multi-factor authentication. Available at: </w:t>
+      </w:r>
+      <w:hyperlink r:id="rId64" w:history="1">
+        <w:r>
+          <w:rPr>
+            <w:rStyle w:val="Hyperlink"/>
+          </w:rPr>
+          <w:t>https://www.bugcrowd.com/blog/mfa-security-part-1-how-attackers-bypass-multi-factor-authentication/</w:t>
+        </w:r>
+      </w:hyperlink>
+      <w:r>
+        <w:t xml:space="preserve"> (Accessed: 07 December 2025).</w:t>
+      </w:r>
+    </w:p>
+    <w:p>
+      <w:pPr>
+        <w:numPr>
+          <w:ilvl w:val="0"/>
+          <w:numId w:val="11"/>
+        </w:numPr>
+      </w:pPr>
+      <w:r>
+        <w:t xml:space="preserve">[7] (12/01/2025) What is Cloud Security Posture Management (CSPM). Available at: </w:t>
+      </w:r>
+      <w:hyperlink r:id="rId65" w:history="1">
+        <w:r>
+          <w:rPr>
+            <w:rStyle w:val="Hyperlink"/>
+          </w:rPr>
+          <w:t>https://learn.microsoft.com/en-us/azure/defender-for-cloud/concept-cloud-security-posture-management</w:t>
+        </w:r>
+      </w:hyperlink>
+      <w:r>
+        <w:t xml:space="preserve"> (Accessed: 07 December 2025).</w:t>
+      </w:r>
+    </w:p>
+    <w:p>
+      <w:r>
+        <w:pict w14:anchorId="3260B01E">
+          <v:rect id="_x0000_i1189" style="width:0;height:1.5pt" o:hralign="center" o:hrstd="t" o:hr="t" fillcolor="#a0a0a0" stroked="f"/>
+        </w:pict>
+      </w:r>
+    </w:p>
+    <w:p>
+      <w:pPr>
+        <w:rPr>
+          <w:b/>
+          <w:bCs/>
+          <w:sz w:val="28"/>
+          <w:szCs w:val="28"/>
+        </w:rPr>
+      </w:pPr>
+      <w:r>
+        <w:rPr>
+          <w:b/>
+          <w:bCs/>
+          <w:sz w:val="28"/>
+          <w:szCs w:val="28"/>
+        </w:rPr>
+        <w:t>7. Appendix A: Video Presentation</w:t>
+      </w:r>
+    </w:p>
+    <w:p>
+      <w:pPr>
+        <w:rPr>
+          <w:b/>
+          <w:bCs/>
+          <w:sz w:val="28"/>
+          <w:szCs w:val="28"/>
+        </w:rPr>
+      </w:pPr>
+      <w:hyperlink r:id="rId66" w:history="1">
+        <w:r>
+          <w:rPr>
+            <w:rStyle w:val="Hyperlink"/>
+            <w:b/>
+            <w:bCs/>
+            <w:sz w:val="28"/>
+            <w:szCs w:val="28"/>
+          </w:rPr>
+          <w:t>https://youtu.be/WJN0MkBI</w:t>
+        </w:r>
+        <w:r>
+          <w:rPr>
+            <w:rStyle w:val="Hyperlink"/>
+            <w:b/>
+            <w:bCs/>
+            <w:sz w:val="28"/>
+            <w:szCs w:val="28"/>
+          </w:rPr>
+          <w:t>e</w:t>
+        </w:r>
+        <w:r>
+          <w:rPr>
+            <w:rStyle w:val="Hyperlink"/>
+            <w:b/>
+            <w:bCs/>
+            <w:sz w:val="28"/>
+            <w:szCs w:val="28"/>
+          </w:rPr>
+          <w:t>7c</w:t>
+        </w:r>
+      </w:hyperlink>
+    </w:p>
+    <w:p>
+      <w:pPr>
+        <w:rPr>
+          <w:b/>
+          <w:bCs/>
+          <w:sz w:val="28"/>
+          <w:szCs w:val="28"/>
+        </w:rPr>
+      </w:pPr>
+      <w:r>
+        <w:rPr>
+          <w:b/>
+          <w:bCs/>
+          <w:sz w:val="28"/>
+          <w:szCs w:val="28"/>
+        </w:rPr>
+        <w:pict w14:anchorId="1A3A69E6">
+          <v:rect id="_x0000_i1230" style="width:0;height:1.5pt" o:hralign="center" o:hrstd="t" o:hr="t" fillcolor="#a0a0a0" stroked="f"/>
+        </w:pict>
+      </w:r>
+    </w:p>
+    <w:p>
+      <w:pPr>
+        <w:rPr>
+          <w:b/>
+          <w:bCs/>
+          <w:sz w:val="28"/>
+          <w:szCs w:val="28"/>
+        </w:rPr>
+      </w:pPr>
+      <w:r>
+        <w:rPr>
+          <w:b/>
+          <w:bCs/>
+          <w:sz w:val="28"/>
+          <w:szCs w:val="28"/>
+        </w:rPr>
+        <w:t>8. Appendix B: Generative AI Declaration</w:t>
+      </w:r>
+    </w:p>
+    <w:p>
+      <w:pPr>
+        <w:jc w:val="center"/>
+        <w:rPr>
+          <w:rFonts w:ascii="Calibri" w:hAnsi="Calibri" w:cs="Calibri"/>
+          <w:b/>
+          <w:bCs/>
+          <w:sz w:val="28"/>
+          <w:szCs w:val="28"/>
+        </w:rPr>
+      </w:pPr>
+      <w:r>
+        <w:rPr>
+          <w:rFonts w:ascii="Calibri" w:hAnsi="Calibri" w:cs="Calibri"/>
+          <w:b/>
+          <w:bCs/>
+          <w:sz w:val="28"/>
+          <w:szCs w:val="28"/>
+        </w:rPr>
+        <w:t>Student Declaration of AI Tool use in this Assessment</w:t>
+      </w:r>
+    </w:p>
+    <w:tbl>
+      <w:tblPr>
+        <w:tblStyle w:val="TableGrid"/>
+        <w:tblW w:w="10550" w:type="dxa"/>
+        <w:jc w:val="center"/>
+        <w:tblLook w:val="04A0" w:firstRow="1" w:lastRow="0" w:firstColumn="1" w:lastColumn="0" w:noHBand="0" w:noVBand="1"/>
+      </w:tblPr>
+      <w:tblGrid>
+        <w:gridCol w:w="1701"/>
+        <w:gridCol w:w="7802"/>
+        <w:gridCol w:w="1047"/>
+      </w:tblGrid>
+      <w:tr>
+        <w:trPr>
+          <w:jc w:val="center"/>
+        </w:trPr>
+        <w:tc>
+          <w:tcPr>
+            <w:tcW w:w="1701" w:type="dxa"/>
+            <w:tcBorders>
+              <w:top w:val="single" w:sz="4" w:space="0" w:color="auto"/>
+            </w:tcBorders>
+            <w:shd w:val="clear" w:color="auto" w:fill="B6DDE8"/>
+            <w:vAlign w:val="center"/>
+          </w:tcPr>
+          <w:p>
+            <w:pPr>
+              <w:spacing w:before="120" w:after="120" w:line="276" w:lineRule="auto"/>
+              <w:rPr>
+                <w:rFonts w:ascii="Arial" w:eastAsia="Arial" w:hAnsi="Arial" w:cs="Arial"/>
+                <w:b/>
+                <w:bCs/>
+                <w:lang w:eastAsia="en-GB"/>
+              </w:rPr>
+            </w:pPr>
+            <w:r>
+              <w:rPr>
+                <w:rFonts w:ascii="Arial" w:eastAsia="Arial" w:hAnsi="Arial" w:cs="Arial"/>
+                <w:b/>
+                <w:bCs/>
+                <w:lang w:eastAsia="en-GB"/>
+              </w:rPr>
+              <w:t>Solo Work</w:t>
+            </w:r>
+          </w:p>
+        </w:tc>
+        <w:tc>
+          <w:tcPr>
+            <w:tcW w:w="7802" w:type="dxa"/>
+            <w:tcBorders>
+              <w:top w:val="single" w:sz="4" w:space="0" w:color="auto"/>
+            </w:tcBorders>
+            <w:vAlign w:val="center"/>
+          </w:tcPr>
+          <w:p>
+            <w:pPr>
+              <w:spacing w:before="120" w:after="120" w:line="276" w:lineRule="auto"/>
+              <w:rPr>
+                <w:rFonts w:ascii="Arial" w:eastAsia="Arial" w:hAnsi="Arial" w:cs="Arial"/>
+                <w:b/>
+                <w:bCs/>
+                <w:lang w:eastAsia="en-GB"/>
+              </w:rPr>
+            </w:pPr>
+            <w:r>
+              <w:rPr>
+                <w:rFonts w:ascii="Arial" w:eastAsia="Arial" w:hAnsi="Arial" w:cs="Arial"/>
+                <w:b/>
+                <w:bCs/>
+                <w:lang w:eastAsia="en-GB"/>
+              </w:rPr>
+              <w:t>S1 - Generative AI tools have not been used for this assessment.</w:t>
+            </w:r>
+          </w:p>
+        </w:tc>
+        <w:sdt>
+          <w:sdtPr>
+            <w:rPr>
+              <w:rFonts w:ascii="Arial" w:eastAsia="Arial" w:hAnsi="Arial" w:cs="Arial"/>
+              <w:b/>
+              <w:bCs/>
+              <w:sz w:val="24"/>
+              <w:szCs w:val="24"/>
+              <w:lang w:eastAsia="en-GB"/>
+            </w:rPr>
+            <w:id w:val="-1157842658"/>
+            <w14:checkbox>
+              <w14:checked w14:val="0"/>
+              <w14:checkedState w14:val="2612" w14:font="MS Gothic"/>
+              <w14:uncheckedState w14:val="2610" w14:font="MS Gothic"/>
+            </w14:checkbox>
+          </w:sdtPr>
+          <w:sdtContent>
+            <w:tc>
+              <w:tcPr>
+                <w:tcW w:w="1047" w:type="dxa"/>
+                <w:tcBorders>
+                  <w:top w:val="single" w:sz="4" w:space="0" w:color="auto"/>
+                </w:tcBorders>
+                <w:vAlign w:val="center"/>
+              </w:tcPr>
+              <w:p>
+                <w:pPr>
+                  <w:tabs>
+                    <w:tab w:val="left" w:pos="2577"/>
+                  </w:tabs>
+                  <w:spacing w:before="120" w:after="120" w:line="276" w:lineRule="auto"/>
+                  <w:jc w:val="center"/>
+                  <w:rPr>
+                    <w:rFonts w:ascii="Arial" w:eastAsia="Arial" w:hAnsi="Arial" w:cs="Arial"/>
+                    <w:b/>
+                    <w:bCs/>
+                    <w:sz w:val="24"/>
+                    <w:szCs w:val="24"/>
+                    <w:lang w:eastAsia="en-GB"/>
+                  </w:rPr>
+                </w:pPr>
+                <w:r>
+                  <w:rPr>
+                    <w:rFonts w:ascii="MS Gothic" w:eastAsia="MS Gothic" w:hAnsi="MS Gothic" w:cs="Arial" w:hint="eastAsia"/>
+                    <w:b/>
+                    <w:bCs/>
+                    <w:sz w:val="24"/>
+                    <w:szCs w:val="24"/>
+                    <w:lang w:eastAsia="en-GB"/>
+                  </w:rPr>
+                  <w:t>☐</w:t>
+                </w:r>
+              </w:p>
+            </w:tc>
+          </w:sdtContent>
+        </w:sdt>
+      </w:tr>
+      <w:tr>
+        <w:trPr>
+          <w:jc w:val="center"/>
+        </w:trPr>
+        <w:tc>
+          <w:tcPr>
+            <w:tcW w:w="1701" w:type="dxa"/>
+            <w:vMerge w:val="restart"/>
+            <w:shd w:val="clear" w:color="auto" w:fill="F79646"/>
+            <w:vAlign w:val="center"/>
+          </w:tcPr>
+          <w:p>
+            <w:pPr>
+              <w:spacing w:before="120" w:after="120" w:line="276" w:lineRule="auto"/>
+              <w:rPr>
+                <w:rFonts w:ascii="Arial" w:eastAsia="Arial" w:hAnsi="Arial" w:cs="Arial"/>
+                <w:b/>
+                <w:bCs/>
+                <w:lang w:eastAsia="en-GB"/>
+              </w:rPr>
+            </w:pPr>
+            <w:r>
+              <w:rPr>
+                <w:rFonts w:ascii="Arial" w:eastAsia="Arial" w:hAnsi="Arial" w:cs="Arial"/>
+                <w:b/>
+                <w:bCs/>
+                <w:lang w:eastAsia="en-GB"/>
+              </w:rPr>
+              <w:t>Assisted Work</w:t>
+            </w:r>
+          </w:p>
+        </w:tc>
+        <w:tc>
+          <w:tcPr>
+            <w:tcW w:w="7802" w:type="dxa"/>
+            <w:vAlign w:val="center"/>
+          </w:tcPr>
+          <w:p>
+            <w:pPr>
+              <w:spacing w:line="276" w:lineRule="auto"/>
+              <w:rPr>
+                <w:rFonts w:ascii="Arial" w:eastAsia="Arial" w:hAnsi="Arial" w:cs="Arial"/>
+                <w:b/>
+                <w:bCs/>
+                <w:lang w:eastAsia="en-GB"/>
+              </w:rPr>
+            </w:pPr>
+            <w:r>
+              <w:rPr>
+                <w:rFonts w:ascii="Arial" w:eastAsia="Arial" w:hAnsi="Arial" w:cs="Arial"/>
+                <w:b/>
+                <w:bCs/>
+                <w:lang w:eastAsia="en-GB"/>
+              </w:rPr>
+              <w:t>A1 – Idea Generation and Problem Exploration</w:t>
+            </w:r>
+          </w:p>
+          <w:p>
+            <w:pPr>
+              <w:spacing w:line="276" w:lineRule="auto"/>
+              <w:rPr>
+                <w:rFonts w:ascii="Arial" w:eastAsia="Arial" w:hAnsi="Arial" w:cs="Arial"/>
+                <w:lang w:eastAsia="en-GB"/>
+              </w:rPr>
+            </w:pPr>
+            <w:r>
+              <w:rPr>
+                <w:rFonts w:ascii="Arial" w:eastAsia="Arial" w:hAnsi="Arial" w:cs="Arial"/>
+                <w:lang w:eastAsia="en-GB"/>
+              </w:rPr>
+              <w:t>Used to generate project ideas, explore different approaches to solving a problem, or suggest features for software or systems. Students must critically assess AI-generated suggestions and ensure their own intellectual contributions are central.</w:t>
+            </w:r>
+          </w:p>
+        </w:tc>
+        <w:sdt>
+          <w:sdtPr>
+            <w:rPr>
+              <w:rFonts w:ascii="Arial" w:eastAsia="Arial" w:hAnsi="Arial" w:cs="Arial"/>
+              <w:b/>
+              <w:bCs/>
+              <w:sz w:val="24"/>
+              <w:szCs w:val="24"/>
+              <w:lang w:eastAsia="en-GB"/>
+            </w:rPr>
+            <w:id w:val="-1758043238"/>
+            <w14:checkbox>
+              <w14:checked w14:val="0"/>
+              <w14:checkedState w14:val="2612" w14:font="MS Gothic"/>
+              <w14:uncheckedState w14:val="2610" w14:font="MS Gothic"/>
+            </w14:checkbox>
+          </w:sdtPr>
+          <w:sdtContent>
+            <w:tc>
+              <w:tcPr>
+                <w:tcW w:w="1047" w:type="dxa"/>
+                <w:vAlign w:val="center"/>
+              </w:tcPr>
+              <w:p>
+                <w:pPr>
+                  <w:tabs>
+                    <w:tab w:val="left" w:pos="2577"/>
+                  </w:tabs>
+                  <w:spacing w:line="276" w:lineRule="auto"/>
+                  <w:jc w:val="center"/>
+                  <w:rPr>
+                    <w:rFonts w:ascii="Arial" w:eastAsia="Arial" w:hAnsi="Arial" w:cs="Arial"/>
+                    <w:b/>
+                    <w:bCs/>
+                    <w:sz w:val="24"/>
+                    <w:szCs w:val="24"/>
+                    <w:lang w:eastAsia="en-GB"/>
+                  </w:rPr>
+                </w:pPr>
+                <w:r>
+                  <w:rPr>
+                    <w:rFonts w:ascii="MS Gothic" w:eastAsia="MS Gothic" w:hAnsi="MS Gothic" w:cs="Arial" w:hint="eastAsia"/>
+                    <w:b/>
+                    <w:bCs/>
+                    <w:sz w:val="24"/>
+                    <w:szCs w:val="24"/>
+                    <w:lang w:eastAsia="en-GB"/>
+                  </w:rPr>
+                  <w:t>☐</w:t>
+                </w:r>
+              </w:p>
+            </w:tc>
+          </w:sdtContent>
+        </w:sdt>
+      </w:tr>
+      <w:tr>
+        <w:trPr>
+          <w:jc w:val="center"/>
+        </w:trPr>
+        <w:tc>
+          <w:tcPr>
+            <w:tcW w:w="1701" w:type="dxa"/>
+            <w:vMerge/>
+            <w:shd w:val="clear" w:color="auto" w:fill="F79646"/>
+            <w:vAlign w:val="center"/>
+          </w:tcPr>
+          <w:p>
+            <w:pPr>
+              <w:spacing w:before="120" w:after="120" w:line="276" w:lineRule="auto"/>
+              <w:rPr>
+                <w:rFonts w:ascii="Arial" w:eastAsia="Arial" w:hAnsi="Arial" w:cs="Arial"/>
+                <w:b/>
+                <w:bCs/>
+                <w:lang w:eastAsia="en-GB"/>
+              </w:rPr>
+            </w:pPr>
+          </w:p>
+        </w:tc>
+        <w:tc>
+          <w:tcPr>
+            <w:tcW w:w="7802" w:type="dxa"/>
+            <w:vAlign w:val="center"/>
+          </w:tcPr>
+          <w:p>
+            <w:pPr>
+              <w:spacing w:line="276" w:lineRule="auto"/>
+              <w:rPr>
+                <w:rFonts w:ascii="Arial" w:eastAsia="Arial" w:hAnsi="Arial" w:cs="Arial"/>
+                <w:lang w:eastAsia="en-GB"/>
+              </w:rPr>
+            </w:pPr>
+            <w:r>
+              <w:rPr>
+                <w:rFonts w:ascii="Arial" w:eastAsia="Arial" w:hAnsi="Arial" w:cs="Arial"/>
+                <w:b/>
+                <w:bCs/>
+                <w:lang w:eastAsia="en-GB"/>
+              </w:rPr>
+              <w:t>A2 - Planning &amp; Structuring Projects</w:t>
+            </w:r>
+            <w:r>
+              <w:rPr>
+                <w:rFonts w:ascii="Arial" w:eastAsia="Arial" w:hAnsi="Arial" w:cs="Arial"/>
+                <w:lang w:eastAsia="en-GB"/>
+              </w:rPr>
+              <w:br/>
+              <w:t>AI may help outline the structure of reports, documentation and projects. The final structure and implementation must be the student’s own work.</w:t>
+            </w:r>
+          </w:p>
+        </w:tc>
+        <w:sdt>
+          <w:sdtPr>
+            <w:rPr>
+              <w:rFonts w:ascii="Arial" w:eastAsia="Arial" w:hAnsi="Arial" w:cs="Arial"/>
+              <w:b/>
+              <w:bCs/>
+              <w:sz w:val="24"/>
+              <w:szCs w:val="24"/>
+              <w:lang w:eastAsia="en-GB"/>
+            </w:rPr>
+            <w:id w:val="-1999489768"/>
+            <w14:checkbox>
+              <w14:checked w14:val="0"/>
+              <w14:checkedState w14:val="2612" w14:font="MS Gothic"/>
+              <w14:uncheckedState w14:val="2610" w14:font="MS Gothic"/>
+            </w14:checkbox>
+          </w:sdtPr>
+          <w:sdtContent>
+            <w:tc>
+              <w:tcPr>
+                <w:tcW w:w="1047" w:type="dxa"/>
+                <w:vAlign w:val="center"/>
+              </w:tcPr>
+              <w:p>
+                <w:pPr>
+                  <w:tabs>
+                    <w:tab w:val="left" w:pos="2577"/>
+                  </w:tabs>
+                  <w:spacing w:line="276" w:lineRule="auto"/>
+                  <w:jc w:val="center"/>
+                  <w:rPr>
+                    <w:rFonts w:ascii="Arial" w:eastAsia="Arial" w:hAnsi="Arial" w:cs="Arial"/>
+                    <w:b/>
+                    <w:bCs/>
+                    <w:sz w:val="24"/>
+                    <w:szCs w:val="24"/>
+                    <w:lang w:eastAsia="en-GB"/>
+                  </w:rPr>
+                </w:pPr>
+                <w:r>
+                  <w:rPr>
+                    <w:rFonts w:ascii="MS Gothic" w:eastAsia="MS Gothic" w:hAnsi="MS Gothic" w:cs="Arial" w:hint="eastAsia"/>
+                    <w:b/>
+                    <w:bCs/>
+                    <w:sz w:val="24"/>
+                    <w:szCs w:val="24"/>
+                    <w:lang w:eastAsia="en-GB"/>
+                  </w:rPr>
+                  <w:t>☐</w:t>
+                </w:r>
+              </w:p>
+            </w:tc>
+          </w:sdtContent>
+        </w:sdt>
+      </w:tr>
+      <w:tr>
+        <w:trPr>
+          <w:jc w:val="center"/>
+        </w:trPr>
+        <w:tc>
+          <w:tcPr>
+            <w:tcW w:w="1701" w:type="dxa"/>
+            <w:vMerge/>
+            <w:shd w:val="clear" w:color="auto" w:fill="F79646"/>
+            <w:vAlign w:val="center"/>
+          </w:tcPr>
+          <w:p>
+            <w:pPr>
+              <w:spacing w:before="120" w:after="120" w:line="276" w:lineRule="auto"/>
+              <w:rPr>
+                <w:rFonts w:ascii="Arial" w:eastAsia="Arial" w:hAnsi="Arial" w:cs="Arial"/>
+                <w:b/>
+                <w:bCs/>
+                <w:lang w:eastAsia="en-GB"/>
+              </w:rPr>
+            </w:pPr>
+          </w:p>
+        </w:tc>
+        <w:tc>
+          <w:tcPr>
+            <w:tcW w:w="7802" w:type="dxa"/>
+            <w:vAlign w:val="center"/>
+          </w:tcPr>
+          <w:p>
+            <w:pPr>
+              <w:spacing w:line="276" w:lineRule="auto"/>
+              <w:rPr>
+                <w:rFonts w:ascii="Arial" w:eastAsia="Arial" w:hAnsi="Arial" w:cs="Arial"/>
+                <w:b/>
+                <w:bCs/>
+                <w:lang w:eastAsia="en-GB"/>
+              </w:rPr>
+            </w:pPr>
+            <w:r>
+              <w:rPr>
+                <w:rFonts w:ascii="Arial" w:eastAsia="Arial" w:hAnsi="Arial" w:cs="Arial"/>
+                <w:b/>
+                <w:bCs/>
+                <w:lang w:eastAsia="en-GB"/>
+              </w:rPr>
+              <w:t>A3 – Code Architecture</w:t>
+            </w:r>
+          </w:p>
+          <w:p>
+            <w:pPr>
+              <w:spacing w:line="276" w:lineRule="auto"/>
+              <w:rPr>
+                <w:rFonts w:ascii="Arial" w:eastAsia="Arial" w:hAnsi="Arial" w:cs="Arial"/>
+                <w:lang w:eastAsia="en-GB"/>
+              </w:rPr>
+            </w:pPr>
+            <w:r>
+              <w:rPr>
+                <w:rFonts w:ascii="Arial" w:eastAsia="Arial" w:hAnsi="Arial" w:cs="Arial"/>
+                <w:lang w:eastAsia="en-GB"/>
+              </w:rPr>
+              <w:t>AI tools maybe used to help outline code architecture (e.g. suggesting class hierarchies or module breakdowns). The final code structure must be the student’s own work.</w:t>
+            </w:r>
+          </w:p>
+        </w:tc>
+        <w:sdt>
+          <w:sdtPr>
+            <w:rPr>
+              <w:rFonts w:ascii="Arial" w:eastAsia="Arial" w:hAnsi="Arial" w:cs="Arial"/>
+              <w:b/>
+              <w:bCs/>
+              <w:sz w:val="24"/>
+              <w:szCs w:val="24"/>
+              <w:lang w:eastAsia="en-GB"/>
+            </w:rPr>
+            <w:id w:val="-193236852"/>
+            <w14:checkbox>
+              <w14:checked w14:val="0"/>
+              <w14:checkedState w14:val="2612" w14:font="MS Gothic"/>
+              <w14:uncheckedState w14:val="2610" w14:font="MS Gothic"/>
+            </w14:checkbox>
+          </w:sdtPr>
+          <w:sdtContent>
+            <w:tc>
+              <w:tcPr>
+                <w:tcW w:w="1047" w:type="dxa"/>
+                <w:vAlign w:val="center"/>
+              </w:tcPr>
+              <w:p>
+                <w:pPr>
+                  <w:tabs>
+                    <w:tab w:val="left" w:pos="2577"/>
+                  </w:tabs>
+                  <w:spacing w:line="276" w:lineRule="auto"/>
+                  <w:jc w:val="center"/>
+                  <w:rPr>
+                    <w:rFonts w:ascii="Arial" w:eastAsia="Arial" w:hAnsi="Arial" w:cs="Arial"/>
+                    <w:b/>
+                    <w:bCs/>
+                    <w:sz w:val="24"/>
+                    <w:szCs w:val="24"/>
+                    <w:lang w:eastAsia="en-GB"/>
+                  </w:rPr>
+                </w:pPr>
+                <w:r>
+                  <w:rPr>
+                    <w:rFonts w:ascii="MS Gothic" w:eastAsia="MS Gothic" w:hAnsi="MS Gothic" w:cs="Arial" w:hint="eastAsia"/>
+                    <w:b/>
+                    <w:bCs/>
+                    <w:sz w:val="24"/>
+                    <w:szCs w:val="24"/>
+                    <w:lang w:eastAsia="en-GB"/>
+                  </w:rPr>
+                  <w:t>☐</w:t>
+                </w:r>
+              </w:p>
+            </w:tc>
+          </w:sdtContent>
+        </w:sdt>
+      </w:tr>
+      <w:tr>
+        <w:trPr>
+          <w:jc w:val="center"/>
+        </w:trPr>
+        <w:tc>
+          <w:tcPr>
+            <w:tcW w:w="1701" w:type="dxa"/>
+            <w:vMerge/>
+            <w:shd w:val="clear" w:color="auto" w:fill="F79646"/>
+            <w:vAlign w:val="center"/>
+          </w:tcPr>
+          <w:p>
+            <w:pPr>
+              <w:spacing w:before="120" w:after="120" w:line="276" w:lineRule="auto"/>
+              <w:rPr>
+                <w:rFonts w:ascii="Arial" w:eastAsia="Arial" w:hAnsi="Arial" w:cs="Arial"/>
+                <w:b/>
+                <w:bCs/>
+                <w:lang w:eastAsia="en-GB"/>
+              </w:rPr>
+            </w:pPr>
+          </w:p>
+        </w:tc>
+        <w:tc>
+          <w:tcPr>
+            <w:tcW w:w="7802" w:type="dxa"/>
+            <w:vAlign w:val="center"/>
+          </w:tcPr>
+          <w:p>
+            <w:pPr>
+              <w:spacing w:line="276" w:lineRule="auto"/>
+              <w:rPr>
+                <w:rFonts w:ascii="Arial" w:eastAsia="Arial" w:hAnsi="Arial" w:cs="Arial"/>
+                <w:b/>
+                <w:bCs/>
+                <w:lang w:eastAsia="en-GB"/>
+              </w:rPr>
+            </w:pPr>
+            <w:r>
+              <w:rPr>
+                <w:rFonts w:ascii="Arial" w:eastAsia="Arial" w:hAnsi="Arial" w:cs="Arial"/>
+                <w:b/>
+                <w:bCs/>
+                <w:lang w:eastAsia="en-GB"/>
+              </w:rPr>
+              <w:t>A4 – Research Assistance</w:t>
+            </w:r>
+          </w:p>
+          <w:p>
+            <w:pPr>
+              <w:spacing w:line="276" w:lineRule="auto"/>
+              <w:rPr>
+                <w:rFonts w:ascii="Arial" w:eastAsia="Arial" w:hAnsi="Arial" w:cs="Arial"/>
+                <w:lang w:eastAsia="en-GB"/>
+              </w:rPr>
+            </w:pPr>
+            <w:r>
+              <w:rPr>
+                <w:rFonts w:ascii="Arial" w:eastAsia="Arial" w:hAnsi="Arial" w:cs="Arial"/>
+                <w:lang w:eastAsia="en-GB"/>
+              </w:rPr>
+              <w:t>Used to locate and summarise relevant articles, academic papers, technical documentation, or online resources (e.g. Stack Overflow, GitHub discussions. The interpretation and integration of research into the assignment remain the student’s responsibility.</w:t>
+            </w:r>
+          </w:p>
+        </w:tc>
+        <w:sdt>
+          <w:sdtPr>
+            <w:rPr>
+              <w:rFonts w:ascii="Arial" w:eastAsia="Arial" w:hAnsi="Arial" w:cs="Arial"/>
+              <w:b/>
+              <w:bCs/>
+              <w:sz w:val="24"/>
+              <w:szCs w:val="24"/>
+              <w:lang w:eastAsia="en-GB"/>
+            </w:rPr>
+            <w:id w:val="-2086520103"/>
+            <w14:checkbox>
+              <w14:checked w14:val="0"/>
+              <w14:checkedState w14:val="2612" w14:font="MS Gothic"/>
+              <w14:uncheckedState w14:val="2610" w14:font="MS Gothic"/>
+            </w14:checkbox>
+          </w:sdtPr>
+          <w:sdtContent>
+            <w:tc>
+              <w:tcPr>
+                <w:tcW w:w="1047" w:type="dxa"/>
+                <w:vAlign w:val="center"/>
+              </w:tcPr>
+              <w:p>
+                <w:pPr>
+                  <w:tabs>
+                    <w:tab w:val="left" w:pos="2577"/>
+                  </w:tabs>
+                  <w:spacing w:line="276" w:lineRule="auto"/>
+                  <w:jc w:val="center"/>
+                  <w:rPr>
+                    <w:rFonts w:ascii="Arial" w:eastAsia="Arial" w:hAnsi="Arial" w:cs="Arial"/>
+                    <w:b/>
+                    <w:bCs/>
+                    <w:sz w:val="24"/>
+                    <w:szCs w:val="24"/>
+                    <w:lang w:eastAsia="en-GB"/>
+                  </w:rPr>
+                </w:pPr>
+                <w:r>
+                  <w:rPr>
+                    <w:rFonts w:ascii="MS Gothic" w:eastAsia="MS Gothic" w:hAnsi="MS Gothic" w:cs="Arial" w:hint="eastAsia"/>
+                    <w:b/>
+                    <w:bCs/>
+                    <w:sz w:val="24"/>
+                    <w:szCs w:val="24"/>
+                    <w:lang w:eastAsia="en-GB"/>
+                  </w:rPr>
+                  <w:t>☐</w:t>
+                </w:r>
+              </w:p>
+            </w:tc>
+          </w:sdtContent>
+        </w:sdt>
+      </w:tr>
+      <w:tr>
+        <w:trPr>
+          <w:jc w:val="center"/>
+        </w:trPr>
+        <w:tc>
+          <w:tcPr>
+            <w:tcW w:w="1701" w:type="dxa"/>
+            <w:vMerge/>
+            <w:shd w:val="clear" w:color="auto" w:fill="F79646"/>
+            <w:vAlign w:val="center"/>
+          </w:tcPr>
+          <w:p>
+            <w:pPr>
+              <w:spacing w:before="120" w:after="120" w:line="276" w:lineRule="auto"/>
+              <w:rPr>
+                <w:rFonts w:ascii="Arial" w:eastAsia="Arial" w:hAnsi="Arial" w:cs="Arial"/>
+                <w:b/>
+                <w:bCs/>
+                <w:lang w:eastAsia="en-GB"/>
+              </w:rPr>
+            </w:pPr>
+          </w:p>
+        </w:tc>
+        <w:tc>
+          <w:tcPr>
+            <w:tcW w:w="7802" w:type="dxa"/>
+            <w:vAlign w:val="center"/>
+          </w:tcPr>
+          <w:p>
+            <w:pPr>
+              <w:spacing w:line="276" w:lineRule="auto"/>
+              <w:rPr>
+                <w:rFonts w:ascii="Arial" w:eastAsia="Arial" w:hAnsi="Arial" w:cs="Arial"/>
+                <w:lang w:eastAsia="en-GB"/>
+              </w:rPr>
+            </w:pPr>
+            <w:r>
+              <w:rPr>
+                <w:rFonts w:ascii="Arial" w:eastAsia="Arial" w:hAnsi="Arial" w:cs="Arial"/>
+                <w:b/>
+                <w:bCs/>
+                <w:lang w:eastAsia="en-GB"/>
+              </w:rPr>
+              <w:t>A5 - Language Refinement</w:t>
+            </w:r>
+            <w:r>
+              <w:rPr>
+                <w:rFonts w:ascii="Arial" w:eastAsia="Arial" w:hAnsi="Arial" w:cs="Arial"/>
+                <w:lang w:eastAsia="en-GB"/>
+              </w:rPr>
+              <w:br/>
+              <w:t>Used to check grammar, refine language, improve sentence structure in documentation not code. AI should be used only to provide suggestions for improvement. Students must ensure that the documentation accurately reflects the code and is technically correct.</w:t>
+            </w:r>
+          </w:p>
+        </w:tc>
+        <w:sdt>
+          <w:sdtPr>
+            <w:rPr>
+              <w:rFonts w:ascii="Arial" w:eastAsia="Arial" w:hAnsi="Arial" w:cs="Arial"/>
+              <w:b/>
+              <w:bCs/>
+              <w:sz w:val="24"/>
+              <w:szCs w:val="24"/>
+              <w:lang w:eastAsia="en-GB"/>
+            </w:rPr>
+            <w:id w:val="-1606415468"/>
+            <w14:checkbox>
+              <w14:checked w14:val="0"/>
+              <w14:checkedState w14:val="2612" w14:font="MS Gothic"/>
+              <w14:uncheckedState w14:val="2610" w14:font="MS Gothic"/>
+            </w14:checkbox>
+          </w:sdtPr>
+          <w:sdtContent>
+            <w:tc>
+              <w:tcPr>
+                <w:tcW w:w="1047" w:type="dxa"/>
+                <w:vAlign w:val="center"/>
+              </w:tcPr>
+              <w:p>
+                <w:pPr>
+                  <w:tabs>
+                    <w:tab w:val="left" w:pos="2577"/>
+                  </w:tabs>
+                  <w:spacing w:line="276" w:lineRule="auto"/>
+                  <w:jc w:val="center"/>
+                  <w:rPr>
+                    <w:rFonts w:ascii="Arial" w:eastAsia="Arial" w:hAnsi="Arial" w:cs="Arial"/>
+                    <w:b/>
+                    <w:bCs/>
+                    <w:sz w:val="24"/>
+                    <w:szCs w:val="24"/>
+                    <w:lang w:eastAsia="en-GB"/>
+                  </w:rPr>
+                </w:pPr>
+                <w:r>
+                  <w:rPr>
+                    <w:rFonts w:ascii="MS Gothic" w:eastAsia="MS Gothic" w:hAnsi="MS Gothic" w:cs="Arial" w:hint="eastAsia"/>
+                    <w:b/>
+                    <w:bCs/>
+                    <w:sz w:val="24"/>
+                    <w:szCs w:val="24"/>
+                    <w:lang w:eastAsia="en-GB"/>
+                  </w:rPr>
+                  <w:t>☐</w:t>
+                </w:r>
+              </w:p>
+            </w:tc>
+          </w:sdtContent>
+        </w:sdt>
+      </w:tr>
+      <w:tr>
+        <w:trPr>
+          <w:jc w:val="center"/>
+        </w:trPr>
+        <w:tc>
+          <w:tcPr>
+            <w:tcW w:w="1701" w:type="dxa"/>
+            <w:vMerge/>
+            <w:shd w:val="clear" w:color="auto" w:fill="F79646"/>
+            <w:vAlign w:val="center"/>
+          </w:tcPr>
+          <w:p>
+            <w:pPr>
+              <w:spacing w:before="120" w:after="120" w:line="276" w:lineRule="auto"/>
+              <w:rPr>
+                <w:rFonts w:ascii="Arial" w:eastAsia="Arial" w:hAnsi="Arial" w:cs="Arial"/>
+                <w:b/>
+                <w:bCs/>
+                <w:lang w:eastAsia="en-GB"/>
+              </w:rPr>
+            </w:pPr>
+          </w:p>
+        </w:tc>
+        <w:tc>
+          <w:tcPr>
+            <w:tcW w:w="7802" w:type="dxa"/>
+            <w:vAlign w:val="center"/>
+          </w:tcPr>
+          <w:p>
+            <w:pPr>
+              <w:spacing w:line="276" w:lineRule="auto"/>
+              <w:rPr>
+                <w:rFonts w:ascii="Arial" w:eastAsia="Arial" w:hAnsi="Arial" w:cs="Arial"/>
+                <w:b/>
+                <w:bCs/>
+                <w:lang w:eastAsia="en-GB"/>
+              </w:rPr>
+            </w:pPr>
+            <w:r>
+              <w:rPr>
+                <w:rFonts w:ascii="Arial" w:eastAsia="Arial" w:hAnsi="Arial" w:cs="Arial"/>
+                <w:b/>
+                <w:bCs/>
+                <w:lang w:eastAsia="en-GB"/>
+              </w:rPr>
+              <w:t>A6 – Code Review</w:t>
+            </w:r>
+          </w:p>
+          <w:p>
+            <w:pPr>
+              <w:spacing w:line="276" w:lineRule="auto"/>
+              <w:rPr>
+                <w:rFonts w:ascii="Arial" w:eastAsia="Arial" w:hAnsi="Arial" w:cs="Arial"/>
+                <w:lang w:eastAsia="en-GB"/>
+              </w:rPr>
+            </w:pPr>
+            <w:r>
+              <w:rPr>
+                <w:rFonts w:ascii="Arial" w:eastAsia="Arial" w:hAnsi="Arial" w:cs="Arial"/>
+                <w:lang w:eastAsia="en-GB"/>
+              </w:rPr>
+              <w:t>AI tools can be used to check comments within the code and to suggest improvements to code readability, structure or syntax.  AI should be used only to provide suggestions for improvement. Students must ensure that the code accurately reflects their knowledge and is technically correct.</w:t>
+            </w:r>
+          </w:p>
+        </w:tc>
+        <w:sdt>
+          <w:sdtPr>
+            <w:rPr>
+              <w:rFonts w:ascii="Arial" w:eastAsia="Arial" w:hAnsi="Arial" w:cs="Arial"/>
+              <w:b/>
+              <w:bCs/>
+              <w:sz w:val="24"/>
+              <w:szCs w:val="24"/>
+              <w:lang w:eastAsia="en-GB"/>
+            </w:rPr>
+            <w:id w:val="893475765"/>
+            <w14:checkbox>
+              <w14:checked w14:val="0"/>
+              <w14:checkedState w14:val="2612" w14:font="MS Gothic"/>
+              <w14:uncheckedState w14:val="2610" w14:font="MS Gothic"/>
+            </w14:checkbox>
+          </w:sdtPr>
+          <w:sdtContent>
+            <w:tc>
+              <w:tcPr>
+                <w:tcW w:w="1047" w:type="dxa"/>
+                <w:vAlign w:val="center"/>
+              </w:tcPr>
+              <w:p>
+                <w:pPr>
+                  <w:tabs>
+                    <w:tab w:val="left" w:pos="2577"/>
+                  </w:tabs>
+                  <w:spacing w:line="276" w:lineRule="auto"/>
+                  <w:jc w:val="center"/>
+                  <w:rPr>
+                    <w:rFonts w:ascii="Arial" w:eastAsia="Arial" w:hAnsi="Arial" w:cs="Arial"/>
+                    <w:b/>
+                    <w:bCs/>
+                    <w:sz w:val="24"/>
+                    <w:szCs w:val="24"/>
+                    <w:lang w:eastAsia="en-GB"/>
+                  </w:rPr>
+                </w:pPr>
+                <w:r>
+                  <w:rPr>
+                    <w:rFonts w:ascii="MS Gothic" w:eastAsia="MS Gothic" w:hAnsi="MS Gothic" w:cs="Arial" w:hint="eastAsia"/>
+                    <w:b/>
+                    <w:bCs/>
+                    <w:sz w:val="24"/>
+                    <w:szCs w:val="24"/>
+                    <w:lang w:eastAsia="en-GB"/>
+                  </w:rPr>
+                  <w:t>☐</w:t>
+                </w:r>
+              </w:p>
+            </w:tc>
+          </w:sdtContent>
+        </w:sdt>
+      </w:tr>
+      <w:tr>
+        <w:trPr>
+          <w:jc w:val="center"/>
+        </w:trPr>
+        <w:tc>
+          <w:tcPr>
+            <w:tcW w:w="1701" w:type="dxa"/>
+            <w:vMerge/>
+            <w:shd w:val="clear" w:color="auto" w:fill="F79646"/>
+            <w:vAlign w:val="center"/>
+          </w:tcPr>
+          <w:p>
+            <w:pPr>
+              <w:spacing w:before="120" w:after="120" w:line="276" w:lineRule="auto"/>
+              <w:rPr>
+                <w:rFonts w:ascii="Arial" w:eastAsia="Arial" w:hAnsi="Arial" w:cs="Arial"/>
+                <w:b/>
+                <w:bCs/>
+                <w:lang w:eastAsia="en-GB"/>
+              </w:rPr>
+            </w:pPr>
+          </w:p>
+        </w:tc>
+        <w:tc>
+          <w:tcPr>
+            <w:tcW w:w="7802" w:type="dxa"/>
+            <w:vAlign w:val="center"/>
+          </w:tcPr>
+          <w:p>
+            <w:pPr>
+              <w:spacing w:line="276" w:lineRule="auto"/>
+              <w:rPr>
+                <w:rFonts w:ascii="Arial" w:eastAsia="Arial" w:hAnsi="Arial" w:cs="Arial"/>
+                <w:lang w:eastAsia="en-GB"/>
+              </w:rPr>
+            </w:pPr>
+            <w:r>
+              <w:rPr>
+                <w:rFonts w:ascii="Arial" w:eastAsia="Arial" w:hAnsi="Arial" w:cs="Arial"/>
+                <w:b/>
+                <w:bCs/>
+                <w:lang w:eastAsia="en-GB"/>
+              </w:rPr>
+              <w:t>A7 - Code Generation for Learning Purposes</w:t>
+            </w:r>
+            <w:r>
+              <w:rPr>
+                <w:rFonts w:ascii="Arial" w:eastAsia="Arial" w:hAnsi="Arial" w:cs="Arial"/>
+                <w:lang w:eastAsia="en-GB"/>
+              </w:rPr>
+              <w:br/>
+              <w:t>Used to generate example code snippets to understand syntax, explore alternative implementations, or learn new programming paradigms. Students must not submit AI-generated code as their own and must be able to explain how it works.</w:t>
+            </w:r>
+          </w:p>
+        </w:tc>
+        <w:sdt>
+          <w:sdtPr>
+            <w:rPr>
+              <w:rFonts w:ascii="Arial" w:eastAsia="Arial" w:hAnsi="Arial" w:cs="Arial"/>
+              <w:b/>
+              <w:bCs/>
+              <w:sz w:val="24"/>
+              <w:szCs w:val="24"/>
+              <w:lang w:eastAsia="en-GB"/>
+            </w:rPr>
+            <w:id w:val="-653679970"/>
+            <w14:checkbox>
+              <w14:checked w14:val="0"/>
+              <w14:checkedState w14:val="2612" w14:font="MS Gothic"/>
+              <w14:uncheckedState w14:val="2610" w14:font="MS Gothic"/>
+            </w14:checkbox>
+          </w:sdtPr>
+          <w:sdtContent>
+            <w:tc>
+              <w:tcPr>
+                <w:tcW w:w="1047" w:type="dxa"/>
+                <w:vAlign w:val="center"/>
+              </w:tcPr>
+              <w:p>
+                <w:pPr>
+                  <w:tabs>
+                    <w:tab w:val="left" w:pos="2577"/>
+                  </w:tabs>
+                  <w:spacing w:line="276" w:lineRule="auto"/>
+                  <w:jc w:val="center"/>
+                  <w:rPr>
+                    <w:rFonts w:ascii="Arial" w:eastAsia="Arial" w:hAnsi="Arial" w:cs="Arial"/>
+                    <w:b/>
+                    <w:bCs/>
+                    <w:sz w:val="24"/>
+                    <w:szCs w:val="24"/>
+                    <w:lang w:eastAsia="en-GB"/>
+                  </w:rPr>
+                </w:pPr>
+                <w:r>
+                  <w:rPr>
+                    <w:rFonts w:ascii="MS Gothic" w:eastAsia="MS Gothic" w:hAnsi="MS Gothic" w:cs="Arial" w:hint="eastAsia"/>
+                    <w:b/>
+                    <w:bCs/>
+                    <w:sz w:val="24"/>
+                    <w:szCs w:val="24"/>
+                    <w:lang w:eastAsia="en-GB"/>
+                  </w:rPr>
+                  <w:t>☐</w:t>
+                </w:r>
+              </w:p>
+            </w:tc>
+          </w:sdtContent>
+        </w:sdt>
+      </w:tr>
+      <w:tr>
+        <w:trPr>
+          <w:jc w:val="center"/>
+        </w:trPr>
+        <w:tc>
+          <w:tcPr>
+            <w:tcW w:w="1701" w:type="dxa"/>
+            <w:vMerge/>
+            <w:shd w:val="clear" w:color="auto" w:fill="F79646"/>
+            <w:vAlign w:val="center"/>
+          </w:tcPr>
+          <w:p>
+            <w:pPr>
+              <w:spacing w:before="120" w:after="120" w:line="276" w:lineRule="auto"/>
+              <w:rPr>
+                <w:rFonts w:ascii="Arial" w:eastAsia="Arial" w:hAnsi="Arial" w:cs="Arial"/>
+                <w:b/>
+                <w:bCs/>
+                <w:lang w:eastAsia="en-GB"/>
+              </w:rPr>
+            </w:pPr>
+          </w:p>
+        </w:tc>
+        <w:tc>
+          <w:tcPr>
+            <w:tcW w:w="7802" w:type="dxa"/>
+            <w:vAlign w:val="center"/>
+          </w:tcPr>
+          <w:p>
+            <w:pPr>
+              <w:spacing w:line="276" w:lineRule="auto"/>
+              <w:rPr>
+                <w:rFonts w:ascii="Arial" w:eastAsia="Arial" w:hAnsi="Arial" w:cs="Arial"/>
+                <w:b/>
+                <w:bCs/>
+                <w:lang w:eastAsia="en-GB"/>
+              </w:rPr>
+            </w:pPr>
+            <w:r>
+              <w:rPr>
+                <w:rFonts w:ascii="Arial" w:eastAsia="Arial" w:hAnsi="Arial" w:cs="Arial"/>
+                <w:b/>
+                <w:bCs/>
+                <w:lang w:eastAsia="en-GB"/>
+              </w:rPr>
+              <w:t>A8 - Technical Guidance &amp; Debugging Support</w:t>
+            </w:r>
+            <w:r>
+              <w:rPr>
+                <w:rFonts w:ascii="Arial" w:eastAsia="Arial" w:hAnsi="Arial" w:cs="Arial"/>
+                <w:lang w:eastAsia="en-GB"/>
+              </w:rPr>
+              <w:br/>
+              <w:t>AI tools can be used to explain algorithms, programming concepts, or debugging strategies. Students may also help interpret error messages or suggest possible fixes. However, students must write, test, and debug their own code independently and understand all solutions submitted.</w:t>
+            </w:r>
+          </w:p>
+        </w:tc>
+        <w:sdt>
+          <w:sdtPr>
+            <w:rPr>
+              <w:rFonts w:ascii="Arial" w:eastAsia="Arial" w:hAnsi="Arial" w:cs="Arial"/>
+              <w:b/>
+              <w:bCs/>
+              <w:sz w:val="24"/>
+              <w:szCs w:val="24"/>
+              <w:lang w:eastAsia="en-GB"/>
+            </w:rPr>
+            <w:id w:val="1257406773"/>
+            <w14:checkbox>
+              <w14:checked w14:val="0"/>
+              <w14:checkedState w14:val="2612" w14:font="MS Gothic"/>
+              <w14:uncheckedState w14:val="2610" w14:font="MS Gothic"/>
+            </w14:checkbox>
+          </w:sdtPr>
+          <w:sdtContent>
+            <w:tc>
+              <w:tcPr>
+                <w:tcW w:w="1047" w:type="dxa"/>
+                <w:vAlign w:val="center"/>
+              </w:tcPr>
+              <w:p>
+                <w:pPr>
+                  <w:tabs>
+                    <w:tab w:val="left" w:pos="2577"/>
+                  </w:tabs>
+                  <w:spacing w:line="276" w:lineRule="auto"/>
+                  <w:jc w:val="center"/>
+                  <w:rPr>
+                    <w:rFonts w:ascii="Arial" w:eastAsia="Arial" w:hAnsi="Arial" w:cs="Arial"/>
+                    <w:b/>
+                    <w:bCs/>
+                    <w:sz w:val="24"/>
+                    <w:szCs w:val="24"/>
+                    <w:lang w:eastAsia="en-GB"/>
+                  </w:rPr>
+                </w:pPr>
+                <w:r>
+                  <w:rPr>
+                    <w:rFonts w:ascii="MS Gothic" w:eastAsia="MS Gothic" w:hAnsi="MS Gothic" w:cs="Arial" w:hint="eastAsia"/>
+                    <w:b/>
+                    <w:bCs/>
+                    <w:sz w:val="24"/>
+                    <w:szCs w:val="24"/>
+                    <w:lang w:eastAsia="en-GB"/>
+                  </w:rPr>
+                  <w:t>☐</w:t>
+                </w:r>
+              </w:p>
+            </w:tc>
+          </w:sdtContent>
+        </w:sdt>
+      </w:tr>
+      <w:tr>
+        <w:trPr>
+          <w:jc w:val="center"/>
+        </w:trPr>
+        <w:tc>
+          <w:tcPr>
+            <w:tcW w:w="1701" w:type="dxa"/>
+            <w:vMerge/>
+            <w:shd w:val="clear" w:color="auto" w:fill="F79646"/>
+            <w:vAlign w:val="center"/>
+          </w:tcPr>
+          <w:p>
+            <w:pPr>
+              <w:spacing w:before="120" w:after="120" w:line="276" w:lineRule="auto"/>
+              <w:rPr>
+                <w:rFonts w:ascii="Arial" w:eastAsia="Arial" w:hAnsi="Arial" w:cs="Arial"/>
+                <w:b/>
+                <w:bCs/>
+                <w:lang w:eastAsia="en-GB"/>
+              </w:rPr>
+            </w:pPr>
+          </w:p>
+        </w:tc>
+        <w:tc>
+          <w:tcPr>
+            <w:tcW w:w="7802" w:type="dxa"/>
+            <w:vAlign w:val="center"/>
+          </w:tcPr>
+          <w:p>
+            <w:pPr>
+              <w:spacing w:line="276" w:lineRule="auto"/>
+              <w:rPr>
+                <w:rFonts w:ascii="Arial" w:eastAsia="Arial" w:hAnsi="Arial" w:cs="Arial"/>
+                <w:b/>
+                <w:bCs/>
+                <w:lang w:eastAsia="en-GB"/>
+              </w:rPr>
+            </w:pPr>
+            <w:r>
+              <w:rPr>
+                <w:rFonts w:ascii="Arial" w:eastAsia="Arial" w:hAnsi="Arial" w:cs="Arial"/>
+                <w:b/>
+                <w:bCs/>
+                <w:lang w:eastAsia="en-GB"/>
+              </w:rPr>
+              <w:t>A9 - Testing and Validation Support</w:t>
+            </w:r>
+            <w:r>
+              <w:rPr>
+                <w:rFonts w:ascii="Arial" w:eastAsia="Arial" w:hAnsi="Arial" w:cs="Arial"/>
+                <w:lang w:eastAsia="en-GB"/>
+              </w:rPr>
+              <w:br/>
+              <w:t>AI may assist in generating test cases, validating outputs, or suggesting edge cases for software testing. Students are responsible for designing comprehensive test plans and interpreting test results.</w:t>
+            </w:r>
+          </w:p>
+        </w:tc>
+        <w:sdt>
+          <w:sdtPr>
+            <w:rPr>
+              <w:rFonts w:ascii="Arial" w:eastAsia="Arial" w:hAnsi="Arial" w:cs="Arial"/>
+              <w:b/>
+              <w:bCs/>
+              <w:sz w:val="24"/>
+              <w:szCs w:val="24"/>
+              <w:lang w:eastAsia="en-GB"/>
+            </w:rPr>
+            <w:id w:val="224648558"/>
+            <w14:checkbox>
+              <w14:checked w14:val="0"/>
+              <w14:checkedState w14:val="2612" w14:font="MS Gothic"/>
+              <w14:uncheckedState w14:val="2610" w14:font="MS Gothic"/>
+            </w14:checkbox>
+          </w:sdtPr>
+          <w:sdtContent>
+            <w:tc>
+              <w:tcPr>
+                <w:tcW w:w="1047" w:type="dxa"/>
+                <w:vAlign w:val="center"/>
+              </w:tcPr>
+              <w:p>
+                <w:pPr>
+                  <w:tabs>
+                    <w:tab w:val="left" w:pos="2577"/>
+                  </w:tabs>
+                  <w:spacing w:line="276" w:lineRule="auto"/>
+                  <w:jc w:val="center"/>
+                  <w:rPr>
+                    <w:rFonts w:ascii="Arial" w:eastAsia="Arial" w:hAnsi="Arial" w:cs="Arial"/>
+                    <w:b/>
+                    <w:bCs/>
+                    <w:sz w:val="24"/>
+                    <w:szCs w:val="24"/>
+                    <w:lang w:eastAsia="en-GB"/>
+                  </w:rPr>
+                </w:pPr>
+                <w:r>
+                  <w:rPr>
+                    <w:rFonts w:ascii="MS Gothic" w:eastAsia="MS Gothic" w:hAnsi="MS Gothic" w:cs="Arial" w:hint="eastAsia"/>
+                    <w:b/>
+                    <w:bCs/>
+                    <w:sz w:val="24"/>
+                    <w:szCs w:val="24"/>
+                    <w:lang w:eastAsia="en-GB"/>
+                  </w:rPr>
+                  <w:t>☐</w:t>
+                </w:r>
+              </w:p>
+            </w:tc>
+          </w:sdtContent>
+        </w:sdt>
+      </w:tr>
+      <w:tr>
+        <w:trPr>
+          <w:jc w:val="center"/>
+        </w:trPr>
+        <w:tc>
+          <w:tcPr>
+            <w:tcW w:w="1701" w:type="dxa"/>
+            <w:vMerge/>
+            <w:shd w:val="clear" w:color="auto" w:fill="F79646"/>
+            <w:vAlign w:val="center"/>
+          </w:tcPr>
+          <w:p>
+            <w:pPr>
+              <w:spacing w:before="120" w:after="120" w:line="276" w:lineRule="auto"/>
+              <w:rPr>
+                <w:rFonts w:ascii="Arial" w:eastAsia="Arial" w:hAnsi="Arial" w:cs="Arial"/>
+                <w:b/>
+                <w:bCs/>
+                <w:lang w:eastAsia="en-GB"/>
+              </w:rPr>
+            </w:pPr>
+          </w:p>
+        </w:tc>
+        <w:tc>
+          <w:tcPr>
+            <w:tcW w:w="7802" w:type="dxa"/>
+            <w:vAlign w:val="center"/>
+          </w:tcPr>
+          <w:p>
+            <w:pPr>
+              <w:spacing w:line="276" w:lineRule="auto"/>
+              <w:rPr>
+                <w:rFonts w:ascii="Arial" w:eastAsia="Arial" w:hAnsi="Arial" w:cs="Arial"/>
+                <w:lang w:eastAsia="en-GB"/>
+              </w:rPr>
+            </w:pPr>
+            <w:r>
+              <w:rPr>
+                <w:rFonts w:ascii="Arial" w:eastAsia="Arial" w:hAnsi="Arial" w:cs="Arial"/>
+                <w:b/>
+                <w:bCs/>
+                <w:lang w:eastAsia="en-GB"/>
+              </w:rPr>
+              <w:t>A10 - Data Analysis and Visualization Guidance</w:t>
+            </w:r>
+            <w:r>
+              <w:rPr>
+                <w:rFonts w:ascii="Arial" w:eastAsia="Arial" w:hAnsi="Arial" w:cs="Arial"/>
+                <w:lang w:eastAsia="en-GB"/>
+              </w:rPr>
+              <w:br/>
+              <w:t>AI tools can help suggest ways to analyse datasets or visualize results (e.g. recommending chart types or statistical methods). Students must perform the analysis themselves and understand the implications of the results.</w:t>
+            </w:r>
+          </w:p>
+        </w:tc>
+        <w:sdt>
+          <w:sdtPr>
+            <w:rPr>
+              <w:rFonts w:ascii="Arial" w:eastAsia="Arial" w:hAnsi="Arial" w:cs="Arial"/>
+              <w:b/>
+              <w:bCs/>
+              <w:sz w:val="24"/>
+              <w:szCs w:val="24"/>
+              <w:lang w:eastAsia="en-GB"/>
+            </w:rPr>
+            <w:id w:val="300359311"/>
+            <w14:checkbox>
+              <w14:checked w14:val="0"/>
+              <w14:checkedState w14:val="2612" w14:font="MS Gothic"/>
+              <w14:uncheckedState w14:val="2610" w14:font="MS Gothic"/>
+            </w14:checkbox>
+          </w:sdtPr>
+          <w:sdtContent>
+            <w:tc>
+              <w:tcPr>
+                <w:tcW w:w="1047" w:type="dxa"/>
+                <w:vAlign w:val="center"/>
+              </w:tcPr>
+              <w:p>
+                <w:pPr>
+                  <w:tabs>
+                    <w:tab w:val="left" w:pos="2577"/>
+                  </w:tabs>
+                  <w:spacing w:line="276" w:lineRule="auto"/>
+                  <w:jc w:val="center"/>
+                  <w:rPr>
+                    <w:rFonts w:ascii="Arial" w:eastAsia="Arial" w:hAnsi="Arial" w:cs="Arial"/>
+                    <w:b/>
+                    <w:bCs/>
+                    <w:sz w:val="24"/>
+                    <w:szCs w:val="24"/>
+                    <w:lang w:eastAsia="en-GB"/>
+                  </w:rPr>
+                </w:pPr>
+                <w:r>
+                  <w:rPr>
+                    <w:rFonts w:ascii="MS Gothic" w:eastAsia="MS Gothic" w:hAnsi="MS Gothic" w:cs="Arial" w:hint="eastAsia"/>
+                    <w:b/>
+                    <w:bCs/>
+                    <w:sz w:val="24"/>
+                    <w:szCs w:val="24"/>
+                    <w:lang w:eastAsia="en-GB"/>
+                  </w:rPr>
+                  <w:t>☐</w:t>
+                </w:r>
+              </w:p>
+            </w:tc>
+          </w:sdtContent>
+        </w:sdt>
+      </w:tr>
+      <w:tr>
+        <w:trPr>
+          <w:trHeight w:val="3453"/>
+          <w:jc w:val="center"/>
+        </w:trPr>
+        <w:tc>
+          <w:tcPr>
+            <w:tcW w:w="1701" w:type="dxa"/>
+            <w:vMerge/>
+            <w:shd w:val="clear" w:color="auto" w:fill="F79646"/>
+            <w:vAlign w:val="center"/>
+          </w:tcPr>
+          <w:p>
+            <w:pPr>
+              <w:spacing w:before="120" w:after="120" w:line="276" w:lineRule="auto"/>
+              <w:rPr>
+                <w:rFonts w:ascii="Arial" w:eastAsia="Arial" w:hAnsi="Arial" w:cs="Arial"/>
+                <w:b/>
+                <w:bCs/>
+                <w:lang w:eastAsia="en-GB"/>
+              </w:rPr>
+            </w:pPr>
+          </w:p>
+        </w:tc>
+        <w:tc>
+          <w:tcPr>
+            <w:tcW w:w="7802" w:type="dxa"/>
+          </w:tcPr>
+          <w:p>
+            <w:pPr>
+              <w:spacing w:line="276" w:lineRule="auto"/>
+              <w:rPr>
+                <w:rFonts w:ascii="Arial" w:eastAsia="Arial" w:hAnsi="Arial" w:cs="Arial"/>
+                <w:b/>
+                <w:bCs/>
+                <w:lang w:eastAsia="en-GB"/>
+              </w:rPr>
+            </w:pPr>
+            <w:r>
+              <w:rPr>
+                <w:rFonts w:ascii="Arial" w:eastAsia="Arial" w:hAnsi="Arial" w:cs="Arial"/>
+                <w:b/>
+                <w:bCs/>
+                <w:lang w:eastAsia="en-GB"/>
+              </w:rPr>
+              <w:t>A11 - Other uses not listed above</w:t>
+            </w:r>
+          </w:p>
+          <w:p>
+            <w:pPr>
+              <w:spacing w:line="276" w:lineRule="auto"/>
+              <w:rPr>
+                <w:rFonts w:ascii="Arial" w:eastAsia="Arial" w:hAnsi="Arial" w:cs="Arial"/>
+                <w:lang w:eastAsia="en-GB"/>
+              </w:rPr>
+            </w:pPr>
+            <w:r>
+              <w:rPr>
+                <w:rFonts w:ascii="Arial" w:eastAsia="Arial" w:hAnsi="Arial" w:cs="Arial"/>
+                <w:lang w:eastAsia="en-GB"/>
+              </w:rPr>
+              <w:t>Please specify:</w:t>
+            </w:r>
+          </w:p>
+        </w:tc>
+        <w:sdt>
+          <w:sdtPr>
+            <w:rPr>
+              <w:rFonts w:ascii="Arial" w:eastAsia="Arial" w:hAnsi="Arial" w:cs="Arial"/>
+              <w:b/>
+              <w:bCs/>
+              <w:sz w:val="24"/>
+              <w:szCs w:val="24"/>
+              <w:lang w:eastAsia="en-GB"/>
+            </w:rPr>
+            <w:id w:val="1772203861"/>
+            <w14:checkbox>
+              <w14:checked w14:val="0"/>
+              <w14:checkedState w14:val="2612" w14:font="MS Gothic"/>
+              <w14:uncheckedState w14:val="2610" w14:font="MS Gothic"/>
+            </w14:checkbox>
+          </w:sdtPr>
+          <w:sdtContent>
+            <w:tc>
+              <w:tcPr>
+                <w:tcW w:w="1047" w:type="dxa"/>
+                <w:vAlign w:val="center"/>
+              </w:tcPr>
+              <w:p>
+                <w:pPr>
+                  <w:tabs>
+                    <w:tab w:val="left" w:pos="2577"/>
+                  </w:tabs>
+                  <w:spacing w:line="276" w:lineRule="auto"/>
+                  <w:jc w:val="center"/>
+                  <w:rPr>
+                    <w:rFonts w:ascii="Arial" w:eastAsia="Arial" w:hAnsi="Arial" w:cs="Arial"/>
+                    <w:b/>
+                    <w:bCs/>
+                    <w:sz w:val="24"/>
+                    <w:szCs w:val="24"/>
+                    <w:lang w:eastAsia="en-GB"/>
+                  </w:rPr>
+                </w:pPr>
+                <w:r>
+                  <w:rPr>
+                    <w:rFonts w:ascii="MS Gothic" w:eastAsia="MS Gothic" w:hAnsi="MS Gothic" w:cs="Arial" w:hint="eastAsia"/>
+                    <w:b/>
+                    <w:bCs/>
+                    <w:sz w:val="24"/>
+                    <w:szCs w:val="24"/>
+                    <w:lang w:eastAsia="en-GB"/>
+                  </w:rPr>
+                  <w:t>☐</w:t>
+                </w:r>
+              </w:p>
+            </w:tc>
+          </w:sdtContent>
+        </w:sdt>
+      </w:tr>
+      <w:tr>
+        <w:trPr>
+          <w:trHeight w:val="2825"/>
+          <w:jc w:val="center"/>
+        </w:trPr>
+        <w:tc>
+          <w:tcPr>
+            <w:tcW w:w="1701" w:type="dxa"/>
+            <w:shd w:val="clear" w:color="auto" w:fill="9BBB59"/>
+            <w:vAlign w:val="center"/>
+          </w:tcPr>
+          <w:p>
+            <w:pPr>
+              <w:spacing w:before="120" w:after="120" w:line="276" w:lineRule="auto"/>
+              <w:rPr>
+                <w:rFonts w:ascii="Arial" w:eastAsia="Arial" w:hAnsi="Arial" w:cs="Arial"/>
+                <w:b/>
+                <w:bCs/>
+                <w:lang w:eastAsia="en-GB"/>
+              </w:rPr>
+            </w:pPr>
+            <w:r>
+              <w:rPr>
+                <w:rFonts w:ascii="Arial" w:eastAsia="Arial" w:hAnsi="Arial" w:cs="Arial"/>
+                <w:b/>
+                <w:bCs/>
+                <w:lang w:eastAsia="en-GB"/>
+              </w:rPr>
+              <w:t>Partnered Work</w:t>
+            </w:r>
+          </w:p>
+        </w:tc>
+        <w:tc>
+          <w:tcPr>
+            <w:tcW w:w="7802" w:type="dxa"/>
+          </w:tcPr>
+          <w:p>
+            <w:pPr>
+              <w:spacing w:before="120" w:after="120" w:line="276" w:lineRule="auto"/>
+              <w:rPr>
+                <w:rFonts w:ascii="Arial" w:eastAsia="Arial" w:hAnsi="Arial" w:cs="Arial"/>
+                <w:lang w:eastAsia="en-GB"/>
+              </w:rPr>
+            </w:pPr>
+            <w:r>
+              <w:rPr>
+                <w:rFonts w:ascii="Arial" w:eastAsia="Arial" w:hAnsi="Arial" w:cs="Arial"/>
+                <w:b/>
+                <w:bCs/>
+                <w:lang w:eastAsia="en-GB"/>
+              </w:rPr>
+              <w:t>P1 - Generative AI tool usage has been used integrally for this assessment</w:t>
+            </w:r>
+          </w:p>
+          <w:p>
+            <w:pPr>
+              <w:spacing w:before="120" w:after="120" w:line="276" w:lineRule="auto"/>
+              <w:rPr>
+                <w:rFonts w:ascii="Arial" w:eastAsia="Arial" w:hAnsi="Arial" w:cs="Arial"/>
+                <w:lang w:eastAsia="en-GB"/>
+              </w:rPr>
+            </w:pPr>
+            <w:r>
+              <w:rPr>
+                <w:rFonts w:ascii="Arial" w:eastAsia="Arial" w:hAnsi="Arial" w:cs="Arial"/>
+                <w:lang w:eastAsia="en-GB"/>
+              </w:rPr>
+              <w:t>Students can adopt approaches that are compliant with instructions in the assessment brief.</w:t>
+            </w:r>
+          </w:p>
+          <w:p>
+            <w:pPr>
+              <w:tabs>
+                <w:tab w:val="left" w:pos="2520"/>
+              </w:tabs>
+              <w:spacing w:before="120" w:after="120" w:line="276" w:lineRule="auto"/>
+              <w:rPr>
+                <w:rFonts w:ascii="Arial" w:eastAsia="Arial" w:hAnsi="Arial" w:cs="Arial"/>
+                <w:lang w:eastAsia="en-GB"/>
+              </w:rPr>
+            </w:pPr>
+            <w:r>
+              <w:rPr>
+                <w:rFonts w:ascii="Arial" w:eastAsia="Arial" w:hAnsi="Arial" w:cs="Arial"/>
+                <w:noProof/>
+                <w:lang w:eastAsia="en-GB"/>
+              </w:rPr>
+              <mc:AlternateContent>
+                <mc:Choice Requires="wpi">
+                  <w:drawing>
+                    <wp:anchor distT="0" distB="0" distL="114300" distR="114300" simplePos="0" relativeHeight="251659264" behindDoc="0" locked="0" layoutInCell="1" allowOverlap="1" wp14:anchorId="6B36A72A" wp14:editId="2AB7EB26">
+                      <wp:simplePos x="0" y="0"/>
+                      <wp:positionH relativeFrom="column">
+                        <wp:posOffset>5203451</wp:posOffset>
+                      </wp:positionH>
+                      <wp:positionV relativeFrom="paragraph">
+                        <wp:posOffset>44371</wp:posOffset>
+                      </wp:positionV>
+                      <wp:extent cx="245880" cy="204480"/>
+                      <wp:effectExtent l="38100" t="38100" r="40005" b="43180"/>
+                      <wp:wrapNone/>
+                      <wp:docPr id="1249700327" name="Ink 1"/>
+                      <wp:cNvGraphicFramePr/>
+                      <a:graphic xmlns:a="http://schemas.openxmlformats.org/drawingml/2006/main">
+                        <a:graphicData uri="http://schemas.microsoft.com/office/word/2010/wordprocessingInk">
+                          <w14:contentPart bwMode="auto" r:id="rId67">
+                            <w14:nvContentPartPr>
+                              <w14:cNvContentPartPr/>
+                            </w14:nvContentPartPr>
+                            <w14:xfrm>
+                              <a:off x="0" y="0"/>
+                              <a:ext cx="245880" cy="204480"/>
+                            </w14:xfrm>
+                          </w14:contentPart>
+                        </a:graphicData>
+                      </a:graphic>
+                    </wp:anchor>
+                  </w:drawing>
+                </mc:Choice>
+                <mc:Fallback>
+                  <w:pict>
+                    <v:shapetype w14:anchorId="3609ED21" id="_x0000_t75" coordsize="21600,21600" o:spt="75" o:preferrelative="t" path="m@4@5l@4@11@9@11@9@5xe" filled="f" stroked="f">
+                      <v:stroke joinstyle="miter"/>
+                      <v:formulas>
+                        <v:f eqn="if lineDrawn pixelLineWidth 0"/>
+                        <v:f eqn="sum @0 1 0"/>
+                        <v:f eqn="sum 0 0 @1"/>
+                        <v:f eqn="prod @2 1 2"/>
+                        <v:f eqn="prod @3 21600 pixelWidth"/>
+                        <v:f eqn="prod @3 21600 pixelHeight"/>
+                        <v:f eqn="sum @0 0 1"/>
+                        <v:f eqn="prod @6 1 2"/>
+                        <v:f eqn="prod @7 21600 pixelWidth"/>
+                        <v:f eqn="sum @8 21600 0"/>
+                        <v:f eqn="prod @7 21600 pixelHeight"/>
+                        <v:f eqn="sum @10 21600 0"/>
+                      </v:formulas>
+                      <v:path o:extrusionok="f" gradientshapeok="t" o:connecttype="rect"/>
+                      <o:lock v:ext="edit" aspectratio="t"/>
+                    </v:shapetype>
+                    <v:shape id="Ink 1" o:spid="_x0000_s1026" type="#_x0000_t75" style="position:absolute;margin-left:409.2pt;margin-top:3pt;width:20.3pt;height:17.05pt;z-index:251659264;visibility:visible;mso-wrap-style:square;mso-wrap-distance-left:9pt;mso-wrap-distance-top:0;mso-wrap-distance-right:9pt;mso-wrap-distance-bottom:0;mso-position-horizontal:absolute;mso-position-horizontal-relative:text;mso-position-vertical:absolute;mso-position-vertical-relative:text" o:gfxdata="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">
+                      <v:imagedata r:id="rId68" o:title=""/>
+                    </v:shape>
+                  </w:pict>
+                </mc:Fallback>
+              </mc:AlternateContent>
+            </w:r>
+            <w:r>
+              <w:rPr>
+                <w:rFonts w:ascii="Arial" w:eastAsia="Arial" w:hAnsi="Arial" w:cs="Arial"/>
+                <w:lang w:eastAsia="en-GB"/>
+              </w:rPr>
+              <w:t>Please Specify:</w:t>
+            </w:r>
+            <w:r>
+              <w:rPr>
+                <w:rFonts w:ascii="Arial" w:eastAsia="Arial" w:hAnsi="Arial" w:cs="Arial"/>
+                <w:lang w:eastAsia="en-GB"/>
+              </w:rPr>
+              <w:tab/>
+            </w:r>
+          </w:p>
+          <w:p>
+            <w:pPr>
+              <w:tabs>
+                <w:tab w:val="left" w:pos="2520"/>
+              </w:tabs>
+              <w:spacing w:before="120" w:after="120" w:line="276" w:lineRule="auto"/>
+              <w:rPr>
+                <w:rFonts w:ascii="Arial" w:eastAsia="Arial" w:hAnsi="Arial" w:cs="Arial"/>
+                <w:lang w:eastAsia="en-GB"/>
+              </w:rPr>
+            </w:pPr>
+            <w:r>
+              <w:rPr>
+                <w:rFonts w:ascii="Arial" w:eastAsia="Arial" w:hAnsi="Arial" w:cs="Arial"/>
+                <w:lang w:eastAsia="en-GB"/>
+              </w:rPr>
+              <w:t>• Research further concepts</w:t>
+            </w:r>
+          </w:p>
+          <w:p>
+            <w:pPr>
+              <w:tabs>
+                <w:tab w:val="left" w:pos="2520"/>
+              </w:tabs>
+              <w:spacing w:before="120" w:after="120" w:line="276" w:lineRule="auto"/>
+              <w:rPr>
+                <w:rFonts w:ascii="Arial" w:eastAsia="Arial" w:hAnsi="Arial" w:cs="Arial"/>
+                <w:lang w:eastAsia="en-GB"/>
+              </w:rPr>
+            </w:pPr>
+            <w:r>
+              <w:rPr>
+                <w:rFonts w:ascii="Arial" w:eastAsia="Arial" w:hAnsi="Arial" w:cs="Arial"/>
+                <w:lang w:eastAsia="en-GB"/>
+              </w:rPr>
+              <w:t>• Write/generate/troubleshoot scripts to facilitate analysis</w:t>
+            </w:r>
+          </w:p>
+          <w:p>
+            <w:pPr>
+              <w:tabs>
+                <w:tab w:val="left" w:pos="2520"/>
+              </w:tabs>
+              <w:spacing w:before="120" w:after="120" w:line="276" w:lineRule="auto"/>
+              <w:rPr>
+                <w:rFonts w:ascii="Arial" w:eastAsia="Arial" w:hAnsi="Arial" w:cs="Arial"/>
+                <w:lang w:eastAsia="en-GB"/>
+              </w:rPr>
+            </w:pPr>
+            <w:r>
+              <w:rPr>
+                <w:rFonts w:ascii="Arial" w:eastAsia="Arial" w:hAnsi="Arial" w:cs="Arial"/>
+                <w:lang w:eastAsia="en-GB"/>
+              </w:rPr>
+              <w:t>• Report generation and improvements</w:t>
+            </w:r>
+          </w:p>
+          <w:p>
+            <w:pPr>
+              <w:tabs>
+                <w:tab w:val="left" w:pos="2520"/>
+              </w:tabs>
+              <w:spacing w:before="120" w:after="120" w:line="276" w:lineRule="auto"/>
+              <w:rPr>
+                <w:rFonts w:ascii="Arial" w:eastAsia="Arial" w:hAnsi="Arial" w:cs="Arial"/>
+                <w:lang w:eastAsia="en-GB"/>
+              </w:rPr>
+            </w:pPr>
+            <w:r>
+              <w:rPr>
+                <w:rFonts w:ascii="Arial" w:eastAsia="Arial" w:hAnsi="Arial" w:cs="Arial"/>
+                <w:lang w:eastAsia="en-GB"/>
+              </w:rPr>
+              <w:t>• Readme report, script crafting.</w:t>
+            </w:r>
+          </w:p>
+        </w:tc>
+        <w:sdt>
+          <w:sdtPr>
+            <w:rPr>
+              <w:rFonts w:ascii="Arial" w:eastAsia="Arial" w:hAnsi="Arial" w:cs="Arial"/>
+              <w:b/>
+              <w:bCs/>
+              <w:sz w:val="24"/>
+              <w:szCs w:val="24"/>
+              <w:lang w:eastAsia="en-GB"/>
+            </w:rPr>
+            <w:id w:val="847066172"/>
+            <w14:checkbox>
+              <w14:checked w14:val="0"/>
+              <w14:checkedState w14:val="2612" w14:font="MS Gothic"/>
+              <w14:uncheckedState w14:val="2610" w14:font="MS Gothic"/>
+            </w14:checkbox>
+          </w:sdtPr>
+          <w:sdtContent>
+            <w:tc>
+              <w:tcPr>
+                <w:tcW w:w="1047" w:type="dxa"/>
+                <w:vAlign w:val="center"/>
+              </w:tcPr>
+              <w:p>
+                <w:pPr>
+                  <w:tabs>
+                    <w:tab w:val="left" w:pos="2577"/>
+                  </w:tabs>
+                  <w:spacing w:before="120" w:after="120" w:line="276" w:lineRule="auto"/>
+                  <w:jc w:val="center"/>
+                  <w:rPr>
+                    <w:rFonts w:ascii="Arial" w:eastAsia="Arial" w:hAnsi="Arial" w:cs="Arial"/>
+                    <w:b/>
+                    <w:bCs/>
+                    <w:sz w:val="24"/>
+                    <w:szCs w:val="24"/>
+                    <w:lang w:eastAsia="en-GB"/>
+                  </w:rPr>
+                </w:pPr>
+                <w:r>
+                  <w:rPr>
+                    <w:rFonts w:ascii="MS Gothic" w:eastAsia="MS Gothic" w:hAnsi="MS Gothic" w:cs="Arial" w:hint="eastAsia"/>
+                    <w:b/>
+                    <w:bCs/>
+                    <w:sz w:val="24"/>
+                    <w:szCs w:val="24"/>
+                    <w:lang w:eastAsia="en-GB"/>
+                  </w:rPr>
+                  <w:t>☐</w:t>
+                </w:r>
+              </w:p>
+            </w:tc>
+          </w:sdtContent>
+        </w:sdt>
+      </w:tr>
+    </w:tbl>
+    <w:p>
+      <w:pPr>
+        <w:rPr>
+          <w:rFonts w:ascii="Calibri" w:hAnsi="Calibri" w:cs="Calibri"/>
+          <w:b/>
+          <w:bCs/>
+          <w:sz w:val="20"/>
+          <w:szCs w:val="20"/>
+        </w:rPr>
+      </w:pPr>
+    </w:p>
+    <w:tbl>
+      <w:tblPr>
+        <w:tblStyle w:val="TableGrid"/>
+        <w:tblW w:w="10632" w:type="dxa"/>
+        <w:tblInd w:w="-856" w:type="dxa"/>
+        <w:tblLook w:val="04A0" w:firstRow="1" w:lastRow="0" w:firstColumn="1" w:lastColumn="0" w:noHBand="0" w:noVBand="1"/>
+      </w:tblPr>
+      <w:tblGrid>
+        <w:gridCol w:w="10632"/>
+      </w:tblGrid>
+      <w:tr>
+        <w:trPr>
+          <w:trHeight w:val="1902"/>
+        </w:trPr>
+        <w:tc>
+          <w:tcPr>
+            <w:tcW w:w="10632" w:type="dxa"/>
+          </w:tcPr>
+          <w:p>
+            <w:pPr>
+              <w:ind w:firstLine="28"/>
+              <w:rPr>
+                <w:rFonts w:ascii="Calibri" w:hAnsi="Calibri" w:cs="Calibri"/>
+                <w:b/>
+                <w:bCs/>
+              </w:rPr>
+            </w:pPr>
+            <w:r>
+              <w:rPr>
+                <w:rFonts w:ascii="Calibri" w:hAnsi="Calibri" w:cs="Calibri"/>
+                <w:b/>
+                <w:bCs/>
+              </w:rPr>
+              <w:t>Please provide details of AI usage and which elements of the coursework this relates to:</w:t>
+            </w:r>
+          </w:p>
+          <w:p>
+            <w:pPr>
+              <w:ind w:firstLine="28"/>
+              <w:rPr>
+                <w:rFonts w:ascii="Calibri" w:hAnsi="Calibri" w:cs="Calibri"/>
+                <w:sz w:val="18"/>
+                <w:szCs w:val="18"/>
+              </w:rPr>
+            </w:pPr>
+            <w:r>
+              <w:rPr>
+                <w:rFonts w:ascii="Calibri" w:hAnsi="Calibri" w:cs="Calibri"/>
+                <w:sz w:val="18"/>
+                <w:szCs w:val="18"/>
+              </w:rPr>
+              <w:t xml:space="preserve">SPL queries, rewording readme report, research of </w:t>
+            </w:r>
+            <w:proofErr w:type="spellStart"/>
+            <w:r>
+              <w:rPr>
+                <w:rFonts w:ascii="Calibri" w:hAnsi="Calibri" w:cs="Calibri"/>
+                <w:sz w:val="18"/>
+                <w:szCs w:val="18"/>
+              </w:rPr>
+              <w:t>splunk</w:t>
+            </w:r>
+            <w:proofErr w:type="spellEnd"/>
+            <w:r>
+              <w:rPr>
+                <w:rFonts w:ascii="Calibri" w:hAnsi="Calibri" w:cs="Calibri"/>
+                <w:sz w:val="18"/>
+                <w:szCs w:val="18"/>
+              </w:rPr>
+              <w:t xml:space="preserve"> understanding.</w:t>
+            </w:r>
+          </w:p>
+        </w:tc>
+      </w:tr>
+    </w:tbl>
+    <w:p>
+      <w:pPr>
+        <w:rPr>
+          <w:rFonts w:ascii="Calibri" w:hAnsi="Calibri" w:cs="Calibri"/>
+          <w:sz w:val="20"/>
+          <w:szCs w:val="20"/>
+        </w:rPr>
+      </w:pPr>
+    </w:p>
+    <w:tbl>
+      <w:tblPr>
+        <w:tblStyle w:val="TableGrid"/>
+        <w:tblW w:w="10632" w:type="dxa"/>
+        <w:tblInd w:w="-856" w:type="dxa"/>
+        <w:tblLook w:val="04A0" w:firstRow="1" w:lastRow="0" w:firstColumn="1" w:lastColumn="0" w:noHBand="0" w:noVBand="1"/>
+      </w:tblPr>
+      <w:tblGrid>
+        <w:gridCol w:w="9640"/>
+        <w:gridCol w:w="992"/>
+      </w:tblGrid>
+      <w:tr>
+        <w:tc>
+          <w:tcPr>
+            <w:tcW w:w="9640" w:type="dxa"/>
+          </w:tcPr>
+          <w:p>
+            <w:pPr>
+              <w:rPr>
+                <w:rFonts w:ascii="Calibri" w:hAnsi="Calibri" w:cs="Calibri"/>
+              </w:rPr>
+            </w:pPr>
+            <w:r>
+              <w:rPr>
+                <w:rFonts w:ascii="Calibri" w:hAnsi="Calibri" w:cs="Calibri"/>
+                <w:noProof/>
+                <w:bdr w:val="none" w:sz="0" w:space="0" w:color="auto"/>
+                <w14:ligatures w14:val="standardContextual"/>
+              </w:rPr>
+              <w:lastRenderedPageBreak/>
+              <mc:AlternateContent>
+                <mc:Choice Requires="wpi">
+                  <w:drawing>
+                    <wp:anchor distT="0" distB="0" distL="114300" distR="114300" simplePos="0" relativeHeight="251662336" behindDoc="0" locked="0" layoutInCell="1" allowOverlap="1" wp14:anchorId="4F88297A" wp14:editId="0741BE6F">
+                      <wp:simplePos x="0" y="0"/>
+                      <wp:positionH relativeFrom="column">
+                        <wp:posOffset>6351270</wp:posOffset>
+                      </wp:positionH>
+                      <wp:positionV relativeFrom="paragraph">
+                        <wp:posOffset>-52070</wp:posOffset>
+                      </wp:positionV>
+                      <wp:extent cx="303675" cy="459515"/>
+                      <wp:effectExtent l="38100" t="38100" r="39370" b="36195"/>
+                      <wp:wrapNone/>
+                      <wp:docPr id="780232075" name="Ink 39"/>
+                      <wp:cNvGraphicFramePr/>
+                      <a:graphic xmlns:a="http://schemas.openxmlformats.org/drawingml/2006/main">
+                        <a:graphicData uri="http://schemas.microsoft.com/office/word/2010/wordprocessingInk">
+                          <w14:contentPart bwMode="auto" r:id="rId69">
+                            <w14:nvContentPartPr>
+                              <w14:cNvContentPartPr/>
+                            </w14:nvContentPartPr>
+                            <w14:xfrm>
+                              <a:off x="0" y="0"/>
+                              <a:ext cx="303675" cy="459515"/>
+                            </w14:xfrm>
+                          </w14:contentPart>
+                        </a:graphicData>
+                      </a:graphic>
+                    </wp:anchor>
+                  </w:drawing>
+                </mc:Choice>
+                <mc:Fallback>
+                  <w:pict>
+                    <v:shape w14:anchorId="7C813369" id="Ink 39" o:spid="_x0000_s1026" type="#_x0000_t75" style="position:absolute;margin-left:499.6pt;margin-top:-4.6pt;width:24.85pt;height:37.2pt;z-index:251662336;visibility:visible;mso-wrap-style:square;mso-wrap-distance-left:9pt;mso-wrap-distance-top:0;mso-wrap-distance-right:9pt;mso-wrap-distance-bottom:0;mso-position-horizontal:absolute;mso-position-horizontal-relative:text;mso-position-vertical:absolute;mso-position-vertical-relative:text" o:gfxdata="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">
+                      <v:imagedata r:id="rId70" o:title=""/>
+                    </v:shape>
+                  </w:pict>
+                </mc:Fallback>
+              </mc:AlternateContent>
+            </w:r>
+            <w:r>
+              <w:rPr>
+                <w:rFonts w:ascii="Calibri" w:hAnsi="Calibri" w:cs="Calibri"/>
+              </w:rPr>
+              <w:t>I understand that the ownership and responsibility for the academic integrity of this submitted assessment falls with me, the student.</w:t>
+            </w:r>
+          </w:p>
+        </w:tc>
+        <w:sdt>
+          <w:sdtPr>
+            <w:rPr>
+              <w:rFonts w:ascii="Arial" w:eastAsia="Arial" w:hAnsi="Arial" w:cs="Arial"/>
+              <w:b/>
+              <w:bCs/>
+              <w:lang w:eastAsia="en-GB"/>
+            </w:rPr>
+            <w:id w:val="-744413437"/>
+            <w14:checkbox>
+              <w14:checked w14:val="0"/>
+              <w14:checkedState w14:val="2612" w14:font="MS Gothic"/>
+              <w14:uncheckedState w14:val="2610" w14:font="MS Gothic"/>
+            </w14:checkbox>
+          </w:sdtPr>
+          <w:sdtContent>
+            <w:tc>
+              <w:tcPr>
+                <w:tcW w:w="992" w:type="dxa"/>
+                <w:vAlign w:val="center"/>
+              </w:tcPr>
+              <w:p>
+                <w:pPr>
+                  <w:jc w:val="center"/>
+                  <w:rPr>
+                    <w:rFonts w:ascii="Calibri" w:hAnsi="Calibri" w:cs="Calibri"/>
+                  </w:rPr>
+                </w:pPr>
+                <w:r>
+                  <w:rPr>
+                    <w:rFonts w:ascii="MS Gothic" w:eastAsia="MS Gothic" w:hAnsi="MS Gothic" w:cs="Arial" w:hint="eastAsia"/>
+                    <w:b/>
+                    <w:bCs/>
+                    <w:lang w:eastAsia="en-GB"/>
+                  </w:rPr>
+                  <w:t>☐</w:t>
+                </w:r>
+              </w:p>
+            </w:tc>
+          </w:sdtContent>
+        </w:sdt>
+      </w:tr>
+      <w:tr>
+        <w:tc>
+          <w:tcPr>
+            <w:tcW w:w="9640" w:type="dxa"/>
+          </w:tcPr>
+          <w:p>
+            <w:pPr>
+              <w:rPr>
+                <w:rFonts w:ascii="Calibri" w:hAnsi="Calibri" w:cs="Calibri"/>
+              </w:rPr>
+            </w:pPr>
+            <w:r>
+              <w:rPr>
+                <w:rFonts w:ascii="Calibri" w:hAnsi="Calibri" w:cs="Calibri"/>
+              </w:rPr>
+              <w:t>I confirm that all details provide above are an accurate description of how AI was used for this assessment.</w:t>
+            </w:r>
+          </w:p>
+        </w:tc>
+        <w:sdt>
+          <w:sdtPr>
+            <w:rPr>
+              <w:rFonts w:ascii="Arial" w:eastAsia="Arial" w:hAnsi="Arial" w:cs="Arial"/>
+              <w:b/>
+              <w:bCs/>
+              <w:lang w:eastAsia="en-GB"/>
+            </w:rPr>
+            <w:id w:val="1627427025"/>
+            <w14:checkbox>
+              <w14:checked w14:val="0"/>
+              <w14:checkedState w14:val="2612" w14:font="MS Gothic"/>
+              <w14:uncheckedState w14:val="2610" w14:font="MS Gothic"/>
+            </w14:checkbox>
+          </w:sdtPr>
+          <w:sdtContent>
+            <w:tc>
+              <w:tcPr>
+                <w:tcW w:w="992" w:type="dxa"/>
+                <w:vAlign w:val="center"/>
+              </w:tcPr>
+              <w:p>
+                <w:pPr>
+                  <w:jc w:val="center"/>
+                  <w:rPr>
+                    <w:rFonts w:ascii="Calibri" w:hAnsi="Calibri" w:cs="Calibri"/>
+                  </w:rPr>
+                </w:pPr>
+                <w:r>
+                  <w:rPr>
+                    <w:rFonts w:ascii="MS Gothic" w:eastAsia="MS Gothic" w:hAnsi="MS Gothic" w:cs="Arial" w:hint="eastAsia"/>
+                    <w:b/>
+                    <w:bCs/>
+                    <w:lang w:eastAsia="en-GB"/>
+                  </w:rPr>
+                  <w:t>☐</w:t>
+                </w:r>
+              </w:p>
+            </w:tc>
+          </w:sdtContent>
+        </w:sdt>
+      </w:tr>
+    </w:tbl>
+    <w:p/>
     <w:sectPr>
       <w:pgSz w:w="11906" w:h="16838"/>
       <w:pgMar w:top="1440" w:right="1440" w:bottom="1440" w:left="1440" w:header="708" w:footer="708" w:gutter="0"/>
@@ -328,6 +5415,1548 @@
     </w:sectPr>
   </w:body>
 </w:document>
+</file>
+
+<file path=word/numbering.xml><?xml version="1.0" encoding="utf-8"?>
+<w:numbering xmlns:wpc="http://schemas.microsoft.com/office/word/2010/wordprocessingCanvas" xmlns:cx="http://schemas.microsoft.com/office/drawing/2014/chartex" xmlns:cx1="http://schemas.microsoft.com/office/drawing/2015/9/8/chartex" xmlns:cx2="http://schemas.microsoft.com/office/drawing/2015/10/21/chartex" xmlns:cx3="http://schemas.microsoft.com/office/drawing/2016/5/9/chartex" xmlns:cx4="http://schemas.microsoft.com/office/drawing/2016/5/10/chartex" xmlns:cx5="http://schemas.microsoft.com/office/drawing/2016/5/11/chartex" xmlns:cx6="http://schemas.microsoft.com/office/drawing/2016/5/12/chartex" xmlns:cx7="http://schemas.microsoft.com/office/drawing/2016/5/13/chartex" xmlns:cx8="http://schemas.microsoft.com/office/drawing/2016/5/14/chartex" xmlns:mc="http://schemas.openxmlformats.org/markup-compatibility/2006" xmlns:aink="http://schemas.microsoft.com/office/drawing/2016/ink" xmlns:am3d="http://schemas.microsoft.com/office/drawing/2017/model3d" xmlns:o="urn:schemas-microsoft-com:office:office" xmlns:oel="http://schemas.microsoft.com/office/2019/extlst" xmlns:r="http://schemas.openxmlformats.org/officeDocument/2006/relationships" xmlns:m="http://schemas.openxmlformats.org/officeDocument/2006/math" xmlns:v="urn:schemas-microsoft-com:vml" xmlns:wp14="http://schemas.microsoft.com/office/word/2010/wordprocessingDrawing" xmlns:wp="http://schemas.openxmlformats.org/drawingml/2006/wordprocessingDrawing" xmlns:w10="urn:schemas-microsoft-com:office:word" xmlns:w="http://schemas.openxmlformats.org/wordprocessingml/2006/main" xmlns:w14="http://schemas.microsoft.com/office/word/2010/wordml" xmlns:w15="http://schemas.microsoft.com/office/word/2012/wordml" xmlns:w16cex="http://schemas.microsoft.com/office/word/2018/wordml/cex" xmlns:w16cid="http://schemas.microsoft.com/office/word/2016/wordml/cid" xmlns:w16="http://schemas.microsoft.com/office/word/2018/wordml" xmlns:w16du="http://schemas.microsoft.com/office/word/2023/wordml/word16du" xmlns:w16sdtdh="http://schemas.microsoft.com/office/word/2020/wordml/sdtdatahash" xmlns:w16sdtfl="http://schemas.microsoft.com/office/word/2024/wordml/sdtformatlock" xmlns:w16se="http://schemas.microsoft.com/office/word/2015/wordml/symex" xmlns:wpg="http://schemas.microsoft.com/office/word/2010/wordprocessingGroup" xmlns:wpi="http://schemas.microsoft.com/office/word/2010/wordprocessingInk" xmlns:wne="http://schemas.microsoft.com/office/word/2006/wordml" xmlns:wps="http://schemas.microsoft.com/office/word/2010/wordprocessingShape" mc:Ignorable="w14 w15 w16se w16cid w16 w16cex w16sdtdh w16sdtfl w16du wp14">
+  <w:numPicBullet w:numPicBulletId="0">
+    <w:pict>
+      <v:rect id="_x0000_i1025" style="width:0;height:1.5pt" o:hralign="center" o:bullet="t" o:hrstd="t" o:hr="t" fillcolor="#a0a0a0" stroked="f"/>
+    </w:pict>
+  </w:numPicBullet>
+  <w:abstractNum w:abstractNumId="0" w15:restartNumberingAfterBreak="0">
+    <w:nsid w:val="089D288E"/>
+    <w:multiLevelType w:val="multilevel"/>
+    <w:tmpl w:val="036A7772"/>
+    <w:lvl w:ilvl="0">
+      <w:start w:val="2"/>
+      <w:numFmt w:val="decimal"/>
+      <w:lvlText w:val="%1."/>
+      <w:lvlJc w:val="left"/>
+      <w:pPr>
+        <w:tabs>
+          <w:tab w:val="num" w:pos="720"/>
+        </w:tabs>
+        <w:ind w:left="720" w:hanging="360"/>
+      </w:pPr>
+    </w:lvl>
+    <w:lvl w:ilvl="1" w:tentative="1">
+      <w:start w:val="1"/>
+      <w:numFmt w:val="decimal"/>
+      <w:lvlText w:val="%2."/>
+      <w:lvlJc w:val="left"/>
+      <w:pPr>
+        <w:tabs>
+          <w:tab w:val="num" w:pos="1440"/>
+        </w:tabs>
+        <w:ind w:left="1440" w:hanging="360"/>
+      </w:pPr>
+    </w:lvl>
+    <w:lvl w:ilvl="2" w:tentative="1">
+      <w:start w:val="1"/>
+      <w:numFmt w:val="decimal"/>
+      <w:lvlText w:val="%3."/>
+      <w:lvlJc w:val="left"/>
+      <w:pPr>
+        <w:tabs>
+          <w:tab w:val="num" w:pos="2160"/>
+        </w:tabs>
+        <w:ind w:left="2160" w:hanging="360"/>
+      </w:pPr>
+    </w:lvl>
+    <w:lvl w:ilvl="3" w:tentative="1">
+      <w:start w:val="1"/>
+      <w:numFmt w:val="decimal"/>
+      <w:lvlText w:val="%4."/>
+      <w:lvlJc w:val="left"/>
+      <w:pPr>
+        <w:tabs>
+          <w:tab w:val="num" w:pos="2880"/>
+        </w:tabs>
+        <w:ind w:left="2880" w:hanging="360"/>
+      </w:pPr>
+    </w:lvl>
+    <w:lvl w:ilvl="4" w:tentative="1">
+      <w:start w:val="1"/>
+      <w:numFmt w:val="decimal"/>
+      <w:lvlText w:val="%5."/>
+      <w:lvlJc w:val="left"/>
+      <w:pPr>
+        <w:tabs>
+          <w:tab w:val="num" w:pos="3600"/>
+        </w:tabs>
+        <w:ind w:left="3600" w:hanging="360"/>
+      </w:pPr>
+    </w:lvl>
+    <w:lvl w:ilvl="5" w:tentative="1">
+      <w:start w:val="1"/>
+      <w:numFmt w:val="decimal"/>
+      <w:lvlText w:val="%6."/>
+      <w:lvlJc w:val="left"/>
+      <w:pPr>
+        <w:tabs>
+          <w:tab w:val="num" w:pos="4320"/>
+        </w:tabs>
+        <w:ind w:left="4320" w:hanging="360"/>
+      </w:pPr>
+    </w:lvl>
+    <w:lvl w:ilvl="6" w:tentative="1">
+      <w:start w:val="1"/>
+      <w:numFmt w:val="decimal"/>
+      <w:lvlText w:val="%7."/>
+      <w:lvlJc w:val="left"/>
+      <w:pPr>
+        <w:tabs>
+          <w:tab w:val="num" w:pos="5040"/>
+        </w:tabs>
+        <w:ind w:left="5040" w:hanging="360"/>
+      </w:pPr>
+    </w:lvl>
+    <w:lvl w:ilvl="7" w:tentative="1">
+      <w:start w:val="1"/>
+      <w:numFmt w:val="decimal"/>
+      <w:lvlText w:val="%8."/>
+      <w:lvlJc w:val="left"/>
+      <w:pPr>
+        <w:tabs>
+          <w:tab w:val="num" w:pos="5760"/>
+        </w:tabs>
+        <w:ind w:left="5760" w:hanging="360"/>
+      </w:pPr>
+    </w:lvl>
+    <w:lvl w:ilvl="8" w:tentative="1">
+      <w:start w:val="1"/>
+      <w:numFmt w:val="decimal"/>
+      <w:lvlText w:val="%9."/>
+      <w:lvlJc w:val="left"/>
+      <w:pPr>
+        <w:tabs>
+          <w:tab w:val="num" w:pos="6480"/>
+        </w:tabs>
+        <w:ind w:left="6480" w:hanging="360"/>
+      </w:pPr>
+    </w:lvl>
+  </w:abstractNum>
+  <w:abstractNum w:abstractNumId="1" w15:restartNumberingAfterBreak="0">
+    <w:nsid w:val="127E2D3F"/>
+    <w:multiLevelType w:val="multilevel"/>
+    <w:tmpl w:val="FEB884A2"/>
+    <w:lvl w:ilvl="0">
+      <w:start w:val="1"/>
+      <w:numFmt w:val="decimal"/>
+      <w:lvlText w:val="%1."/>
+      <w:lvlJc w:val="left"/>
+      <w:pPr>
+        <w:tabs>
+          <w:tab w:val="num" w:pos="720"/>
+        </w:tabs>
+        <w:ind w:left="720" w:hanging="360"/>
+      </w:pPr>
+    </w:lvl>
+    <w:lvl w:ilvl="1" w:tentative="1">
+      <w:start w:val="1"/>
+      <w:numFmt w:val="decimal"/>
+      <w:lvlText w:val="%2."/>
+      <w:lvlJc w:val="left"/>
+      <w:pPr>
+        <w:tabs>
+          <w:tab w:val="num" w:pos="1440"/>
+        </w:tabs>
+        <w:ind w:left="1440" w:hanging="360"/>
+      </w:pPr>
+    </w:lvl>
+    <w:lvl w:ilvl="2" w:tentative="1">
+      <w:start w:val="1"/>
+      <w:numFmt w:val="decimal"/>
+      <w:lvlText w:val="%3."/>
+      <w:lvlJc w:val="left"/>
+      <w:pPr>
+        <w:tabs>
+          <w:tab w:val="num" w:pos="2160"/>
+        </w:tabs>
+        <w:ind w:left="2160" w:hanging="360"/>
+      </w:pPr>
+    </w:lvl>
+    <w:lvl w:ilvl="3" w:tentative="1">
+      <w:start w:val="1"/>
+      <w:numFmt w:val="decimal"/>
+      <w:lvlText w:val="%4."/>
+      <w:lvlJc w:val="left"/>
+      <w:pPr>
+        <w:tabs>
+          <w:tab w:val="num" w:pos="2880"/>
+        </w:tabs>
+        <w:ind w:left="2880" w:hanging="360"/>
+      </w:pPr>
+    </w:lvl>
+    <w:lvl w:ilvl="4" w:tentative="1">
+      <w:start w:val="1"/>
+      <w:numFmt w:val="decimal"/>
+      <w:lvlText w:val="%5."/>
+      <w:lvlJc w:val="left"/>
+      <w:pPr>
+        <w:tabs>
+          <w:tab w:val="num" w:pos="3600"/>
+        </w:tabs>
+        <w:ind w:left="3600" w:hanging="360"/>
+      </w:pPr>
+    </w:lvl>
+    <w:lvl w:ilvl="5" w:tentative="1">
+      <w:start w:val="1"/>
+      <w:numFmt w:val="decimal"/>
+      <w:lvlText w:val="%6."/>
+      <w:lvlJc w:val="left"/>
+      <w:pPr>
+        <w:tabs>
+          <w:tab w:val="num" w:pos="4320"/>
+        </w:tabs>
+        <w:ind w:left="4320" w:hanging="360"/>
+      </w:pPr>
+    </w:lvl>
+    <w:lvl w:ilvl="6" w:tentative="1">
+      <w:start w:val="1"/>
+      <w:numFmt w:val="decimal"/>
+      <w:lvlText w:val="%7."/>
+      <w:lvlJc w:val="left"/>
+      <w:pPr>
+        <w:tabs>
+          <w:tab w:val="num" w:pos="5040"/>
+        </w:tabs>
+        <w:ind w:left="5040" w:hanging="360"/>
+      </w:pPr>
+    </w:lvl>
+    <w:lvl w:ilvl="7" w:tentative="1">
+      <w:start w:val="1"/>
+      <w:numFmt w:val="decimal"/>
+      <w:lvlText w:val="%8."/>
+      <w:lvlJc w:val="left"/>
+      <w:pPr>
+        <w:tabs>
+          <w:tab w:val="num" w:pos="5760"/>
+        </w:tabs>
+        <w:ind w:left="5760" w:hanging="360"/>
+      </w:pPr>
+    </w:lvl>
+    <w:lvl w:ilvl="8" w:tentative="1">
+      <w:start w:val="1"/>
+      <w:numFmt w:val="decimal"/>
+      <w:lvlText w:val="%9."/>
+      <w:lvlJc w:val="left"/>
+      <w:pPr>
+        <w:tabs>
+          <w:tab w:val="num" w:pos="6480"/>
+        </w:tabs>
+        <w:ind w:left="6480" w:hanging="360"/>
+      </w:pPr>
+    </w:lvl>
+  </w:abstractNum>
+  <w:abstractNum w:abstractNumId="2" w15:restartNumberingAfterBreak="0">
+    <w:nsid w:val="297D4D08"/>
+    <w:multiLevelType w:val="multilevel"/>
+    <w:tmpl w:val="D542CFEA"/>
+    <w:lvl w:ilvl="0">
+      <w:start w:val="1"/>
+      <w:numFmt w:val="bullet"/>
+      <w:lvlText w:val=""/>
+      <w:lvlJc w:val="left"/>
+      <w:pPr>
+        <w:tabs>
+          <w:tab w:val="num" w:pos="720"/>
+        </w:tabs>
+        <w:ind w:left="720" w:hanging="360"/>
+      </w:pPr>
+      <w:rPr>
+        <w:rFonts w:ascii="Symbol" w:hAnsi="Symbol" w:hint="default"/>
+        <w:sz w:val="20"/>
+      </w:rPr>
+    </w:lvl>
+    <w:lvl w:ilvl="1" w:tentative="1">
+      <w:start w:val="1"/>
+      <w:numFmt w:val="bullet"/>
+      <w:lvlText w:val="o"/>
+      <w:lvlJc w:val="left"/>
+      <w:pPr>
+        <w:tabs>
+          <w:tab w:val="num" w:pos="1440"/>
+        </w:tabs>
+        <w:ind w:left="1440" w:hanging="360"/>
+      </w:pPr>
+      <w:rPr>
+        <w:rFonts w:ascii="Courier New" w:hAnsi="Courier New" w:hint="default"/>
+        <w:sz w:val="20"/>
+      </w:rPr>
+    </w:lvl>
+    <w:lvl w:ilvl="2" w:tentative="1">
+      <w:start w:val="1"/>
+      <w:numFmt w:val="bullet"/>
+      <w:lvlText w:val=""/>
+      <w:lvlJc w:val="left"/>
+      <w:pPr>
+        <w:tabs>
+          <w:tab w:val="num" w:pos="2160"/>
+        </w:tabs>
+        <w:ind w:left="2160" w:hanging="360"/>
+      </w:pPr>
+      <w:rPr>
+        <w:rFonts w:ascii="Wingdings" w:hAnsi="Wingdings" w:hint="default"/>
+        <w:sz w:val="20"/>
+      </w:rPr>
+    </w:lvl>
+    <w:lvl w:ilvl="3" w:tentative="1">
+      <w:start w:val="1"/>
+      <w:numFmt w:val="bullet"/>
+      <w:lvlText w:val=""/>
+      <w:lvlJc w:val="left"/>
+      <w:pPr>
+        <w:tabs>
+          <w:tab w:val="num" w:pos="2880"/>
+        </w:tabs>
+        <w:ind w:left="2880" w:hanging="360"/>
+      </w:pPr>
+      <w:rPr>
+        <w:rFonts w:ascii="Wingdings" w:hAnsi="Wingdings" w:hint="default"/>
+        <w:sz w:val="20"/>
+      </w:rPr>
+    </w:lvl>
+    <w:lvl w:ilvl="4" w:tentative="1">
+      <w:start w:val="1"/>
+      <w:numFmt w:val="bullet"/>
+      <w:lvlText w:val=""/>
+      <w:lvlJc w:val="left"/>
+      <w:pPr>
+        <w:tabs>
+          <w:tab w:val="num" w:pos="3600"/>
+        </w:tabs>
+        <w:ind w:left="3600" w:hanging="360"/>
+      </w:pPr>
+      <w:rPr>
+        <w:rFonts w:ascii="Wingdings" w:hAnsi="Wingdings" w:hint="default"/>
+        <w:sz w:val="20"/>
+      </w:rPr>
+    </w:lvl>
+    <w:lvl w:ilvl="5" w:tentative="1">
+      <w:start w:val="1"/>
+      <w:numFmt w:val="bullet"/>
+      <w:lvlText w:val=""/>
+      <w:lvlJc w:val="left"/>
+      <w:pPr>
+        <w:tabs>
+          <w:tab w:val="num" w:pos="4320"/>
+        </w:tabs>
+        <w:ind w:left="4320" w:hanging="360"/>
+      </w:pPr>
+      <w:rPr>
+        <w:rFonts w:ascii="Wingdings" w:hAnsi="Wingdings" w:hint="default"/>
+        <w:sz w:val="20"/>
+      </w:rPr>
+    </w:lvl>
+    <w:lvl w:ilvl="6" w:tentative="1">
+      <w:start w:val="1"/>
+      <w:numFmt w:val="bullet"/>
+      <w:lvlText w:val=""/>
+      <w:lvlJc w:val="left"/>
+      <w:pPr>
+        <w:tabs>
+          <w:tab w:val="num" w:pos="5040"/>
+        </w:tabs>
+        <w:ind w:left="5040" w:hanging="360"/>
+      </w:pPr>
+      <w:rPr>
+        <w:rFonts w:ascii="Wingdings" w:hAnsi="Wingdings" w:hint="default"/>
+        <w:sz w:val="20"/>
+      </w:rPr>
+    </w:lvl>
+    <w:lvl w:ilvl="7" w:tentative="1">
+      <w:start w:val="1"/>
+      <w:numFmt w:val="bullet"/>
+      <w:lvlText w:val=""/>
+      <w:lvlJc w:val="left"/>
+      <w:pPr>
+        <w:tabs>
+          <w:tab w:val="num" w:pos="5760"/>
+        </w:tabs>
+        <w:ind w:left="5760" w:hanging="360"/>
+      </w:pPr>
+      <w:rPr>
+        <w:rFonts w:ascii="Wingdings" w:hAnsi="Wingdings" w:hint="default"/>
+        <w:sz w:val="20"/>
+      </w:rPr>
+    </w:lvl>
+    <w:lvl w:ilvl="8" w:tentative="1">
+      <w:start w:val="1"/>
+      <w:numFmt w:val="bullet"/>
+      <w:lvlText w:val=""/>
+      <w:lvlJc w:val="left"/>
+      <w:pPr>
+        <w:tabs>
+          <w:tab w:val="num" w:pos="6480"/>
+        </w:tabs>
+        <w:ind w:left="6480" w:hanging="360"/>
+      </w:pPr>
+      <w:rPr>
+        <w:rFonts w:ascii="Wingdings" w:hAnsi="Wingdings" w:hint="default"/>
+        <w:sz w:val="20"/>
+      </w:rPr>
+    </w:lvl>
+  </w:abstractNum>
+  <w:abstractNum w:abstractNumId="3" w15:restartNumberingAfterBreak="0">
+    <w:nsid w:val="29985710"/>
+    <w:multiLevelType w:val="multilevel"/>
+    <w:tmpl w:val="974E18CA"/>
+    <w:lvl w:ilvl="0">
+      <w:start w:val="1"/>
+      <w:numFmt w:val="bullet"/>
+      <w:lvlText w:val=""/>
+      <w:lvlJc w:val="left"/>
+      <w:pPr>
+        <w:tabs>
+          <w:tab w:val="num" w:pos="720"/>
+        </w:tabs>
+        <w:ind w:left="720" w:hanging="360"/>
+      </w:pPr>
+      <w:rPr>
+        <w:rFonts w:ascii="Symbol" w:hAnsi="Symbol" w:hint="default"/>
+        <w:sz w:val="20"/>
+      </w:rPr>
+    </w:lvl>
+    <w:lvl w:ilvl="1" w:tentative="1">
+      <w:start w:val="1"/>
+      <w:numFmt w:val="bullet"/>
+      <w:lvlText w:val="o"/>
+      <w:lvlJc w:val="left"/>
+      <w:pPr>
+        <w:tabs>
+          <w:tab w:val="num" w:pos="1440"/>
+        </w:tabs>
+        <w:ind w:left="1440" w:hanging="360"/>
+      </w:pPr>
+      <w:rPr>
+        <w:rFonts w:ascii="Courier New" w:hAnsi="Courier New" w:hint="default"/>
+        <w:sz w:val="20"/>
+      </w:rPr>
+    </w:lvl>
+    <w:lvl w:ilvl="2" w:tentative="1">
+      <w:start w:val="1"/>
+      <w:numFmt w:val="bullet"/>
+      <w:lvlText w:val=""/>
+      <w:lvlJc w:val="left"/>
+      <w:pPr>
+        <w:tabs>
+          <w:tab w:val="num" w:pos="2160"/>
+        </w:tabs>
+        <w:ind w:left="2160" w:hanging="360"/>
+      </w:pPr>
+      <w:rPr>
+        <w:rFonts w:ascii="Wingdings" w:hAnsi="Wingdings" w:hint="default"/>
+        <w:sz w:val="20"/>
+      </w:rPr>
+    </w:lvl>
+    <w:lvl w:ilvl="3" w:tentative="1">
+      <w:start w:val="1"/>
+      <w:numFmt w:val="bullet"/>
+      <w:lvlText w:val=""/>
+      <w:lvlJc w:val="left"/>
+      <w:pPr>
+        <w:tabs>
+          <w:tab w:val="num" w:pos="2880"/>
+        </w:tabs>
+        <w:ind w:left="2880" w:hanging="360"/>
+      </w:pPr>
+      <w:rPr>
+        <w:rFonts w:ascii="Wingdings" w:hAnsi="Wingdings" w:hint="default"/>
+        <w:sz w:val="20"/>
+      </w:rPr>
+    </w:lvl>
+    <w:lvl w:ilvl="4" w:tentative="1">
+      <w:start w:val="1"/>
+      <w:numFmt w:val="bullet"/>
+      <w:lvlText w:val=""/>
+      <w:lvlJc w:val="left"/>
+      <w:pPr>
+        <w:tabs>
+          <w:tab w:val="num" w:pos="3600"/>
+        </w:tabs>
+        <w:ind w:left="3600" w:hanging="360"/>
+      </w:pPr>
+      <w:rPr>
+        <w:rFonts w:ascii="Wingdings" w:hAnsi="Wingdings" w:hint="default"/>
+        <w:sz w:val="20"/>
+      </w:rPr>
+    </w:lvl>
+    <w:lvl w:ilvl="5" w:tentative="1">
+      <w:start w:val="1"/>
+      <w:numFmt w:val="bullet"/>
+      <w:lvlText w:val=""/>
+      <w:lvlJc w:val="left"/>
+      <w:pPr>
+        <w:tabs>
+          <w:tab w:val="num" w:pos="4320"/>
+        </w:tabs>
+        <w:ind w:left="4320" w:hanging="360"/>
+      </w:pPr>
+      <w:rPr>
+        <w:rFonts w:ascii="Wingdings" w:hAnsi="Wingdings" w:hint="default"/>
+        <w:sz w:val="20"/>
+      </w:rPr>
+    </w:lvl>
+    <w:lvl w:ilvl="6" w:tentative="1">
+      <w:start w:val="1"/>
+      <w:numFmt w:val="bullet"/>
+      <w:lvlText w:val=""/>
+      <w:lvlJc w:val="left"/>
+      <w:pPr>
+        <w:tabs>
+          <w:tab w:val="num" w:pos="5040"/>
+        </w:tabs>
+        <w:ind w:left="5040" w:hanging="360"/>
+      </w:pPr>
+      <w:rPr>
+        <w:rFonts w:ascii="Wingdings" w:hAnsi="Wingdings" w:hint="default"/>
+        <w:sz w:val="20"/>
+      </w:rPr>
+    </w:lvl>
+    <w:lvl w:ilvl="7" w:tentative="1">
+      <w:start w:val="1"/>
+      <w:numFmt w:val="bullet"/>
+      <w:lvlText w:val=""/>
+      <w:lvlJc w:val="left"/>
+      <w:pPr>
+        <w:tabs>
+          <w:tab w:val="num" w:pos="5760"/>
+        </w:tabs>
+        <w:ind w:left="5760" w:hanging="360"/>
+      </w:pPr>
+      <w:rPr>
+        <w:rFonts w:ascii="Wingdings" w:hAnsi="Wingdings" w:hint="default"/>
+        <w:sz w:val="20"/>
+      </w:rPr>
+    </w:lvl>
+    <w:lvl w:ilvl="8" w:tentative="1">
+      <w:start w:val="1"/>
+      <w:numFmt w:val="bullet"/>
+      <w:lvlText w:val=""/>
+      <w:lvlJc w:val="left"/>
+      <w:pPr>
+        <w:tabs>
+          <w:tab w:val="num" w:pos="6480"/>
+        </w:tabs>
+        <w:ind w:left="6480" w:hanging="360"/>
+      </w:pPr>
+      <w:rPr>
+        <w:rFonts w:ascii="Wingdings" w:hAnsi="Wingdings" w:hint="default"/>
+        <w:sz w:val="20"/>
+      </w:rPr>
+    </w:lvl>
+  </w:abstractNum>
+  <w:abstractNum w:abstractNumId="4" w15:restartNumberingAfterBreak="0">
+    <w:nsid w:val="2D8B78E6"/>
+    <w:multiLevelType w:val="multilevel"/>
+    <w:tmpl w:val="C882BB12"/>
+    <w:lvl w:ilvl="0">
+      <w:start w:val="1"/>
+      <w:numFmt w:val="bullet"/>
+      <w:lvlText w:val=""/>
+      <w:lvlJc w:val="left"/>
+      <w:pPr>
+        <w:tabs>
+          <w:tab w:val="num" w:pos="720"/>
+        </w:tabs>
+        <w:ind w:left="720" w:hanging="360"/>
+      </w:pPr>
+      <w:rPr>
+        <w:rFonts w:ascii="Symbol" w:hAnsi="Symbol" w:hint="default"/>
+        <w:sz w:val="20"/>
+      </w:rPr>
+    </w:lvl>
+    <w:lvl w:ilvl="1" w:tentative="1">
+      <w:start w:val="1"/>
+      <w:numFmt w:val="bullet"/>
+      <w:lvlText w:val="o"/>
+      <w:lvlJc w:val="left"/>
+      <w:pPr>
+        <w:tabs>
+          <w:tab w:val="num" w:pos="1440"/>
+        </w:tabs>
+        <w:ind w:left="1440" w:hanging="360"/>
+      </w:pPr>
+      <w:rPr>
+        <w:rFonts w:ascii="Courier New" w:hAnsi="Courier New" w:hint="default"/>
+        <w:sz w:val="20"/>
+      </w:rPr>
+    </w:lvl>
+    <w:lvl w:ilvl="2" w:tentative="1">
+      <w:start w:val="1"/>
+      <w:numFmt w:val="bullet"/>
+      <w:lvlText w:val=""/>
+      <w:lvlJc w:val="left"/>
+      <w:pPr>
+        <w:tabs>
+          <w:tab w:val="num" w:pos="2160"/>
+        </w:tabs>
+        <w:ind w:left="2160" w:hanging="360"/>
+      </w:pPr>
+      <w:rPr>
+        <w:rFonts w:ascii="Wingdings" w:hAnsi="Wingdings" w:hint="default"/>
+        <w:sz w:val="20"/>
+      </w:rPr>
+    </w:lvl>
+    <w:lvl w:ilvl="3" w:tentative="1">
+      <w:start w:val="1"/>
+      <w:numFmt w:val="bullet"/>
+      <w:lvlText w:val=""/>
+      <w:lvlJc w:val="left"/>
+      <w:pPr>
+        <w:tabs>
+          <w:tab w:val="num" w:pos="2880"/>
+        </w:tabs>
+        <w:ind w:left="2880" w:hanging="360"/>
+      </w:pPr>
+      <w:rPr>
+        <w:rFonts w:ascii="Wingdings" w:hAnsi="Wingdings" w:hint="default"/>
+        <w:sz w:val="20"/>
+      </w:rPr>
+    </w:lvl>
+    <w:lvl w:ilvl="4" w:tentative="1">
+      <w:start w:val="1"/>
+      <w:numFmt w:val="bullet"/>
+      <w:lvlText w:val=""/>
+      <w:lvlJc w:val="left"/>
+      <w:pPr>
+        <w:tabs>
+          <w:tab w:val="num" w:pos="3600"/>
+        </w:tabs>
+        <w:ind w:left="3600" w:hanging="360"/>
+      </w:pPr>
+      <w:rPr>
+        <w:rFonts w:ascii="Wingdings" w:hAnsi="Wingdings" w:hint="default"/>
+        <w:sz w:val="20"/>
+      </w:rPr>
+    </w:lvl>
+    <w:lvl w:ilvl="5" w:tentative="1">
+      <w:start w:val="1"/>
+      <w:numFmt w:val="bullet"/>
+      <w:lvlText w:val=""/>
+      <w:lvlJc w:val="left"/>
+      <w:pPr>
+        <w:tabs>
+          <w:tab w:val="num" w:pos="4320"/>
+        </w:tabs>
+        <w:ind w:left="4320" w:hanging="360"/>
+      </w:pPr>
+      <w:rPr>
+        <w:rFonts w:ascii="Wingdings" w:hAnsi="Wingdings" w:hint="default"/>
+        <w:sz w:val="20"/>
+      </w:rPr>
+    </w:lvl>
+    <w:lvl w:ilvl="6" w:tentative="1">
+      <w:start w:val="1"/>
+      <w:numFmt w:val="bullet"/>
+      <w:lvlText w:val=""/>
+      <w:lvlJc w:val="left"/>
+      <w:pPr>
+        <w:tabs>
+          <w:tab w:val="num" w:pos="5040"/>
+        </w:tabs>
+        <w:ind w:left="5040" w:hanging="360"/>
+      </w:pPr>
+      <w:rPr>
+        <w:rFonts w:ascii="Wingdings" w:hAnsi="Wingdings" w:hint="default"/>
+        <w:sz w:val="20"/>
+      </w:rPr>
+    </w:lvl>
+    <w:lvl w:ilvl="7" w:tentative="1">
+      <w:start w:val="1"/>
+      <w:numFmt w:val="bullet"/>
+      <w:lvlText w:val=""/>
+      <w:lvlJc w:val="left"/>
+      <w:pPr>
+        <w:tabs>
+          <w:tab w:val="num" w:pos="5760"/>
+        </w:tabs>
+        <w:ind w:left="5760" w:hanging="360"/>
+      </w:pPr>
+      <w:rPr>
+        <w:rFonts w:ascii="Wingdings" w:hAnsi="Wingdings" w:hint="default"/>
+        <w:sz w:val="20"/>
+      </w:rPr>
+    </w:lvl>
+    <w:lvl w:ilvl="8" w:tentative="1">
+      <w:start w:val="1"/>
+      <w:numFmt w:val="bullet"/>
+      <w:lvlText w:val=""/>
+      <w:lvlJc w:val="left"/>
+      <w:pPr>
+        <w:tabs>
+          <w:tab w:val="num" w:pos="6480"/>
+        </w:tabs>
+        <w:ind w:left="6480" w:hanging="360"/>
+      </w:pPr>
+      <w:rPr>
+        <w:rFonts w:ascii="Wingdings" w:hAnsi="Wingdings" w:hint="default"/>
+        <w:sz w:val="20"/>
+      </w:rPr>
+    </w:lvl>
+  </w:abstractNum>
+  <w:abstractNum w:abstractNumId="5" w15:restartNumberingAfterBreak="0">
+    <w:nsid w:val="433919BB"/>
+    <w:multiLevelType w:val="multilevel"/>
+    <w:tmpl w:val="9154B826"/>
+    <w:lvl w:ilvl="0">
+      <w:start w:val="1"/>
+      <w:numFmt w:val="bullet"/>
+      <w:lvlText w:val=""/>
+      <w:lvlJc w:val="left"/>
+      <w:pPr>
+        <w:tabs>
+          <w:tab w:val="num" w:pos="720"/>
+        </w:tabs>
+        <w:ind w:left="720" w:hanging="360"/>
+      </w:pPr>
+      <w:rPr>
+        <w:rFonts w:ascii="Symbol" w:hAnsi="Symbol" w:hint="default"/>
+        <w:sz w:val="20"/>
+      </w:rPr>
+    </w:lvl>
+    <w:lvl w:ilvl="1" w:tentative="1">
+      <w:start w:val="1"/>
+      <w:numFmt w:val="bullet"/>
+      <w:lvlText w:val="o"/>
+      <w:lvlJc w:val="left"/>
+      <w:pPr>
+        <w:tabs>
+          <w:tab w:val="num" w:pos="1440"/>
+        </w:tabs>
+        <w:ind w:left="1440" w:hanging="360"/>
+      </w:pPr>
+      <w:rPr>
+        <w:rFonts w:ascii="Courier New" w:hAnsi="Courier New" w:hint="default"/>
+        <w:sz w:val="20"/>
+      </w:rPr>
+    </w:lvl>
+    <w:lvl w:ilvl="2" w:tentative="1">
+      <w:start w:val="1"/>
+      <w:numFmt w:val="bullet"/>
+      <w:lvlText w:val=""/>
+      <w:lvlJc w:val="left"/>
+      <w:pPr>
+        <w:tabs>
+          <w:tab w:val="num" w:pos="2160"/>
+        </w:tabs>
+        <w:ind w:left="2160" w:hanging="360"/>
+      </w:pPr>
+      <w:rPr>
+        <w:rFonts w:ascii="Wingdings" w:hAnsi="Wingdings" w:hint="default"/>
+        <w:sz w:val="20"/>
+      </w:rPr>
+    </w:lvl>
+    <w:lvl w:ilvl="3" w:tentative="1">
+      <w:start w:val="1"/>
+      <w:numFmt w:val="bullet"/>
+      <w:lvlText w:val=""/>
+      <w:lvlJc w:val="left"/>
+      <w:pPr>
+        <w:tabs>
+          <w:tab w:val="num" w:pos="2880"/>
+        </w:tabs>
+        <w:ind w:left="2880" w:hanging="360"/>
+      </w:pPr>
+      <w:rPr>
+        <w:rFonts w:ascii="Wingdings" w:hAnsi="Wingdings" w:hint="default"/>
+        <w:sz w:val="20"/>
+      </w:rPr>
+    </w:lvl>
+    <w:lvl w:ilvl="4" w:tentative="1">
+      <w:start w:val="1"/>
+      <w:numFmt w:val="bullet"/>
+      <w:lvlText w:val=""/>
+      <w:lvlJc w:val="left"/>
+      <w:pPr>
+        <w:tabs>
+          <w:tab w:val="num" w:pos="3600"/>
+        </w:tabs>
+        <w:ind w:left="3600" w:hanging="360"/>
+      </w:pPr>
+      <w:rPr>
+        <w:rFonts w:ascii="Wingdings" w:hAnsi="Wingdings" w:hint="default"/>
+        <w:sz w:val="20"/>
+      </w:rPr>
+    </w:lvl>
+    <w:lvl w:ilvl="5" w:tentative="1">
+      <w:start w:val="1"/>
+      <w:numFmt w:val="bullet"/>
+      <w:lvlText w:val=""/>
+      <w:lvlJc w:val="left"/>
+      <w:pPr>
+        <w:tabs>
+          <w:tab w:val="num" w:pos="4320"/>
+        </w:tabs>
+        <w:ind w:left="4320" w:hanging="360"/>
+      </w:pPr>
+      <w:rPr>
+        <w:rFonts w:ascii="Wingdings" w:hAnsi="Wingdings" w:hint="default"/>
+        <w:sz w:val="20"/>
+      </w:rPr>
+    </w:lvl>
+    <w:lvl w:ilvl="6" w:tentative="1">
+      <w:start w:val="1"/>
+      <w:numFmt w:val="bullet"/>
+      <w:lvlText w:val=""/>
+      <w:lvlJc w:val="left"/>
+      <w:pPr>
+        <w:tabs>
+          <w:tab w:val="num" w:pos="5040"/>
+        </w:tabs>
+        <w:ind w:left="5040" w:hanging="360"/>
+      </w:pPr>
+      <w:rPr>
+        <w:rFonts w:ascii="Wingdings" w:hAnsi="Wingdings" w:hint="default"/>
+        <w:sz w:val="20"/>
+      </w:rPr>
+    </w:lvl>
+    <w:lvl w:ilvl="7" w:tentative="1">
+      <w:start w:val="1"/>
+      <w:numFmt w:val="bullet"/>
+      <w:lvlText w:val=""/>
+      <w:lvlJc w:val="left"/>
+      <w:pPr>
+        <w:tabs>
+          <w:tab w:val="num" w:pos="5760"/>
+        </w:tabs>
+        <w:ind w:left="5760" w:hanging="360"/>
+      </w:pPr>
+      <w:rPr>
+        <w:rFonts w:ascii="Wingdings" w:hAnsi="Wingdings" w:hint="default"/>
+        <w:sz w:val="20"/>
+      </w:rPr>
+    </w:lvl>
+    <w:lvl w:ilvl="8" w:tentative="1">
+      <w:start w:val="1"/>
+      <w:numFmt w:val="bullet"/>
+      <w:lvlText w:val=""/>
+      <w:lvlJc w:val="left"/>
+      <w:pPr>
+        <w:tabs>
+          <w:tab w:val="num" w:pos="6480"/>
+        </w:tabs>
+        <w:ind w:left="6480" w:hanging="360"/>
+      </w:pPr>
+      <w:rPr>
+        <w:rFonts w:ascii="Wingdings" w:hAnsi="Wingdings" w:hint="default"/>
+        <w:sz w:val="20"/>
+      </w:rPr>
+    </w:lvl>
+  </w:abstractNum>
+  <w:abstractNum w:abstractNumId="6" w15:restartNumberingAfterBreak="0">
+    <w:nsid w:val="46C8288E"/>
+    <w:multiLevelType w:val="multilevel"/>
+    <w:tmpl w:val="3330264A"/>
+    <w:lvl w:ilvl="0">
+      <w:start w:val="1"/>
+      <w:numFmt w:val="bullet"/>
+      <w:lvlText w:val=""/>
+      <w:lvlJc w:val="left"/>
+      <w:pPr>
+        <w:tabs>
+          <w:tab w:val="num" w:pos="720"/>
+        </w:tabs>
+        <w:ind w:left="720" w:hanging="360"/>
+      </w:pPr>
+      <w:rPr>
+        <w:rFonts w:ascii="Symbol" w:hAnsi="Symbol" w:hint="default"/>
+        <w:sz w:val="20"/>
+      </w:rPr>
+    </w:lvl>
+    <w:lvl w:ilvl="1" w:tentative="1">
+      <w:start w:val="1"/>
+      <w:numFmt w:val="bullet"/>
+      <w:lvlText w:val="o"/>
+      <w:lvlJc w:val="left"/>
+      <w:pPr>
+        <w:tabs>
+          <w:tab w:val="num" w:pos="1440"/>
+        </w:tabs>
+        <w:ind w:left="1440" w:hanging="360"/>
+      </w:pPr>
+      <w:rPr>
+        <w:rFonts w:ascii="Courier New" w:hAnsi="Courier New" w:hint="default"/>
+        <w:sz w:val="20"/>
+      </w:rPr>
+    </w:lvl>
+    <w:lvl w:ilvl="2" w:tentative="1">
+      <w:start w:val="1"/>
+      <w:numFmt w:val="bullet"/>
+      <w:lvlText w:val=""/>
+      <w:lvlJc w:val="left"/>
+      <w:pPr>
+        <w:tabs>
+          <w:tab w:val="num" w:pos="2160"/>
+        </w:tabs>
+        <w:ind w:left="2160" w:hanging="360"/>
+      </w:pPr>
+      <w:rPr>
+        <w:rFonts w:ascii="Wingdings" w:hAnsi="Wingdings" w:hint="default"/>
+        <w:sz w:val="20"/>
+      </w:rPr>
+    </w:lvl>
+    <w:lvl w:ilvl="3" w:tentative="1">
+      <w:start w:val="1"/>
+      <w:numFmt w:val="bullet"/>
+      <w:lvlText w:val=""/>
+      <w:lvlJc w:val="left"/>
+      <w:pPr>
+        <w:tabs>
+          <w:tab w:val="num" w:pos="2880"/>
+        </w:tabs>
+        <w:ind w:left="2880" w:hanging="360"/>
+      </w:pPr>
+      <w:rPr>
+        <w:rFonts w:ascii="Wingdings" w:hAnsi="Wingdings" w:hint="default"/>
+        <w:sz w:val="20"/>
+      </w:rPr>
+    </w:lvl>
+    <w:lvl w:ilvl="4" w:tentative="1">
+      <w:start w:val="1"/>
+      <w:numFmt w:val="bullet"/>
+      <w:lvlText w:val=""/>
+      <w:lvlJc w:val="left"/>
+      <w:pPr>
+        <w:tabs>
+          <w:tab w:val="num" w:pos="3600"/>
+        </w:tabs>
+        <w:ind w:left="3600" w:hanging="360"/>
+      </w:pPr>
+      <w:rPr>
+        <w:rFonts w:ascii="Wingdings" w:hAnsi="Wingdings" w:hint="default"/>
+        <w:sz w:val="20"/>
+      </w:rPr>
+    </w:lvl>
+    <w:lvl w:ilvl="5" w:tentative="1">
+      <w:start w:val="1"/>
+      <w:numFmt w:val="bullet"/>
+      <w:lvlText w:val=""/>
+      <w:lvlJc w:val="left"/>
+      <w:pPr>
+        <w:tabs>
+          <w:tab w:val="num" w:pos="4320"/>
+        </w:tabs>
+        <w:ind w:left="4320" w:hanging="360"/>
+      </w:pPr>
+      <w:rPr>
+        <w:rFonts w:ascii="Wingdings" w:hAnsi="Wingdings" w:hint="default"/>
+        <w:sz w:val="20"/>
+      </w:rPr>
+    </w:lvl>
+    <w:lvl w:ilvl="6" w:tentative="1">
+      <w:start w:val="1"/>
+      <w:numFmt w:val="bullet"/>
+      <w:lvlText w:val=""/>
+      <w:lvlJc w:val="left"/>
+      <w:pPr>
+        <w:tabs>
+          <w:tab w:val="num" w:pos="5040"/>
+        </w:tabs>
+        <w:ind w:left="5040" w:hanging="360"/>
+      </w:pPr>
+      <w:rPr>
+        <w:rFonts w:ascii="Wingdings" w:hAnsi="Wingdings" w:hint="default"/>
+        <w:sz w:val="20"/>
+      </w:rPr>
+    </w:lvl>
+    <w:lvl w:ilvl="7" w:tentative="1">
+      <w:start w:val="1"/>
+      <w:numFmt w:val="bullet"/>
+      <w:lvlText w:val=""/>
+      <w:lvlJc w:val="left"/>
+      <w:pPr>
+        <w:tabs>
+          <w:tab w:val="num" w:pos="5760"/>
+        </w:tabs>
+        <w:ind w:left="5760" w:hanging="360"/>
+      </w:pPr>
+      <w:rPr>
+        <w:rFonts w:ascii="Wingdings" w:hAnsi="Wingdings" w:hint="default"/>
+        <w:sz w:val="20"/>
+      </w:rPr>
+    </w:lvl>
+    <w:lvl w:ilvl="8" w:tentative="1">
+      <w:start w:val="1"/>
+      <w:numFmt w:val="bullet"/>
+      <w:lvlText w:val=""/>
+      <w:lvlJc w:val="left"/>
+      <w:pPr>
+        <w:tabs>
+          <w:tab w:val="num" w:pos="6480"/>
+        </w:tabs>
+        <w:ind w:left="6480" w:hanging="360"/>
+      </w:pPr>
+      <w:rPr>
+        <w:rFonts w:ascii="Wingdings" w:hAnsi="Wingdings" w:hint="default"/>
+        <w:sz w:val="20"/>
+      </w:rPr>
+    </w:lvl>
+  </w:abstractNum>
+  <w:abstractNum w:abstractNumId="7" w15:restartNumberingAfterBreak="0">
+    <w:nsid w:val="480E0AB2"/>
+    <w:multiLevelType w:val="multilevel"/>
+    <w:tmpl w:val="1BA0407A"/>
+    <w:lvl w:ilvl="0">
+      <w:start w:val="1"/>
+      <w:numFmt w:val="decimal"/>
+      <w:lvlText w:val="%1."/>
+      <w:lvlJc w:val="left"/>
+      <w:pPr>
+        <w:tabs>
+          <w:tab w:val="num" w:pos="720"/>
+        </w:tabs>
+        <w:ind w:left="720" w:hanging="360"/>
+      </w:pPr>
+    </w:lvl>
+    <w:lvl w:ilvl="1">
+      <w:start w:val="1"/>
+      <w:numFmt w:val="bullet"/>
+      <w:lvlText w:val="o"/>
+      <w:lvlJc w:val="left"/>
+      <w:pPr>
+        <w:tabs>
+          <w:tab w:val="num" w:pos="1440"/>
+        </w:tabs>
+        <w:ind w:left="1440" w:hanging="360"/>
+      </w:pPr>
+      <w:rPr>
+        <w:rFonts w:ascii="Courier New" w:hAnsi="Courier New" w:hint="default"/>
+        <w:sz w:val="20"/>
+      </w:rPr>
+    </w:lvl>
+    <w:lvl w:ilvl="2" w:tentative="1">
+      <w:start w:val="1"/>
+      <w:numFmt w:val="decimal"/>
+      <w:lvlText w:val="%3."/>
+      <w:lvlJc w:val="left"/>
+      <w:pPr>
+        <w:tabs>
+          <w:tab w:val="num" w:pos="2160"/>
+        </w:tabs>
+        <w:ind w:left="2160" w:hanging="360"/>
+      </w:pPr>
+    </w:lvl>
+    <w:lvl w:ilvl="3" w:tentative="1">
+      <w:start w:val="1"/>
+      <w:numFmt w:val="decimal"/>
+      <w:lvlText w:val="%4."/>
+      <w:lvlJc w:val="left"/>
+      <w:pPr>
+        <w:tabs>
+          <w:tab w:val="num" w:pos="2880"/>
+        </w:tabs>
+        <w:ind w:left="2880" w:hanging="360"/>
+      </w:pPr>
+    </w:lvl>
+    <w:lvl w:ilvl="4" w:tentative="1">
+      <w:start w:val="1"/>
+      <w:numFmt w:val="decimal"/>
+      <w:lvlText w:val="%5."/>
+      <w:lvlJc w:val="left"/>
+      <w:pPr>
+        <w:tabs>
+          <w:tab w:val="num" w:pos="3600"/>
+        </w:tabs>
+        <w:ind w:left="3600" w:hanging="360"/>
+      </w:pPr>
+    </w:lvl>
+    <w:lvl w:ilvl="5" w:tentative="1">
+      <w:start w:val="1"/>
+      <w:numFmt w:val="decimal"/>
+      <w:lvlText w:val="%6."/>
+      <w:lvlJc w:val="left"/>
+      <w:pPr>
+        <w:tabs>
+          <w:tab w:val="num" w:pos="4320"/>
+        </w:tabs>
+        <w:ind w:left="4320" w:hanging="360"/>
+      </w:pPr>
+    </w:lvl>
+    <w:lvl w:ilvl="6" w:tentative="1">
+      <w:start w:val="1"/>
+      <w:numFmt w:val="decimal"/>
+      <w:lvlText w:val="%7."/>
+      <w:lvlJc w:val="left"/>
+      <w:pPr>
+        <w:tabs>
+          <w:tab w:val="num" w:pos="5040"/>
+        </w:tabs>
+        <w:ind w:left="5040" w:hanging="360"/>
+      </w:pPr>
+    </w:lvl>
+    <w:lvl w:ilvl="7" w:tentative="1">
+      <w:start w:val="1"/>
+      <w:numFmt w:val="decimal"/>
+      <w:lvlText w:val="%8."/>
+      <w:lvlJc w:val="left"/>
+      <w:pPr>
+        <w:tabs>
+          <w:tab w:val="num" w:pos="5760"/>
+        </w:tabs>
+        <w:ind w:left="5760" w:hanging="360"/>
+      </w:pPr>
+    </w:lvl>
+    <w:lvl w:ilvl="8" w:tentative="1">
+      <w:start w:val="1"/>
+      <w:numFmt w:val="decimal"/>
+      <w:lvlText w:val="%9."/>
+      <w:lvlJc w:val="left"/>
+      <w:pPr>
+        <w:tabs>
+          <w:tab w:val="num" w:pos="6480"/>
+        </w:tabs>
+        <w:ind w:left="6480" w:hanging="360"/>
+      </w:pPr>
+    </w:lvl>
+  </w:abstractNum>
+  <w:abstractNum w:abstractNumId="8" w15:restartNumberingAfterBreak="0">
+    <w:nsid w:val="5BE3630B"/>
+    <w:multiLevelType w:val="multilevel"/>
+    <w:tmpl w:val="B1AED3F0"/>
+    <w:lvl w:ilvl="0">
+      <w:start w:val="1"/>
+      <w:numFmt w:val="bullet"/>
+      <w:lvlText w:val=""/>
+      <w:lvlJc w:val="left"/>
+      <w:pPr>
+        <w:tabs>
+          <w:tab w:val="num" w:pos="720"/>
+        </w:tabs>
+        <w:ind w:left="720" w:hanging="360"/>
+      </w:pPr>
+      <w:rPr>
+        <w:rFonts w:ascii="Symbol" w:hAnsi="Symbol" w:hint="default"/>
+        <w:sz w:val="20"/>
+      </w:rPr>
+    </w:lvl>
+    <w:lvl w:ilvl="1" w:tentative="1">
+      <w:start w:val="1"/>
+      <w:numFmt w:val="bullet"/>
+      <w:lvlText w:val="o"/>
+      <w:lvlJc w:val="left"/>
+      <w:pPr>
+        <w:tabs>
+          <w:tab w:val="num" w:pos="1440"/>
+        </w:tabs>
+        <w:ind w:left="1440" w:hanging="360"/>
+      </w:pPr>
+      <w:rPr>
+        <w:rFonts w:ascii="Courier New" w:hAnsi="Courier New" w:hint="default"/>
+        <w:sz w:val="20"/>
+      </w:rPr>
+    </w:lvl>
+    <w:lvl w:ilvl="2" w:tentative="1">
+      <w:start w:val="1"/>
+      <w:numFmt w:val="bullet"/>
+      <w:lvlText w:val=""/>
+      <w:lvlJc w:val="left"/>
+      <w:pPr>
+        <w:tabs>
+          <w:tab w:val="num" w:pos="2160"/>
+        </w:tabs>
+        <w:ind w:left="2160" w:hanging="360"/>
+      </w:pPr>
+      <w:rPr>
+        <w:rFonts w:ascii="Wingdings" w:hAnsi="Wingdings" w:hint="default"/>
+        <w:sz w:val="20"/>
+      </w:rPr>
+    </w:lvl>
+    <w:lvl w:ilvl="3" w:tentative="1">
+      <w:start w:val="1"/>
+      <w:numFmt w:val="bullet"/>
+      <w:lvlText w:val=""/>
+      <w:lvlJc w:val="left"/>
+      <w:pPr>
+        <w:tabs>
+          <w:tab w:val="num" w:pos="2880"/>
+        </w:tabs>
+        <w:ind w:left="2880" w:hanging="360"/>
+      </w:pPr>
+      <w:rPr>
+        <w:rFonts w:ascii="Wingdings" w:hAnsi="Wingdings" w:hint="default"/>
+        <w:sz w:val="20"/>
+      </w:rPr>
+    </w:lvl>
+    <w:lvl w:ilvl="4" w:tentative="1">
+      <w:start w:val="1"/>
+      <w:numFmt w:val="bullet"/>
+      <w:lvlText w:val=""/>
+      <w:lvlJc w:val="left"/>
+      <w:pPr>
+        <w:tabs>
+          <w:tab w:val="num" w:pos="3600"/>
+        </w:tabs>
+        <w:ind w:left="3600" w:hanging="360"/>
+      </w:pPr>
+      <w:rPr>
+        <w:rFonts w:ascii="Wingdings" w:hAnsi="Wingdings" w:hint="default"/>
+        <w:sz w:val="20"/>
+      </w:rPr>
+    </w:lvl>
+    <w:lvl w:ilvl="5" w:tentative="1">
+      <w:start w:val="1"/>
+      <w:numFmt w:val="bullet"/>
+      <w:lvlText w:val=""/>
+      <w:lvlJc w:val="left"/>
+      <w:pPr>
+        <w:tabs>
+          <w:tab w:val="num" w:pos="4320"/>
+        </w:tabs>
+        <w:ind w:left="4320" w:hanging="360"/>
+      </w:pPr>
+      <w:rPr>
+        <w:rFonts w:ascii="Wingdings" w:hAnsi="Wingdings" w:hint="default"/>
+        <w:sz w:val="20"/>
+      </w:rPr>
+    </w:lvl>
+    <w:lvl w:ilvl="6" w:tentative="1">
+      <w:start w:val="1"/>
+      <w:numFmt w:val="bullet"/>
+      <w:lvlText w:val=""/>
+      <w:lvlJc w:val="left"/>
+      <w:pPr>
+        <w:tabs>
+          <w:tab w:val="num" w:pos="5040"/>
+        </w:tabs>
+        <w:ind w:left="5040" w:hanging="360"/>
+      </w:pPr>
+      <w:rPr>
+        <w:rFonts w:ascii="Wingdings" w:hAnsi="Wingdings" w:hint="default"/>
+        <w:sz w:val="20"/>
+      </w:rPr>
+    </w:lvl>
+    <w:lvl w:ilvl="7" w:tentative="1">
+      <w:start w:val="1"/>
+      <w:numFmt w:val="bullet"/>
+      <w:lvlText w:val=""/>
+      <w:lvlJc w:val="left"/>
+      <w:pPr>
+        <w:tabs>
+          <w:tab w:val="num" w:pos="5760"/>
+        </w:tabs>
+        <w:ind w:left="5760" w:hanging="360"/>
+      </w:pPr>
+      <w:rPr>
+        <w:rFonts w:ascii="Wingdings" w:hAnsi="Wingdings" w:hint="default"/>
+        <w:sz w:val="20"/>
+      </w:rPr>
+    </w:lvl>
+    <w:lvl w:ilvl="8" w:tentative="1">
+      <w:start w:val="1"/>
+      <w:numFmt w:val="bullet"/>
+      <w:lvlText w:val=""/>
+      <w:lvlJc w:val="left"/>
+      <w:pPr>
+        <w:tabs>
+          <w:tab w:val="num" w:pos="6480"/>
+        </w:tabs>
+        <w:ind w:left="6480" w:hanging="360"/>
+      </w:pPr>
+      <w:rPr>
+        <w:rFonts w:ascii="Wingdings" w:hAnsi="Wingdings" w:hint="default"/>
+        <w:sz w:val="20"/>
+      </w:rPr>
+    </w:lvl>
+  </w:abstractNum>
+  <w:abstractNum w:abstractNumId="9" w15:restartNumberingAfterBreak="0">
+    <w:nsid w:val="6B363CB9"/>
+    <w:multiLevelType w:val="multilevel"/>
+    <w:tmpl w:val="A920C3DE"/>
+    <w:lvl w:ilvl="0">
+      <w:start w:val="1"/>
+      <w:numFmt w:val="decimal"/>
+      <w:lvlText w:val="%1."/>
+      <w:lvlJc w:val="left"/>
+      <w:pPr>
+        <w:tabs>
+          <w:tab w:val="num" w:pos="720"/>
+        </w:tabs>
+        <w:ind w:left="720" w:hanging="360"/>
+      </w:pPr>
+    </w:lvl>
+    <w:lvl w:ilvl="1" w:tentative="1">
+      <w:start w:val="1"/>
+      <w:numFmt w:val="decimal"/>
+      <w:lvlText w:val="%2."/>
+      <w:lvlJc w:val="left"/>
+      <w:pPr>
+        <w:tabs>
+          <w:tab w:val="num" w:pos="1440"/>
+        </w:tabs>
+        <w:ind w:left="1440" w:hanging="360"/>
+      </w:pPr>
+    </w:lvl>
+    <w:lvl w:ilvl="2" w:tentative="1">
+      <w:start w:val="1"/>
+      <w:numFmt w:val="decimal"/>
+      <w:lvlText w:val="%3."/>
+      <w:lvlJc w:val="left"/>
+      <w:pPr>
+        <w:tabs>
+          <w:tab w:val="num" w:pos="2160"/>
+        </w:tabs>
+        <w:ind w:left="2160" w:hanging="360"/>
+      </w:pPr>
+    </w:lvl>
+    <w:lvl w:ilvl="3" w:tentative="1">
+      <w:start w:val="1"/>
+      <w:numFmt w:val="decimal"/>
+      <w:lvlText w:val="%4."/>
+      <w:lvlJc w:val="left"/>
+      <w:pPr>
+        <w:tabs>
+          <w:tab w:val="num" w:pos="2880"/>
+        </w:tabs>
+        <w:ind w:left="2880" w:hanging="360"/>
+      </w:pPr>
+    </w:lvl>
+    <w:lvl w:ilvl="4" w:tentative="1">
+      <w:start w:val="1"/>
+      <w:numFmt w:val="decimal"/>
+      <w:lvlText w:val="%5."/>
+      <w:lvlJc w:val="left"/>
+      <w:pPr>
+        <w:tabs>
+          <w:tab w:val="num" w:pos="3600"/>
+        </w:tabs>
+        <w:ind w:left="3600" w:hanging="360"/>
+      </w:pPr>
+    </w:lvl>
+    <w:lvl w:ilvl="5" w:tentative="1">
+      <w:start w:val="1"/>
+      <w:numFmt w:val="decimal"/>
+      <w:lvlText w:val="%6."/>
+      <w:lvlJc w:val="left"/>
+      <w:pPr>
+        <w:tabs>
+          <w:tab w:val="num" w:pos="4320"/>
+        </w:tabs>
+        <w:ind w:left="4320" w:hanging="360"/>
+      </w:pPr>
+    </w:lvl>
+    <w:lvl w:ilvl="6" w:tentative="1">
+      <w:start w:val="1"/>
+      <w:numFmt w:val="decimal"/>
+      <w:lvlText w:val="%7."/>
+      <w:lvlJc w:val="left"/>
+      <w:pPr>
+        <w:tabs>
+          <w:tab w:val="num" w:pos="5040"/>
+        </w:tabs>
+        <w:ind w:left="5040" w:hanging="360"/>
+      </w:pPr>
+    </w:lvl>
+    <w:lvl w:ilvl="7" w:tentative="1">
+      <w:start w:val="1"/>
+      <w:numFmt w:val="decimal"/>
+      <w:lvlText w:val="%8."/>
+      <w:lvlJc w:val="left"/>
+      <w:pPr>
+        <w:tabs>
+          <w:tab w:val="num" w:pos="5760"/>
+        </w:tabs>
+        <w:ind w:left="5760" w:hanging="360"/>
+      </w:pPr>
+    </w:lvl>
+    <w:lvl w:ilvl="8" w:tentative="1">
+      <w:start w:val="1"/>
+      <w:numFmt w:val="decimal"/>
+      <w:lvlText w:val="%9."/>
+      <w:lvlJc w:val="left"/>
+      <w:pPr>
+        <w:tabs>
+          <w:tab w:val="num" w:pos="6480"/>
+        </w:tabs>
+        <w:ind w:left="6480" w:hanging="360"/>
+      </w:pPr>
+    </w:lvl>
+  </w:abstractNum>
+  <w:abstractNum w:abstractNumId="10" w15:restartNumberingAfterBreak="0">
+    <w:nsid w:val="7D8121DD"/>
+    <w:multiLevelType w:val="multilevel"/>
+    <w:tmpl w:val="8A8A3492"/>
+    <w:lvl w:ilvl="0">
+      <w:start w:val="1"/>
+      <w:numFmt w:val="bullet"/>
+      <w:lvlText w:val=""/>
+      <w:lvlJc w:val="left"/>
+      <w:pPr>
+        <w:tabs>
+          <w:tab w:val="num" w:pos="720"/>
+        </w:tabs>
+        <w:ind w:left="720" w:hanging="360"/>
+      </w:pPr>
+      <w:rPr>
+        <w:rFonts w:ascii="Symbol" w:hAnsi="Symbol" w:hint="default"/>
+        <w:sz w:val="20"/>
+      </w:rPr>
+    </w:lvl>
+    <w:lvl w:ilvl="1" w:tentative="1">
+      <w:start w:val="1"/>
+      <w:numFmt w:val="bullet"/>
+      <w:lvlText w:val="o"/>
+      <w:lvlJc w:val="left"/>
+      <w:pPr>
+        <w:tabs>
+          <w:tab w:val="num" w:pos="1440"/>
+        </w:tabs>
+        <w:ind w:left="1440" w:hanging="360"/>
+      </w:pPr>
+      <w:rPr>
+        <w:rFonts w:ascii="Courier New" w:hAnsi="Courier New" w:hint="default"/>
+        <w:sz w:val="20"/>
+      </w:rPr>
+    </w:lvl>
+    <w:lvl w:ilvl="2" w:tentative="1">
+      <w:start w:val="1"/>
+      <w:numFmt w:val="bullet"/>
+      <w:lvlText w:val=""/>
+      <w:lvlJc w:val="left"/>
+      <w:pPr>
+        <w:tabs>
+          <w:tab w:val="num" w:pos="2160"/>
+        </w:tabs>
+        <w:ind w:left="2160" w:hanging="360"/>
+      </w:pPr>
+      <w:rPr>
+        <w:rFonts w:ascii="Wingdings" w:hAnsi="Wingdings" w:hint="default"/>
+        <w:sz w:val="20"/>
+      </w:rPr>
+    </w:lvl>
+    <w:lvl w:ilvl="3" w:tentative="1">
+      <w:start w:val="1"/>
+      <w:numFmt w:val="bullet"/>
+      <w:lvlText w:val=""/>
+      <w:lvlJc w:val="left"/>
+      <w:pPr>
+        <w:tabs>
+          <w:tab w:val="num" w:pos="2880"/>
+        </w:tabs>
+        <w:ind w:left="2880" w:hanging="360"/>
+      </w:pPr>
+      <w:rPr>
+        <w:rFonts w:ascii="Wingdings" w:hAnsi="Wingdings" w:hint="default"/>
+        <w:sz w:val="20"/>
+      </w:rPr>
+    </w:lvl>
+    <w:lvl w:ilvl="4" w:tentative="1">
+      <w:start w:val="1"/>
+      <w:numFmt w:val="bullet"/>
+      <w:lvlText w:val=""/>
+      <w:lvlJc w:val="left"/>
+      <w:pPr>
+        <w:tabs>
+          <w:tab w:val="num" w:pos="3600"/>
+        </w:tabs>
+        <w:ind w:left="3600" w:hanging="360"/>
+      </w:pPr>
+      <w:rPr>
+        <w:rFonts w:ascii="Wingdings" w:hAnsi="Wingdings" w:hint="default"/>
+        <w:sz w:val="20"/>
+      </w:rPr>
+    </w:lvl>
+    <w:lvl w:ilvl="5" w:tentative="1">
+      <w:start w:val="1"/>
+      <w:numFmt w:val="bullet"/>
+      <w:lvlText w:val=""/>
+      <w:lvlJc w:val="left"/>
+      <w:pPr>
+        <w:tabs>
+          <w:tab w:val="num" w:pos="4320"/>
+        </w:tabs>
+        <w:ind w:left="4320" w:hanging="360"/>
+      </w:pPr>
+      <w:rPr>
+        <w:rFonts w:ascii="Wingdings" w:hAnsi="Wingdings" w:hint="default"/>
+        <w:sz w:val="20"/>
+      </w:rPr>
+    </w:lvl>
+    <w:lvl w:ilvl="6" w:tentative="1">
+      <w:start w:val="1"/>
+      <w:numFmt w:val="bullet"/>
+      <w:lvlText w:val=""/>
+      <w:lvlJc w:val="left"/>
+      <w:pPr>
+        <w:tabs>
+          <w:tab w:val="num" w:pos="5040"/>
+        </w:tabs>
+        <w:ind w:left="5040" w:hanging="360"/>
+      </w:pPr>
+      <w:rPr>
+        <w:rFonts w:ascii="Wingdings" w:hAnsi="Wingdings" w:hint="default"/>
+        <w:sz w:val="20"/>
+      </w:rPr>
+    </w:lvl>
+    <w:lvl w:ilvl="7" w:tentative="1">
+      <w:start w:val="1"/>
+      <w:numFmt w:val="bullet"/>
+      <w:lvlText w:val=""/>
+      <w:lvlJc w:val="left"/>
+      <w:pPr>
+        <w:tabs>
+          <w:tab w:val="num" w:pos="5760"/>
+        </w:tabs>
+        <w:ind w:left="5760" w:hanging="360"/>
+      </w:pPr>
+      <w:rPr>
+        <w:rFonts w:ascii="Wingdings" w:hAnsi="Wingdings" w:hint="default"/>
+        <w:sz w:val="20"/>
+      </w:rPr>
+    </w:lvl>
+    <w:lvl w:ilvl="8" w:tentative="1">
+      <w:start w:val="1"/>
+      <w:numFmt w:val="bullet"/>
+      <w:lvlText w:val=""/>
+      <w:lvlJc w:val="left"/>
+      <w:pPr>
+        <w:tabs>
+          <w:tab w:val="num" w:pos="6480"/>
+        </w:tabs>
+        <w:ind w:left="6480" w:hanging="360"/>
+      </w:pPr>
+      <w:rPr>
+        <w:rFonts w:ascii="Wingdings" w:hAnsi="Wingdings" w:hint="default"/>
+        <w:sz w:val="20"/>
+      </w:rPr>
+    </w:lvl>
+  </w:abstractNum>
+  <w:num w:numId="1" w16cid:durableId="1612591370">
+    <w:abstractNumId w:val="9"/>
+  </w:num>
+  <w:num w:numId="2" w16cid:durableId="1462069858">
+    <w:abstractNumId w:val="0"/>
+  </w:num>
+  <w:num w:numId="3" w16cid:durableId="1564025152">
+    <w:abstractNumId w:val="1"/>
+  </w:num>
+  <w:num w:numId="4" w16cid:durableId="898174553">
+    <w:abstractNumId w:val="6"/>
+  </w:num>
+  <w:num w:numId="5" w16cid:durableId="2142573322">
+    <w:abstractNumId w:val="7"/>
+  </w:num>
+  <w:num w:numId="6" w16cid:durableId="2095857540">
+    <w:abstractNumId w:val="2"/>
+  </w:num>
+  <w:num w:numId="7" w16cid:durableId="339164488">
+    <w:abstractNumId w:val="10"/>
+  </w:num>
+  <w:num w:numId="8" w16cid:durableId="257058000">
+    <w:abstractNumId w:val="4"/>
+  </w:num>
+  <w:num w:numId="9" w16cid:durableId="23217183">
+    <w:abstractNumId w:val="5"/>
+  </w:num>
+  <w:num w:numId="10" w16cid:durableId="960300577">
+    <w:abstractNumId w:val="3"/>
+  </w:num>
+  <w:num w:numId="11" w16cid:durableId="756827603">
+    <w:abstractNumId w:val="8"/>
+  </w:num>
+</w:numbering>
 </file>
 
 <file path=word/styles.xml><?xml version="1.0" encoding="utf-8"?>
@@ -935,7 +7564,6 @@
   <w:style w:type="character" w:default="1" w:styleId="DefaultParagraphFont">
     <w:name w:val="Default Paragraph Font"/>
     <w:uiPriority w:val="1"/>
-    <w:semiHidden/>
     <w:unhideWhenUsed/>
   </w:style>
   <w:style w:type="table" w:default="1" w:styleId="TableNormal">
@@ -1251,7 +7879,132 @@
       <w:spacing w:val="5"/>
     </w:rPr>
   </w:style>
+  <w:style w:type="character" w:styleId="Hyperlink">
+    <w:name w:val="Hyperlink"/>
+    <w:basedOn w:val="DefaultParagraphFont"/>
+    <w:uiPriority w:val="99"/>
+    <w:unhideWhenUsed/>
+    <w:rsid w:val="009B6260"/>
+    <w:rPr>
+      <w:color w:val="467886" w:themeColor="hyperlink"/>
+      <w:u w:val="single"/>
+    </w:rPr>
+  </w:style>
+  <w:style w:type="character" w:styleId="UnresolvedMention">
+    <w:name w:val="Unresolved Mention"/>
+    <w:basedOn w:val="DefaultParagraphFont"/>
+    <w:uiPriority w:val="99"/>
+    <w:semiHidden/>
+    <w:unhideWhenUsed/>
+    <w:rsid w:val="009B6260"/>
+    <w:rPr>
+      <w:color w:val="605E5C"/>
+      <w:shd w:val="clear" w:color="auto" w:fill="E1DFDD"/>
+    </w:rPr>
+  </w:style>
+  <w:style w:type="character" w:styleId="FollowedHyperlink">
+    <w:name w:val="FollowedHyperlink"/>
+    <w:basedOn w:val="DefaultParagraphFont"/>
+    <w:uiPriority w:val="99"/>
+    <w:semiHidden/>
+    <w:unhideWhenUsed/>
+    <w:rsid w:val="00332372"/>
+    <w:rPr>
+      <w:color w:val="96607D" w:themeColor="followedHyperlink"/>
+      <w:u w:val="single"/>
+    </w:rPr>
+  </w:style>
+  <w:style w:type="table" w:styleId="TableGrid">
+    <w:name w:val="Table Grid"/>
+    <w:basedOn w:val="TableNormal"/>
+    <w:uiPriority w:val="39"/>
+    <w:rsid w:val="00332372"/>
+    <w:pPr>
+      <w:pBdr>
+        <w:top w:val="nil"/>
+        <w:left w:val="nil"/>
+        <w:bottom w:val="nil"/>
+        <w:right w:val="nil"/>
+        <w:between w:val="nil"/>
+        <w:bar w:val="nil"/>
+      </w:pBdr>
+      <w:spacing w:after="0" w:line="240" w:lineRule="auto"/>
+    </w:pPr>
+    <w:rPr>
+      <w:rFonts w:ascii="Times New Roman" w:eastAsia="Arial Unicode MS" w:hAnsi="Times New Roman" w:cs="Times New Roman"/>
+      <w:kern w:val="0"/>
+      <w:sz w:val="20"/>
+      <w:szCs w:val="20"/>
+      <w:bdr w:val="nil"/>
+      <w14:ligatures w14:val="none"/>
+    </w:rPr>
+    <w:tblPr>
+      <w:tblBorders>
+        <w:top w:val="single" w:sz="4" w:space="0" w:color="auto"/>
+        <w:left w:val="single" w:sz="4" w:space="0" w:color="auto"/>
+        <w:bottom w:val="single" w:sz="4" w:space="0" w:color="auto"/>
+        <w:right w:val="single" w:sz="4" w:space="0" w:color="auto"/>
+        <w:insideH w:val="single" w:sz="4" w:space="0" w:color="auto"/>
+        <w:insideV w:val="single" w:sz="4" w:space="0" w:color="auto"/>
+      </w:tblBorders>
+    </w:tblPr>
+  </w:style>
 </w:styles>
+</file>
+
+<file path=word/ink/ink1.xml><?xml version="1.0" encoding="utf-8"?>
+<inkml:ink xmlns:inkml="http://www.w3.org/2003/InkML">
+  <inkml:definitions>
+    <inkml:context xml:id="ctx0">
+      <inkml:inkSource xml:id="inkSrc0">
+        <inkml:traceFormat>
+          <inkml:channel name="X" type="integer" min="-2.14748E9" max="2.14748E9" units="cm"/>
+          <inkml:channel name="Y" type="integer" min="-2.14748E9" max="2.14748E9" units="cm"/>
+          <inkml:channel name="F" type="integer" max="32767" units="dev"/>
+        </inkml:traceFormat>
+        <inkml:channelProperties>
+          <inkml:channelProperty channel="X" name="resolution" value="1000" units="1/cm"/>
+          <inkml:channelProperty channel="Y" name="resolution" value="1000" units="1/cm"/>
+          <inkml:channelProperty channel="F" name="resolution" value="0" units="1/dev"/>
+        </inkml:channelProperties>
+      </inkml:inkSource>
+      <inkml:timestamp xml:id="ts0" timeString="2025-10-22T17:34:32.101"/>
+    </inkml:context>
+    <inkml:brush xml:id="br0">
+      <inkml:brushProperty name="width" value="0.035" units="cm"/>
+      <inkml:brushProperty name="height" value="0.035" units="cm"/>
+    </inkml:brush>
+  </inkml:definitions>
+  <inkml:trace contextRef="#ctx0" brushRef="#br0">1 479 24575,'12'13'0,"-2"-3"0,0 1 0,0-1 0,1-1 0,1 0 0,-1 0 0,16 7 0,-24-15 0,0-1 0,0 1 0,0-1 0,0 0 0,0 0 0,0 0 0,0-1 0,0 1 0,0-1 0,0 0 0,0 1 0,0-1 0,0 0 0,0-1 0,-1 1 0,1-1 0,0 1 0,-1-1 0,1 0 0,3-3 0,49-48 0,-44 41 0,16-13 0,1 1 0,43-28 0,-38 28 0,46-41 0,0-16 0,-66 66 0,-1-1 0,0 0 0,-1-1 0,0 0 0,-2-1 0,0 0 0,10-32 0,-7 23 0,-2 11 120,-10 16-147,0 0 0,0 0 0,1 0 0,-1 0 0,0-1 0,0 1 0,1 0 0,-1 0 0,0 0 0,0 0 0,1 0 0,-1 0 0,0 0 0,1 0 0,-1 0 0,0 0 0,1 0 0,-1 0 0,0 0 0,0 0 0,1 0 0,-1 0 0,0 0 0,1 0 0,-1 0 0,0 0 0,0 0 0,1 1 0,-1-1 0,0 0 0,0 0 0,1 0 0,-1 0 0,0 1 0,0-1 0,0 0 0,1 0 0,-1 1 0,0-1 0,0 0 0,0 0 0,0 1 0,0-1 0,1 0 0,-1 0 0,0 1 0,0-1 0,0 0 0,0 1 0,0-1 0,0 0 0,0 0 0,0 1 0,0-1 0,3 10-6799</inkml:trace>
+</inkml:ink>
+</file>
+
+<file path=word/ink/ink2.xml><?xml version="1.0" encoding="utf-8"?>
+<inkml:ink xmlns:inkml="http://www.w3.org/2003/InkML">
+  <inkml:definitions>
+    <inkml:context xml:id="ctx0">
+      <inkml:inkSource xml:id="inkSrc0">
+        <inkml:traceFormat>
+          <inkml:channel name="X" type="integer" min="-2.14748E9" max="2.14748E9" units="cm"/>
+          <inkml:channel name="Y" type="integer" min="-2.14748E9" max="2.14748E9" units="cm"/>
+          <inkml:channel name="F" type="integer" max="32767" units="dev"/>
+        </inkml:traceFormat>
+        <inkml:channelProperties>
+          <inkml:channelProperty channel="X" name="resolution" value="1000" units="1/cm"/>
+          <inkml:channelProperty channel="Y" name="resolution" value="1000" units="1/cm"/>
+          <inkml:channelProperty channel="F" name="resolution" value="0" units="1/dev"/>
+        </inkml:channelProperties>
+      </inkml:inkSource>
+      <inkml:timestamp xml:id="ts0" timeString="2026-01-06T13:06:29.846"/>
+    </inkml:context>
+    <inkml:brush xml:id="br0">
+      <inkml:brushProperty name="width" value="0.035" units="cm"/>
+      <inkml:brushProperty name="height" value="0.035" units="cm"/>
+    </inkml:brush>
+  </inkml:definitions>
+  <inkml:trace contextRef="#ctx0" brushRef="#br0">1 592 24575,'1'2'0,"0"-1"0,1 1 0,-1-1 0,0 0 0,1 0 0,-1 1 0,1-1 0,0 0 0,-1 0 0,3 0 0,9 8 0,-3 0 0,0-1 0,1 0 0,-1 0 0,2-1 0,-1-1 0,1 1 0,0-2 0,0 0 0,16 5 0,-24-9 0,0 0 0,0 0 0,0-1 0,0 1 0,0-1 0,0 0 0,0 0 0,0 0 0,-1 0 0,1-1 0,0 1 0,0-1 0,0 0 0,0 0 0,-1-1 0,1 1 0,0-1 0,-1 0 0,1 0 0,-1 0 0,0 0 0,0 0 0,4-4 0,4-5 0,-1-1 0,-1 0 0,0-1 0,13-22 0,3-5 0,-14 22 0,0 0 0,8-23 0,9-15 0,-5 4 0,-19 40 0,0 1 0,2-1 0,10-16 0,-11 20 0,-1-1 0,0 1 0,6-15 0,-7 14 0,0 0 0,2 0 0,6-12 0,18-25 0,-16 24 0,27-34 0,-22 31 0,-14 20 0,0-1 0,0 0 0,0 1 0,11-10 0,-14 14-45,0 0-1,0 0 1,0 0-1,0 0 1,0 0-1,0 0 1,0 0-1,0 0 1,1 1-1,-1-1 1,0 0-1,1 1 1,-1-1-1,1 1 1,-1-1-1,0 1 1,1 0-1,-1 0 1,1 0-1,-1-1 1,1 1-1,-1 1 1,1-1-1,-1 0 1,1 0-1,-1 0 0,1 1 1,-1-1-1,3 2 1,3 2-6781</inkml:trace>
+  <inkml:trace contextRef="#ctx0" brushRef="#br0" timeOffset="1236.35">101 1254 24575,'9'1'0,"-1"-1"0,0 2 0,0-1 0,16 6 0,20 3 0,-43-10 0,1 0 0,-1 0 0,0 0 0,0 0 0,1-1 0,-1 1 0,0 0 0,0-1 0,0 1 0,1-1 0,-1 1 0,0-1 0,0 0 0,0 1 0,1-2 0,194-136-4970,-92 61 3156,28-21 136,-103 79 9062,1 1-5478,-8 6-2320,32-25 0,-51 35 416,0 0 0,0 0 1,0 1-1,0-1 0,1 1 0,-1 0 0,1 0 0,3-1 0,7-2-1386,-7 2-5442</inkml:trace>
+</inkml:ink>
 </file>
 
 <file path=word/theme/theme1.xml><?xml version="1.0" encoding="utf-8"?>
